--- a/worksheets/W8.docx
+++ b/worksheets/W8.docx
@@ -6,6 +6,7 @@
       <w:pPr>
         <w:keepNext/>
         <w:keepLines w:val="0"/>
+        <w:pageBreakBefore w:val="0"/>
         <w:spacing w:before="0" w:after="60" w:line="293" w:lineRule="auto"/>
       </w:pPr>
       <w:r>
@@ -734,16 +735,9 @@
     </w:tbl>
     <w:p>
       <w:pPr>
-        <w:spacing w:after="0"/>
-      </w:pPr>
-      <w:r>
-        <w:br w:type="page"/>
-      </w:r>
-    </w:p>
-    <w:p>
-      <w:pPr>
         <w:keepNext/>
         <w:keepLines w:val="0"/>
+        <w:pageBreakBefore/>
         <w:spacing w:before="0" w:after="60" w:line="293" w:lineRule="auto"/>
       </w:pPr>
       <w:r>
@@ -1561,16 +1555,9 @@
     </w:tbl>
     <w:p>
       <w:pPr>
-        <w:spacing w:after="0"/>
-      </w:pPr>
-      <w:r>
-        <w:br w:type="page"/>
-      </w:r>
-    </w:p>
-    <w:p>
-      <w:pPr>
         <w:keepNext/>
         <w:keepLines w:val="0"/>
+        <w:pageBreakBefore/>
         <w:spacing w:before="0" w:after="60" w:line="293" w:lineRule="auto"/>
       </w:pPr>
       <w:r>
@@ -1703,36 +1690,6 @@
       <w:tblGrid>
         <w:gridCol w:w="9865"/>
       </w:tblGrid>
-      <w:tr>
-        <w:trPr>
-          <w:trHeight w:val="437" w:hRule="atLeast"/>
-        </w:trPr>
-        <w:tc>
-          <w:tcPr>
-            <w:tcW w:type="dxa" w:w="9865"/>
-            <w:tcMar>
-              <w:top w:w="0" w:type="dxa"/>
-              <w:start w:w="0" w:type="dxa"/>
-              <w:bottom w:w="0" w:type="dxa"/>
-              <w:end w:w="0" w:type="dxa"/>
-            </w:tcMar>
-            <w:tcBorders>
-              <w:top w:val="nil"/>
-              <w:bottom w:val="single" w:sz="5" w:space="0" w:color="CBD5E1"/>
-              <w:start w:val="nil"/>
-              <w:end w:val="nil"/>
-            </w:tcBorders>
-          </w:tcPr>
-          <w:p>
-            <w:pPr>
-              <w:spacing w:before="0" w:after="0" w:line="240" w:lineRule="auto"/>
-            </w:pPr>
-            <w:r>
-              <w:t xml:space="preserve"> </w:t>
-            </w:r>
-          </w:p>
-        </w:tc>
-      </w:tr>
       <w:tr>
         <w:trPr>
           <w:trHeight w:val="437" w:hRule="atLeast"/>
@@ -1999,36 +1956,6 @@
           </w:p>
         </w:tc>
       </w:tr>
-      <w:tr>
-        <w:trPr>
-          <w:trHeight w:val="437" w:hRule="atLeast"/>
-        </w:trPr>
-        <w:tc>
-          <w:tcPr>
-            <w:tcW w:type="dxa" w:w="9865"/>
-            <w:tcMar>
-              <w:top w:w="0" w:type="dxa"/>
-              <w:start w:w="0" w:type="dxa"/>
-              <w:bottom w:w="0" w:type="dxa"/>
-              <w:end w:w="0" w:type="dxa"/>
-            </w:tcMar>
-            <w:tcBorders>
-              <w:top w:val="nil"/>
-              <w:bottom w:val="single" w:sz="5" w:space="0" w:color="CBD5E1"/>
-              <w:start w:val="nil"/>
-              <w:end w:val="nil"/>
-            </w:tcBorders>
-          </w:tcPr>
-          <w:p>
-            <w:pPr>
-              <w:spacing w:before="0" w:after="0" w:line="240" w:lineRule="auto"/>
-            </w:pPr>
-            <w:r>
-              <w:t xml:space="preserve"> </w:t>
-            </w:r>
-          </w:p>
-        </w:tc>
-      </w:tr>
     </w:tbl>
     <w:p>
       <w:pPr>
@@ -2115,36 +2042,6 @@
       <w:tblGrid>
         <w:gridCol w:w="9865"/>
       </w:tblGrid>
-      <w:tr>
-        <w:trPr>
-          <w:trHeight w:val="437" w:hRule="atLeast"/>
-        </w:trPr>
-        <w:tc>
-          <w:tcPr>
-            <w:tcW w:type="dxa" w:w="9865"/>
-            <w:tcMar>
-              <w:top w:w="0" w:type="dxa"/>
-              <w:start w:w="0" w:type="dxa"/>
-              <w:bottom w:w="0" w:type="dxa"/>
-              <w:end w:w="0" w:type="dxa"/>
-            </w:tcMar>
-            <w:tcBorders>
-              <w:top w:val="nil"/>
-              <w:bottom w:val="single" w:sz="5" w:space="0" w:color="CBD5E1"/>
-              <w:start w:val="nil"/>
-              <w:end w:val="nil"/>
-            </w:tcBorders>
-          </w:tcPr>
-          <w:p>
-            <w:pPr>
-              <w:spacing w:before="0" w:after="0" w:line="240" w:lineRule="auto"/>
-            </w:pPr>
-            <w:r>
-              <w:t xml:space="preserve"> </w:t>
-            </w:r>
-          </w:p>
-        </w:tc>
-      </w:tr>
       <w:tr>
         <w:trPr>
           <w:trHeight w:val="437" w:hRule="atLeast"/>
@@ -2425,49 +2322,12 @@
           </w:p>
         </w:tc>
       </w:tr>
-      <w:tr>
-        <w:trPr>
-          <w:trHeight w:val="437" w:hRule="atLeast"/>
-        </w:trPr>
-        <w:tc>
-          <w:tcPr>
-            <w:tcW w:type="dxa" w:w="9865"/>
-            <w:tcMar>
-              <w:top w:w="0" w:type="dxa"/>
-              <w:start w:w="0" w:type="dxa"/>
-              <w:bottom w:w="0" w:type="dxa"/>
-              <w:end w:w="0" w:type="dxa"/>
-            </w:tcMar>
-            <w:tcBorders>
-              <w:top w:val="nil"/>
-              <w:bottom w:val="single" w:sz="5" w:space="0" w:color="CBD5E1"/>
-              <w:start w:val="nil"/>
-              <w:end w:val="nil"/>
-            </w:tcBorders>
-          </w:tcPr>
-          <w:p>
-            <w:pPr>
-              <w:spacing w:before="0" w:after="0" w:line="240" w:lineRule="auto"/>
-            </w:pPr>
-            <w:r>
-              <w:t xml:space="preserve"> </w:t>
-            </w:r>
-          </w:p>
-        </w:tc>
-      </w:tr>
     </w:tbl>
-    <w:p>
-      <w:pPr>
-        <w:spacing w:after="0"/>
-      </w:pPr>
-      <w:r>
-        <w:br w:type="page"/>
-      </w:r>
-    </w:p>
     <w:p>
       <w:pPr>
         <w:keepNext/>
         <w:keepLines w:val="0"/>
+        <w:pageBreakBefore/>
         <w:spacing w:before="0" w:after="60" w:line="293" w:lineRule="auto"/>
       </w:pPr>
       <w:r>
@@ -2512,7 +2372,7 @@
           <w:color w:val="5B6573"/>
           <w:sz w:val="22"/>
         </w:rPr>
-        <w:t>老師不讀、不計分；可不寫、遮住，或在 W12 收件前撕下。私人小卡也不交。</w:t>
+        <w:t>老師不讀、不計分；可不寫、遮住或撕下。私人小卡不交；其餘核心頁保留到 W9 關閉 Gate 2。</w:t>
       </w:r>
     </w:p>
     <w:p>

--- a/worksheets/W8.docx
+++ b/worksheets/W8.docx
@@ -2137,44 +2137,7 @@
       <w:pPr>
         <w:keepNext/>
         <w:keepLines w:val="0"/>
-        <w:spacing w:before="100" w:after="40" w:line="293" w:lineRule="auto"/>
-      </w:pPr>
-      <w:r>
-        <w:rPr>
-          <w:rFonts w:ascii="JetBrains Mono" w:hAnsi="JetBrains Mono" w:eastAsia="Arial Unicode MS"/>
-          <w:b/>
-          <w:i w:val="0"/>
-          <w:color w:val="1D4ED8"/>
-          <w:sz w:val="30"/>
-        </w:rPr>
-        <w:t>04</w:t>
-      </w:r>
-      <w:r>
-        <w:rPr>
-          <w:rFonts w:ascii="Arial Unicode MS" w:hAnsi="Arial Unicode MS" w:eastAsia="Arial Unicode MS"/>
-          <w:b w:val="0"/>
-          <w:i w:val="0"/>
-          <w:color w:val="1D4ED8"/>
-          <w:sz w:val="30"/>
-        </w:rPr>
-        <w:t xml:space="preserve">  </w:t>
-      </w:r>
-      <w:r>
-        <w:rPr>
-          <w:rFonts w:ascii="Arial Unicode MS" w:hAnsi="Arial Unicode MS" w:eastAsia="Arial Unicode MS"/>
-          <w:b/>
-          <w:i w:val="0"/>
-          <w:color w:val="1A2340"/>
-          <w:sz w:val="30"/>
-        </w:rPr>
-        <w:t>完成確認</w:t>
-      </w:r>
-    </w:p>
-    <w:p>
-      <w:pPr>
-        <w:keepNext/>
-        <w:keepLines w:val="0"/>
-        <w:spacing w:before="0" w:after="20" w:line="293" w:lineRule="auto"/>
+        <w:spacing w:before="60" w:after="20" w:line="293" w:lineRule="auto"/>
       </w:pPr>
       <w:r>
         <w:rPr>
@@ -2204,7 +2167,7 @@
           <w:color w:val="1A2340"/>
           <w:sz w:val="22"/>
         </w:rPr>
-        <w:t>□ 四類標記　□ 甲乙比較　□ 兩項共享事實　□ 不確定＋改變條件　｜W9：整理成 150–200 字。</w:t>
+        <w:t>完成確認｜□ 四類標記　□ 甲乙比較　□ 兩項共享事實　□ 不確定＋改變條件　｜W9：整理成 150–200 字。</w:t>
       </w:r>
     </w:p>
     <w:p>

--- a/worksheets/W8.docx
+++ b/worksheets/W8.docx
@@ -2174,122 +2174,6 @@
       <w:pPr>
         <w:keepNext/>
         <w:keepLines w:val="0"/>
-        <w:spacing w:before="100" w:after="40" w:line="293" w:lineRule="auto"/>
-      </w:pPr>
-      <w:r>
-        <w:rPr>
-          <w:rFonts w:ascii="JetBrains Mono" w:hAnsi="JetBrains Mono" w:eastAsia="Arial Unicode MS"/>
-          <w:b/>
-          <w:i w:val="0"/>
-          <w:color w:val="1D4ED8"/>
-          <w:sz w:val="30"/>
-        </w:rPr>
-        <w:t>05</w:t>
-      </w:r>
-      <w:r>
-        <w:rPr>
-          <w:rFonts w:ascii="Arial Unicode MS" w:hAnsi="Arial Unicode MS" w:eastAsia="Arial Unicode MS"/>
-          <w:b w:val="0"/>
-          <w:i w:val="0"/>
-          <w:color w:val="1D4ED8"/>
-          <w:sz w:val="30"/>
-        </w:rPr>
-        <w:t xml:space="preserve">  </w:t>
-      </w:r>
-      <w:r>
-        <w:rPr>
-          <w:rFonts w:ascii="Arial Unicode MS" w:hAnsi="Arial Unicode MS" w:eastAsia="Arial Unicode MS"/>
-          <w:b/>
-          <w:i w:val="0"/>
-          <w:color w:val="1A2340"/>
-          <w:sz w:val="30"/>
-        </w:rPr>
-        <w:t>橋接欄｜收尾 30 秒，不評分</w:t>
-      </w:r>
-    </w:p>
-    <w:p>
-      <w:pPr>
-        <w:keepNext/>
-        <w:keepLines w:val="0"/>
-        <w:spacing w:before="0" w:after="20" w:line="293" w:lineRule="auto"/>
-      </w:pPr>
-      <w:r>
-        <w:rPr>
-          <w:rFonts w:ascii="Arial Unicode MS" w:hAnsi="Arial Unicode MS" w:eastAsia="Arial Unicode MS"/>
-          <w:b/>
-          <w:i w:val="0"/>
-          <w:color w:val="5B6573"/>
-          <w:sz w:val="22"/>
-        </w:rPr>
-        <w:t>不評分</w:t>
-      </w:r>
-      <w:r>
-        <w:rPr>
-          <w:rFonts w:ascii="Arial Unicode MS" w:hAnsi="Arial Unicode MS" w:eastAsia="Arial Unicode MS"/>
-          <w:b w:val="0"/>
-          <w:i w:val="0"/>
-          <w:color w:val="7B8491"/>
-          <w:sz w:val="22"/>
-        </w:rPr>
-        <w:t xml:space="preserve">  ｜  </w:t>
-      </w:r>
-      <w:r>
-        <w:rPr>
-          <w:rFonts w:ascii="Arial Unicode MS" w:hAnsi="Arial Unicode MS" w:eastAsia="Arial Unicode MS"/>
-          <w:b w:val="0"/>
-          <w:i w:val="0"/>
-          <w:color w:val="1A2340"/>
-          <w:sz w:val="22"/>
-        </w:rPr>
-        <w:t>這週的招，我在＿＿科的＿＿（單元／題型）用得上，因為＿＿。寫到具體單元／題型才算；想不到就寫「這週的招是＿＿」。</w:t>
-      </w:r>
-    </w:p>
-    <w:tbl>
-      <w:tblPr>
-        <w:tblW w:type="dxa" w:w="9865"/>
-        <w:jc w:val="left"/>
-        <w:tblLayout w:type="fixed"/>
-        <w:tblLook w:firstColumn="1" w:firstRow="1" w:lastColumn="0" w:lastRow="0" w:noHBand="0" w:noVBand="1" w:val="04A0"/>
-        <w:tblInd w:type="dxa" w:w="0"/>
-      </w:tblPr>
-      <w:tblGrid>
-        <w:gridCol w:w="9865"/>
-      </w:tblGrid>
-      <w:tr>
-        <w:trPr>
-          <w:trHeight w:val="437" w:hRule="atLeast"/>
-        </w:trPr>
-        <w:tc>
-          <w:tcPr>
-            <w:tcW w:type="dxa" w:w="9865"/>
-            <w:tcMar>
-              <w:top w:w="0" w:type="dxa"/>
-              <w:start w:w="0" w:type="dxa"/>
-              <w:bottom w:w="0" w:type="dxa"/>
-              <w:end w:w="0" w:type="dxa"/>
-            </w:tcMar>
-            <w:tcBorders>
-              <w:top w:val="nil"/>
-              <w:bottom w:val="single" w:sz="5" w:space="0" w:color="CBD5E1"/>
-              <w:start w:val="nil"/>
-              <w:end w:val="nil"/>
-            </w:tcBorders>
-          </w:tcPr>
-          <w:p>
-            <w:pPr>
-              <w:spacing w:before="0" w:after="0" w:line="240" w:lineRule="auto"/>
-            </w:pPr>
-            <w:r>
-              <w:t xml:space="preserve"> </w:t>
-            </w:r>
-          </w:p>
-        </w:tc>
-      </w:tr>
-    </w:tbl>
-    <w:p>
-      <w:pPr>
-        <w:keepNext/>
-        <w:keepLines w:val="0"/>
         <w:pageBreakBefore/>
         <w:spacing w:before="0" w:after="60" w:line="293" w:lineRule="auto"/>
       </w:pPr>
@@ -2318,7 +2202,7 @@
           <w:color w:val="1A2340"/>
           <w:sz w:val="44"/>
         </w:rPr>
-        <w:t>自留札記｜這一頁不交</w:t>
+        <w:t>個人反思｜可留白・不計分</w:t>
       </w:r>
     </w:p>
     <w:p>
@@ -2335,7 +2219,7 @@
           <w:color w:val="5B6573"/>
           <w:sz w:val="22"/>
         </w:rPr>
-        <w:t>老師不讀、不計分；可不寫、遮住或撕下。私人小卡不交；其餘核心頁保留到 W9 關閉 Gate 2。</w:t>
+        <w:t>歷程本本頁隨整本收回；真正私人站位只寫在另發、折起且不回收的小卡。反思可改寫、用代稱或留白。</w:t>
       </w:r>
     </w:p>
     <w:p>
@@ -2372,7 +2256,7 @@
           <w:color w:val="1A2340"/>
           <w:sz w:val="30"/>
         </w:rPr>
-        <w:t>只給自己</w:t>
+        <w:t>個人反思｜可留白</w:t>
       </w:r>
     </w:p>
     <w:p>
@@ -2389,7 +2273,7 @@
           <w:color w:val="5B6573"/>
           <w:sz w:val="22"/>
         </w:rPr>
-        <w:t>自留札記</w:t>
+        <w:t>不評分</w:t>
       </w:r>
       <w:r>
         <w:rPr>
@@ -2873,66 +2757,129 @@
           </w:p>
         </w:tc>
       </w:tr>
-      <w:tr>
-        <w:trPr>
-          <w:trHeight w:val="437" w:hRule="atLeast"/>
-        </w:trPr>
-        <w:tc>
-          <w:tcPr>
-            <w:tcW w:type="dxa" w:w="9865"/>
-            <w:tcMar>
-              <w:top w:w="0" w:type="dxa"/>
-              <w:start w:w="0" w:type="dxa"/>
-              <w:bottom w:w="0" w:type="dxa"/>
-              <w:end w:w="0" w:type="dxa"/>
-            </w:tcMar>
-            <w:tcBorders>
-              <w:top w:val="nil"/>
-              <w:bottom w:val="single" w:sz="5" w:space="0" w:color="CBD5E1"/>
-              <w:start w:val="nil"/>
-              <w:end w:val="nil"/>
-            </w:tcBorders>
-          </w:tcPr>
-          <w:p>
-            <w:pPr>
-              <w:spacing w:before="0" w:after="0" w:line="240" w:lineRule="auto"/>
-            </w:pPr>
-            <w:r>
-              <w:t xml:space="preserve"> </w:t>
-            </w:r>
-          </w:p>
-        </w:tc>
-      </w:tr>
-      <w:tr>
-        <w:trPr>
-          <w:trHeight w:val="437" w:hRule="atLeast"/>
-        </w:trPr>
-        <w:tc>
-          <w:tcPr>
-            <w:tcW w:type="dxa" w:w="9865"/>
-            <w:tcMar>
-              <w:top w:w="0" w:type="dxa"/>
-              <w:start w:w="0" w:type="dxa"/>
-              <w:bottom w:w="0" w:type="dxa"/>
-              <w:end w:w="0" w:type="dxa"/>
-            </w:tcMar>
-            <w:tcBorders>
-              <w:top w:val="nil"/>
-              <w:bottom w:val="single" w:sz="5" w:space="0" w:color="CBD5E1"/>
-              <w:start w:val="nil"/>
-              <w:end w:val="nil"/>
-            </w:tcBorders>
-          </w:tcPr>
-          <w:p>
-            <w:pPr>
-              <w:spacing w:before="0" w:after="0" w:line="240" w:lineRule="auto"/>
-            </w:pPr>
-            <w:r>
-              <w:t xml:space="preserve"> </w:t>
-            </w:r>
-          </w:p>
-        </w:tc>
-      </w:tr>
+    </w:tbl>
+    <w:p>
+      <w:pPr>
+        <w:keepNext/>
+        <w:keepLines w:val="0"/>
+        <w:spacing w:before="60" w:after="20" w:line="293" w:lineRule="auto"/>
+      </w:pPr>
+      <w:r>
+        <w:rPr>
+          <w:rFonts w:ascii="Arial Unicode MS" w:hAnsi="Arial Unicode MS" w:eastAsia="Arial Unicode MS"/>
+          <w:b/>
+          <w:i w:val="0"/>
+          <w:color w:val="1D4ED8"/>
+          <w:sz w:val="22"/>
+        </w:rPr>
+        <w:t>課堂必寫</w:t>
+      </w:r>
+      <w:r>
+        <w:rPr>
+          <w:rFonts w:ascii="Arial Unicode MS" w:hAnsi="Arial Unicode MS" w:eastAsia="Arial Unicode MS"/>
+          <w:b w:val="0"/>
+          <w:i w:val="0"/>
+          <w:color w:val="7B8491"/>
+          <w:sz w:val="22"/>
+        </w:rPr>
+        <w:t xml:space="preserve">  ｜  </w:t>
+      </w:r>
+      <w:r>
+        <w:rPr>
+          <w:rFonts w:ascii="Arial Unicode MS" w:hAnsi="Arial Unicode MS" w:eastAsia="Arial Unicode MS"/>
+          <w:b w:val="0"/>
+          <w:i w:val="0"/>
+          <w:color w:val="1A2340"/>
+          <w:sz w:val="22"/>
+        </w:rPr>
+        <w:t>完成確認｜下課前｜□ 私人小卡自己保管　□ 只拍自己的第 1–4 頁上傳 Classroom　□ 紙本全本交回</w:t>
+      </w:r>
+    </w:p>
+    <w:p>
+      <w:pPr>
+        <w:keepNext/>
+        <w:keepLines w:val="0"/>
+        <w:spacing w:before="100" w:after="40" w:line="293" w:lineRule="auto"/>
+      </w:pPr>
+      <w:r>
+        <w:rPr>
+          <w:rFonts w:ascii="JetBrains Mono" w:hAnsi="JetBrains Mono" w:eastAsia="Arial Unicode MS"/>
+          <w:b/>
+          <w:i w:val="0"/>
+          <w:color w:val="1D4ED8"/>
+          <w:sz w:val="30"/>
+        </w:rPr>
+        <w:t>03</w:t>
+      </w:r>
+      <w:r>
+        <w:rPr>
+          <w:rFonts w:ascii="Arial Unicode MS" w:hAnsi="Arial Unicode MS" w:eastAsia="Arial Unicode MS"/>
+          <w:b w:val="0"/>
+          <w:i w:val="0"/>
+          <w:color w:val="1D4ED8"/>
+          <w:sz w:val="30"/>
+        </w:rPr>
+        <w:t xml:space="preserve">  </w:t>
+      </w:r>
+      <w:r>
+        <w:rPr>
+          <w:rFonts w:ascii="Arial Unicode MS" w:hAnsi="Arial Unicode MS" w:eastAsia="Arial Unicode MS"/>
+          <w:b/>
+          <w:i w:val="0"/>
+          <w:color w:val="1A2340"/>
+          <w:sz w:val="30"/>
+        </w:rPr>
+        <w:t>交棒欄｜收尾 30 秒，不評分</w:t>
+      </w:r>
+    </w:p>
+    <w:p>
+      <w:pPr>
+        <w:keepNext/>
+        <w:keepLines w:val="0"/>
+        <w:spacing w:before="0" w:after="20" w:line="293" w:lineRule="auto"/>
+      </w:pPr>
+      <w:r>
+        <w:rPr>
+          <w:rFonts w:ascii="Arial Unicode MS" w:hAnsi="Arial Unicode MS" w:eastAsia="Arial Unicode MS"/>
+          <w:b/>
+          <w:i w:val="0"/>
+          <w:color w:val="5B6573"/>
+          <w:sz w:val="22"/>
+        </w:rPr>
+        <w:t>不評分</w:t>
+      </w:r>
+      <w:r>
+        <w:rPr>
+          <w:rFonts w:ascii="Arial Unicode MS" w:hAnsi="Arial Unicode MS" w:eastAsia="Arial Unicode MS"/>
+          <w:b w:val="0"/>
+          <w:i w:val="0"/>
+          <w:color w:val="7B8491"/>
+          <w:sz w:val="22"/>
+        </w:rPr>
+        <w:t xml:space="preserve">  ｜  </w:t>
+      </w:r>
+      <w:r>
+        <w:rPr>
+          <w:rFonts w:ascii="Arial Unicode MS" w:hAnsi="Arial Unicode MS" w:eastAsia="Arial Unicode MS"/>
+          <w:b w:val="0"/>
+          <w:i w:val="0"/>
+          <w:color w:val="1A2340"/>
+          <w:sz w:val="22"/>
+        </w:rPr>
+        <w:t>帶到 W9：我最依賴的共享事實是＿＿；我仍不確定＿＿，所以最需要一個追問碰這裡。</w:t>
+      </w:r>
+    </w:p>
+    <w:tbl>
+      <w:tblPr>
+        <w:tblW w:type="dxa" w:w="9865"/>
+        <w:jc w:val="left"/>
+        <w:tblLayout w:type="fixed"/>
+        <w:tblLook w:firstColumn="1" w:firstRow="1" w:lastColumn="0" w:lastRow="0" w:noHBand="0" w:noVBand="1" w:val="04A0"/>
+        <w:tblInd w:type="dxa" w:w="0"/>
+      </w:tblPr>
+      <w:tblGrid>
+        <w:gridCol w:w="9865"/>
+      </w:tblGrid>
       <w:tr>
         <w:trPr>
           <w:trHeight w:val="437" w:hRule="atLeast"/>

--- a/worksheets/W8.docx
+++ b/worksheets/W8.docx
@@ -212,7 +212,7 @@
           <w:color w:val="1A2340"/>
           <w:sz w:val="22"/>
         </w:rPr>
-        <w:t>至少寫 3 項兩篇都承認的事實或數字；注意分母：</w:t>
+        <w:t>至少寫 2 項兩篇都承認的事實或數字；注意分母：</w:t>
       </w:r>
     </w:p>
     <w:tbl>
@@ -2202,7 +2202,7 @@
           <w:color w:val="1A2340"/>
           <w:sz w:val="44"/>
         </w:rPr>
-        <w:t>個人反思｜可留白・不計分</w:t>
+        <w:t>換個情境，再試一次</w:t>
       </w:r>
     </w:p>
     <w:p>
@@ -2219,9 +2219,409 @@
           <w:color w:val="5B6573"/>
           <w:sz w:val="22"/>
         </w:rPr>
-        <w:t>歷程本本頁隨整本收回；真正私人站位只寫在另發、折起且不回收的小卡。反思可改寫、用代稱或留白。</w:t>
+        <w:t>生活練習不計分、不列學習關卡；紙本照常收回，不必交出自己的私事。</w:t>
       </w:r>
     </w:p>
+    <w:p>
+      <w:pPr>
+        <w:keepNext/>
+        <w:keepLines w:val="0"/>
+        <w:spacing w:before="100" w:after="40" w:line="293" w:lineRule="auto"/>
+      </w:pPr>
+      <w:r>
+        <w:rPr>
+          <w:rFonts w:ascii="JetBrains Mono" w:hAnsi="JetBrains Mono" w:eastAsia="Arial Unicode MS"/>
+          <w:b/>
+          <w:i w:val="0"/>
+          <w:color w:val="1D4ED8"/>
+          <w:sz w:val="30"/>
+        </w:rPr>
+        <w:t>生活</w:t>
+      </w:r>
+      <w:r>
+        <w:rPr>
+          <w:rFonts w:ascii="Arial Unicode MS" w:hAnsi="Arial Unicode MS" w:eastAsia="Arial Unicode MS"/>
+          <w:b w:val="0"/>
+          <w:i w:val="0"/>
+          <w:color w:val="1D4ED8"/>
+          <w:sz w:val="30"/>
+        </w:rPr>
+        <w:t xml:space="preserve">  </w:t>
+      </w:r>
+      <w:r>
+        <w:rPr>
+          <w:rFonts w:ascii="Arial Unicode MS" w:hAnsi="Arial Unicode MS" w:eastAsia="Arial Unicode MS"/>
+          <w:b/>
+          <w:i w:val="0"/>
+          <w:color w:val="1A2340"/>
+          <w:sz w:val="30"/>
+        </w:rPr>
+        <w:t>自習室要不要開放討論？</w:t>
+      </w:r>
+    </w:p>
+    <w:p>
+      <w:pPr>
+        <w:keepNext w:val="0"/>
+        <w:keepLines w:val="0"/>
+        <w:spacing w:before="0" w:after="40" w:line="293" w:lineRule="auto"/>
+      </w:pPr>
+      <w:r>
+        <w:rPr>
+          <w:rFonts w:ascii="Arial Unicode MS" w:hAnsi="Arial Unicode MS" w:eastAsia="Arial Unicode MS"/>
+          <w:b w:val="0"/>
+          <w:i w:val="0"/>
+          <w:color w:val="5B6573"/>
+          <w:sz w:val="22"/>
+        </w:rPr>
+        <w:t>課堂練習｜不計分、不列學習關卡；整本照常收回。</w:t>
+      </w:r>
+    </w:p>
+    <w:p>
+      <w:pPr>
+        <w:keepNext w:val="0"/>
+        <w:keepLines w:val="0"/>
+        <w:spacing w:before="0" w:after="40" w:line="293" w:lineRule="auto"/>
+      </w:pPr>
+      <w:r>
+        <w:rPr>
+          <w:rFonts w:ascii="Arial Unicode MS" w:hAnsi="Arial Unicode MS" w:eastAsia="Arial Unicode MS"/>
+          <w:b w:val="0"/>
+          <w:i w:val="0"/>
+          <w:color w:val="1A2340"/>
+          <w:sz w:val="22"/>
+        </w:rPr>
+        <w:t>班上討論自習室規則。甲想安靜讀書，乙想一起解題。兩人都承認：只有一間教室；午休有三十分鐘；最近兩天都有人抱怨太吵。</w:t>
+      </w:r>
+    </w:p>
+    <w:p>
+      <w:pPr>
+        <w:keepNext w:val="0"/>
+        <w:keepLines w:val="0"/>
+        <w:spacing w:before="0" w:after="40" w:line="293" w:lineRule="auto"/>
+      </w:pPr>
+      <w:r>
+        <w:rPr>
+          <w:rFonts w:ascii="Arial Unicode MS" w:hAnsi="Arial Unicode MS" w:eastAsia="Arial Unicode MS"/>
+          <w:b w:val="0"/>
+          <w:i w:val="0"/>
+          <w:color w:val="1A2340"/>
+          <w:sz w:val="22"/>
+        </w:rPr>
+        <w:t>提出一個暫時做法，用上兩項大家都承認的事；也寫出目前還不知道什麼。</w:t>
+      </w:r>
+    </w:p>
+    <w:p>
+      <w:pPr>
+        <w:keepNext/>
+        <w:keepLines w:val="0"/>
+        <w:spacing w:before="20" w:after="20" w:line="293" w:lineRule="auto"/>
+      </w:pPr>
+      <w:r>
+        <w:rPr>
+          <w:rFonts w:ascii="Arial Unicode MS" w:hAnsi="Arial Unicode MS" w:eastAsia="Arial Unicode MS"/>
+          <w:b/>
+          <w:i w:val="0"/>
+          <w:color w:val="5B6573"/>
+          <w:sz w:val="22"/>
+        </w:rPr>
+        <w:t>先做一次</w:t>
+      </w:r>
+      <w:r>
+        <w:rPr>
+          <w:rFonts w:ascii="Arial Unicode MS" w:hAnsi="Arial Unicode MS" w:eastAsia="Arial Unicode MS"/>
+          <w:b w:val="0"/>
+          <w:i w:val="0"/>
+          <w:color w:val="7B8491"/>
+          <w:sz w:val="22"/>
+        </w:rPr>
+        <w:t xml:space="preserve">  ｜  </w:t>
+      </w:r>
+      <w:r>
+        <w:rPr>
+          <w:rFonts w:ascii="Arial Unicode MS" w:hAnsi="Arial Unicode MS" w:eastAsia="Arial Unicode MS"/>
+          <w:b w:val="0"/>
+          <w:i w:val="0"/>
+          <w:color w:val="1A2340"/>
+          <w:sz w:val="22"/>
+        </w:rPr>
+        <w:t>我的暫時做法／兩項根據</w:t>
+      </w:r>
+    </w:p>
+    <w:tbl>
+      <w:tblPr>
+        <w:tblW w:type="dxa" w:w="9865"/>
+        <w:jc w:val="left"/>
+        <w:tblLayout w:type="fixed"/>
+        <w:tblLook w:firstColumn="1" w:firstRow="1" w:lastColumn="0" w:lastRow="0" w:noHBand="0" w:noVBand="1" w:val="04A0"/>
+        <w:tblInd w:type="dxa" w:w="0"/>
+      </w:tblPr>
+      <w:tblGrid>
+        <w:gridCol w:w="9865"/>
+      </w:tblGrid>
+      <w:tr>
+        <w:trPr>
+          <w:trHeight w:val="510" w:hRule="atLeast"/>
+        </w:trPr>
+        <w:tc>
+          <w:tcPr>
+            <w:tcW w:type="dxa" w:w="9865"/>
+            <w:tcMar>
+              <w:top w:w="0" w:type="dxa"/>
+              <w:start w:w="0" w:type="dxa"/>
+              <w:bottom w:w="0" w:type="dxa"/>
+              <w:end w:w="0" w:type="dxa"/>
+            </w:tcMar>
+            <w:tcBorders>
+              <w:top w:val="nil"/>
+              <w:bottom w:val="single" w:sz="5" w:space="0" w:color="CBD5E1"/>
+              <w:start w:val="nil"/>
+              <w:end w:val="nil"/>
+            </w:tcBorders>
+          </w:tcPr>
+          <w:p>
+            <w:pPr>
+              <w:spacing w:before="0" w:after="0" w:line="240" w:lineRule="auto"/>
+            </w:pPr>
+            <w:r>
+              <w:t xml:space="preserve"> </w:t>
+            </w:r>
+          </w:p>
+        </w:tc>
+      </w:tr>
+      <w:tr>
+        <w:trPr>
+          <w:trHeight w:val="510" w:hRule="atLeast"/>
+        </w:trPr>
+        <w:tc>
+          <w:tcPr>
+            <w:tcW w:type="dxa" w:w="9865"/>
+            <w:tcMar>
+              <w:top w:w="0" w:type="dxa"/>
+              <w:start w:w="0" w:type="dxa"/>
+              <w:bottom w:w="0" w:type="dxa"/>
+              <w:end w:w="0" w:type="dxa"/>
+            </w:tcMar>
+            <w:tcBorders>
+              <w:top w:val="nil"/>
+              <w:bottom w:val="single" w:sz="5" w:space="0" w:color="CBD5E1"/>
+              <w:start w:val="nil"/>
+              <w:end w:val="nil"/>
+            </w:tcBorders>
+          </w:tcPr>
+          <w:p>
+            <w:pPr>
+              <w:spacing w:before="0" w:after="0" w:line="240" w:lineRule="auto"/>
+            </w:pPr>
+            <w:r>
+              <w:t xml:space="preserve"> </w:t>
+            </w:r>
+          </w:p>
+        </w:tc>
+      </w:tr>
+      <w:tr>
+        <w:trPr>
+          <w:trHeight w:val="510" w:hRule="atLeast"/>
+        </w:trPr>
+        <w:tc>
+          <w:tcPr>
+            <w:tcW w:type="dxa" w:w="9865"/>
+            <w:tcMar>
+              <w:top w:w="0" w:type="dxa"/>
+              <w:start w:w="0" w:type="dxa"/>
+              <w:bottom w:w="0" w:type="dxa"/>
+              <w:end w:w="0" w:type="dxa"/>
+            </w:tcMar>
+            <w:tcBorders>
+              <w:top w:val="nil"/>
+              <w:bottom w:val="single" w:sz="5" w:space="0" w:color="CBD5E1"/>
+              <w:start w:val="nil"/>
+              <w:end w:val="nil"/>
+            </w:tcBorders>
+          </w:tcPr>
+          <w:p>
+            <w:pPr>
+              <w:spacing w:before="0" w:after="20" w:line="240" w:lineRule="auto"/>
+            </w:pPr>
+            <w:r>
+              <w:t xml:space="preserve"> </w:t>
+            </w:r>
+          </w:p>
+        </w:tc>
+      </w:tr>
+    </w:tbl>
+    <w:p>
+      <w:pPr>
+        <w:keepNext w:val="0"/>
+        <w:keepLines w:val="0"/>
+        <w:spacing w:before="60" w:after="40" w:line="293" w:lineRule="auto"/>
+      </w:pPr>
+      <w:r>
+        <w:rPr>
+          <w:rFonts w:ascii="Arial Unicode MS" w:hAnsi="Arial Unicode MS" w:eastAsia="Arial Unicode MS"/>
+          <w:b/>
+          <w:i w:val="0"/>
+          <w:color w:val="1A2340"/>
+          <w:sz w:val="22"/>
+        </w:rPr>
+        <w:t>先寫完，再看：下週考試，有人需要問問題，也有人連很小的談話聲都會被打斷。</w:t>
+      </w:r>
+    </w:p>
+    <w:p>
+      <w:pPr>
+        <w:keepNext w:val="0"/>
+        <w:keepLines w:val="0"/>
+        <w:spacing w:before="0" w:after="40" w:line="293" w:lineRule="auto"/>
+      </w:pPr>
+      <w:r>
+        <w:rPr>
+          <w:rFonts w:ascii="Arial Unicode MS" w:hAnsi="Arial Unicode MS" w:eastAsia="Arial Unicode MS"/>
+          <w:b w:val="0"/>
+          <w:i w:val="0"/>
+          <w:color w:val="1A2340"/>
+          <w:sz w:val="22"/>
+        </w:rPr>
+        <w:t>你的做法要加什麼條件，或先試多久？寫出何時應該改，不必裝成已能讓所有人滿意。</w:t>
+      </w:r>
+    </w:p>
+    <w:p>
+      <w:pPr>
+        <w:keepNext/>
+        <w:keepLines w:val="0"/>
+        <w:spacing w:before="20" w:after="20" w:line="293" w:lineRule="auto"/>
+      </w:pPr>
+      <w:r>
+        <w:rPr>
+          <w:rFonts w:ascii="Arial Unicode MS" w:hAnsi="Arial Unicode MS" w:eastAsia="Arial Unicode MS"/>
+          <w:b/>
+          <w:i w:val="0"/>
+          <w:color w:val="5B6573"/>
+          <w:sz w:val="22"/>
+        </w:rPr>
+        <w:t>再決定</w:t>
+      </w:r>
+      <w:r>
+        <w:rPr>
+          <w:rFonts w:ascii="Arial Unicode MS" w:hAnsi="Arial Unicode MS" w:eastAsia="Arial Unicode MS"/>
+          <w:b w:val="0"/>
+          <w:i w:val="0"/>
+          <w:color w:val="7B8491"/>
+          <w:sz w:val="22"/>
+        </w:rPr>
+        <w:t xml:space="preserve">  ｜  </w:t>
+      </w:r>
+      <w:r>
+        <w:rPr>
+          <w:rFonts w:ascii="Arial Unicode MS" w:hAnsi="Arial Unicode MS" w:eastAsia="Arial Unicode MS"/>
+          <w:b w:val="0"/>
+          <w:i w:val="0"/>
+          <w:color w:val="1A2340"/>
+          <w:sz w:val="22"/>
+        </w:rPr>
+        <w:t>還不知道／什麼情況下要改</w:t>
+      </w:r>
+    </w:p>
+    <w:tbl>
+      <w:tblPr>
+        <w:tblW w:type="dxa" w:w="9865"/>
+        <w:jc w:val="left"/>
+        <w:tblLayout w:type="fixed"/>
+        <w:tblLook w:firstColumn="1" w:firstRow="1" w:lastColumn="0" w:lastRow="0" w:noHBand="0" w:noVBand="1" w:val="04A0"/>
+        <w:tblInd w:type="dxa" w:w="0"/>
+      </w:tblPr>
+      <w:tblGrid>
+        <w:gridCol w:w="9865"/>
+      </w:tblGrid>
+      <w:tr>
+        <w:trPr>
+          <w:trHeight w:val="510" w:hRule="atLeast"/>
+        </w:trPr>
+        <w:tc>
+          <w:tcPr>
+            <w:tcW w:type="dxa" w:w="9865"/>
+            <w:tcMar>
+              <w:top w:w="0" w:type="dxa"/>
+              <w:start w:w="0" w:type="dxa"/>
+              <w:bottom w:w="0" w:type="dxa"/>
+              <w:end w:w="0" w:type="dxa"/>
+            </w:tcMar>
+            <w:tcBorders>
+              <w:top w:val="nil"/>
+              <w:bottom w:val="single" w:sz="5" w:space="0" w:color="CBD5E1"/>
+              <w:start w:val="nil"/>
+              <w:end w:val="nil"/>
+            </w:tcBorders>
+          </w:tcPr>
+          <w:p>
+            <w:pPr>
+              <w:spacing w:before="0" w:after="0" w:line="240" w:lineRule="auto"/>
+            </w:pPr>
+            <w:r>
+              <w:t xml:space="preserve"> </w:t>
+            </w:r>
+          </w:p>
+        </w:tc>
+      </w:tr>
+      <w:tr>
+        <w:trPr>
+          <w:trHeight w:val="510" w:hRule="atLeast"/>
+        </w:trPr>
+        <w:tc>
+          <w:tcPr>
+            <w:tcW w:type="dxa" w:w="9865"/>
+            <w:tcMar>
+              <w:top w:w="0" w:type="dxa"/>
+              <w:start w:w="0" w:type="dxa"/>
+              <w:bottom w:w="0" w:type="dxa"/>
+              <w:end w:w="0" w:type="dxa"/>
+            </w:tcMar>
+            <w:tcBorders>
+              <w:top w:val="nil"/>
+              <w:bottom w:val="single" w:sz="5" w:space="0" w:color="CBD5E1"/>
+              <w:start w:val="nil"/>
+              <w:end w:val="nil"/>
+            </w:tcBorders>
+          </w:tcPr>
+          <w:p>
+            <w:pPr>
+              <w:spacing w:before="0" w:after="0" w:line="240" w:lineRule="auto"/>
+            </w:pPr>
+            <w:r>
+              <w:t xml:space="preserve"> </w:t>
+            </w:r>
+          </w:p>
+        </w:tc>
+      </w:tr>
+      <w:tr>
+        <w:trPr>
+          <w:trHeight w:val="510" w:hRule="atLeast"/>
+        </w:trPr>
+        <w:tc>
+          <w:tcPr>
+            <w:tcW w:type="dxa" w:w="9865"/>
+            <w:tcMar>
+              <w:top w:w="0" w:type="dxa"/>
+              <w:start w:w="0" w:type="dxa"/>
+              <w:bottom w:w="0" w:type="dxa"/>
+              <w:end w:w="0" w:type="dxa"/>
+            </w:tcMar>
+            <w:tcBorders>
+              <w:top w:val="nil"/>
+              <w:bottom w:val="single" w:sz="5" w:space="0" w:color="CBD5E1"/>
+              <w:start w:val="nil"/>
+              <w:end w:val="nil"/>
+            </w:tcBorders>
+          </w:tcPr>
+          <w:p>
+            <w:pPr>
+              <w:spacing w:before="0" w:after="20" w:line="240" w:lineRule="auto"/>
+            </w:pPr>
+            <w:r>
+              <w:t xml:space="preserve"> </w:t>
+            </w:r>
+          </w:p>
+        </w:tc>
+      </w:tr>
+    </w:tbl>
     <w:p>
       <w:pPr>
         <w:keepNext/>
@@ -2307,426 +2707,6 @@
       <w:tblGrid>
         <w:gridCol w:w="9865"/>
       </w:tblGrid>
-      <w:tr>
-        <w:trPr>
-          <w:trHeight w:val="437" w:hRule="atLeast"/>
-        </w:trPr>
-        <w:tc>
-          <w:tcPr>
-            <w:tcW w:type="dxa" w:w="9865"/>
-            <w:tcMar>
-              <w:top w:w="0" w:type="dxa"/>
-              <w:start w:w="0" w:type="dxa"/>
-              <w:bottom w:w="0" w:type="dxa"/>
-              <w:end w:w="0" w:type="dxa"/>
-            </w:tcMar>
-            <w:tcBorders>
-              <w:top w:val="nil"/>
-              <w:bottom w:val="single" w:sz="5" w:space="0" w:color="CBD5E1"/>
-              <w:start w:val="nil"/>
-              <w:end w:val="nil"/>
-            </w:tcBorders>
-          </w:tcPr>
-          <w:p>
-            <w:pPr>
-              <w:spacing w:before="0" w:after="0" w:line="240" w:lineRule="auto"/>
-            </w:pPr>
-            <w:r>
-              <w:t xml:space="preserve"> </w:t>
-            </w:r>
-          </w:p>
-        </w:tc>
-      </w:tr>
-      <w:tr>
-        <w:trPr>
-          <w:trHeight w:val="437" w:hRule="atLeast"/>
-        </w:trPr>
-        <w:tc>
-          <w:tcPr>
-            <w:tcW w:type="dxa" w:w="9865"/>
-            <w:tcMar>
-              <w:top w:w="0" w:type="dxa"/>
-              <w:start w:w="0" w:type="dxa"/>
-              <w:bottom w:w="0" w:type="dxa"/>
-              <w:end w:w="0" w:type="dxa"/>
-            </w:tcMar>
-            <w:tcBorders>
-              <w:top w:val="nil"/>
-              <w:bottom w:val="single" w:sz="5" w:space="0" w:color="CBD5E1"/>
-              <w:start w:val="nil"/>
-              <w:end w:val="nil"/>
-            </w:tcBorders>
-          </w:tcPr>
-          <w:p>
-            <w:pPr>
-              <w:spacing w:before="0" w:after="0" w:line="240" w:lineRule="auto"/>
-            </w:pPr>
-            <w:r>
-              <w:t xml:space="preserve"> </w:t>
-            </w:r>
-          </w:p>
-        </w:tc>
-      </w:tr>
-      <w:tr>
-        <w:trPr>
-          <w:trHeight w:val="437" w:hRule="atLeast"/>
-        </w:trPr>
-        <w:tc>
-          <w:tcPr>
-            <w:tcW w:type="dxa" w:w="9865"/>
-            <w:tcMar>
-              <w:top w:w="0" w:type="dxa"/>
-              <w:start w:w="0" w:type="dxa"/>
-              <w:bottom w:w="0" w:type="dxa"/>
-              <w:end w:w="0" w:type="dxa"/>
-            </w:tcMar>
-            <w:tcBorders>
-              <w:top w:val="nil"/>
-              <w:bottom w:val="single" w:sz="5" w:space="0" w:color="CBD5E1"/>
-              <w:start w:val="nil"/>
-              <w:end w:val="nil"/>
-            </w:tcBorders>
-          </w:tcPr>
-          <w:p>
-            <w:pPr>
-              <w:spacing w:before="0" w:after="0" w:line="240" w:lineRule="auto"/>
-            </w:pPr>
-            <w:r>
-              <w:t xml:space="preserve"> </w:t>
-            </w:r>
-          </w:p>
-        </w:tc>
-      </w:tr>
-      <w:tr>
-        <w:trPr>
-          <w:trHeight w:val="437" w:hRule="atLeast"/>
-        </w:trPr>
-        <w:tc>
-          <w:tcPr>
-            <w:tcW w:type="dxa" w:w="9865"/>
-            <w:tcMar>
-              <w:top w:w="0" w:type="dxa"/>
-              <w:start w:w="0" w:type="dxa"/>
-              <w:bottom w:w="0" w:type="dxa"/>
-              <w:end w:w="0" w:type="dxa"/>
-            </w:tcMar>
-            <w:tcBorders>
-              <w:top w:val="nil"/>
-              <w:bottom w:val="single" w:sz="5" w:space="0" w:color="CBD5E1"/>
-              <w:start w:val="nil"/>
-              <w:end w:val="nil"/>
-            </w:tcBorders>
-          </w:tcPr>
-          <w:p>
-            <w:pPr>
-              <w:spacing w:before="0" w:after="0" w:line="240" w:lineRule="auto"/>
-            </w:pPr>
-            <w:r>
-              <w:t xml:space="preserve"> </w:t>
-            </w:r>
-          </w:p>
-        </w:tc>
-      </w:tr>
-      <w:tr>
-        <w:trPr>
-          <w:trHeight w:val="437" w:hRule="atLeast"/>
-        </w:trPr>
-        <w:tc>
-          <w:tcPr>
-            <w:tcW w:type="dxa" w:w="9865"/>
-            <w:tcMar>
-              <w:top w:w="0" w:type="dxa"/>
-              <w:start w:w="0" w:type="dxa"/>
-              <w:bottom w:w="0" w:type="dxa"/>
-              <w:end w:w="0" w:type="dxa"/>
-            </w:tcMar>
-            <w:tcBorders>
-              <w:top w:val="nil"/>
-              <w:bottom w:val="single" w:sz="5" w:space="0" w:color="CBD5E1"/>
-              <w:start w:val="nil"/>
-              <w:end w:val="nil"/>
-            </w:tcBorders>
-          </w:tcPr>
-          <w:p>
-            <w:pPr>
-              <w:spacing w:before="0" w:after="0" w:line="240" w:lineRule="auto"/>
-            </w:pPr>
-            <w:r>
-              <w:t xml:space="preserve"> </w:t>
-            </w:r>
-          </w:p>
-        </w:tc>
-      </w:tr>
-      <w:tr>
-        <w:trPr>
-          <w:trHeight w:val="437" w:hRule="atLeast"/>
-        </w:trPr>
-        <w:tc>
-          <w:tcPr>
-            <w:tcW w:type="dxa" w:w="9865"/>
-            <w:tcMar>
-              <w:top w:w="0" w:type="dxa"/>
-              <w:start w:w="0" w:type="dxa"/>
-              <w:bottom w:w="0" w:type="dxa"/>
-              <w:end w:w="0" w:type="dxa"/>
-            </w:tcMar>
-            <w:tcBorders>
-              <w:top w:val="nil"/>
-              <w:bottom w:val="single" w:sz="5" w:space="0" w:color="CBD5E1"/>
-              <w:start w:val="nil"/>
-              <w:end w:val="nil"/>
-            </w:tcBorders>
-          </w:tcPr>
-          <w:p>
-            <w:pPr>
-              <w:spacing w:before="0" w:after="0" w:line="240" w:lineRule="auto"/>
-            </w:pPr>
-            <w:r>
-              <w:t xml:space="preserve"> </w:t>
-            </w:r>
-          </w:p>
-        </w:tc>
-      </w:tr>
-      <w:tr>
-        <w:trPr>
-          <w:trHeight w:val="437" w:hRule="atLeast"/>
-        </w:trPr>
-        <w:tc>
-          <w:tcPr>
-            <w:tcW w:type="dxa" w:w="9865"/>
-            <w:tcMar>
-              <w:top w:w="0" w:type="dxa"/>
-              <w:start w:w="0" w:type="dxa"/>
-              <w:bottom w:w="0" w:type="dxa"/>
-              <w:end w:w="0" w:type="dxa"/>
-            </w:tcMar>
-            <w:tcBorders>
-              <w:top w:val="nil"/>
-              <w:bottom w:val="single" w:sz="5" w:space="0" w:color="CBD5E1"/>
-              <w:start w:val="nil"/>
-              <w:end w:val="nil"/>
-            </w:tcBorders>
-          </w:tcPr>
-          <w:p>
-            <w:pPr>
-              <w:spacing w:before="0" w:after="0" w:line="240" w:lineRule="auto"/>
-            </w:pPr>
-            <w:r>
-              <w:t xml:space="preserve"> </w:t>
-            </w:r>
-          </w:p>
-        </w:tc>
-      </w:tr>
-      <w:tr>
-        <w:trPr>
-          <w:trHeight w:val="437" w:hRule="atLeast"/>
-        </w:trPr>
-        <w:tc>
-          <w:tcPr>
-            <w:tcW w:type="dxa" w:w="9865"/>
-            <w:tcMar>
-              <w:top w:w="0" w:type="dxa"/>
-              <w:start w:w="0" w:type="dxa"/>
-              <w:bottom w:w="0" w:type="dxa"/>
-              <w:end w:w="0" w:type="dxa"/>
-            </w:tcMar>
-            <w:tcBorders>
-              <w:top w:val="nil"/>
-              <w:bottom w:val="single" w:sz="5" w:space="0" w:color="CBD5E1"/>
-              <w:start w:val="nil"/>
-              <w:end w:val="nil"/>
-            </w:tcBorders>
-          </w:tcPr>
-          <w:p>
-            <w:pPr>
-              <w:spacing w:before="0" w:after="0" w:line="240" w:lineRule="auto"/>
-            </w:pPr>
-            <w:r>
-              <w:t xml:space="preserve"> </w:t>
-            </w:r>
-          </w:p>
-        </w:tc>
-      </w:tr>
-      <w:tr>
-        <w:trPr>
-          <w:trHeight w:val="437" w:hRule="atLeast"/>
-        </w:trPr>
-        <w:tc>
-          <w:tcPr>
-            <w:tcW w:type="dxa" w:w="9865"/>
-            <w:tcMar>
-              <w:top w:w="0" w:type="dxa"/>
-              <w:start w:w="0" w:type="dxa"/>
-              <w:bottom w:w="0" w:type="dxa"/>
-              <w:end w:w="0" w:type="dxa"/>
-            </w:tcMar>
-            <w:tcBorders>
-              <w:top w:val="nil"/>
-              <w:bottom w:val="single" w:sz="5" w:space="0" w:color="CBD5E1"/>
-              <w:start w:val="nil"/>
-              <w:end w:val="nil"/>
-            </w:tcBorders>
-          </w:tcPr>
-          <w:p>
-            <w:pPr>
-              <w:spacing w:before="0" w:after="0" w:line="240" w:lineRule="auto"/>
-            </w:pPr>
-            <w:r>
-              <w:t xml:space="preserve"> </w:t>
-            </w:r>
-          </w:p>
-        </w:tc>
-      </w:tr>
-      <w:tr>
-        <w:trPr>
-          <w:trHeight w:val="437" w:hRule="atLeast"/>
-        </w:trPr>
-        <w:tc>
-          <w:tcPr>
-            <w:tcW w:type="dxa" w:w="9865"/>
-            <w:tcMar>
-              <w:top w:w="0" w:type="dxa"/>
-              <w:start w:w="0" w:type="dxa"/>
-              <w:bottom w:w="0" w:type="dxa"/>
-              <w:end w:w="0" w:type="dxa"/>
-            </w:tcMar>
-            <w:tcBorders>
-              <w:top w:val="nil"/>
-              <w:bottom w:val="single" w:sz="5" w:space="0" w:color="CBD5E1"/>
-              <w:start w:val="nil"/>
-              <w:end w:val="nil"/>
-            </w:tcBorders>
-          </w:tcPr>
-          <w:p>
-            <w:pPr>
-              <w:spacing w:before="0" w:after="0" w:line="240" w:lineRule="auto"/>
-            </w:pPr>
-            <w:r>
-              <w:t xml:space="preserve"> </w:t>
-            </w:r>
-          </w:p>
-        </w:tc>
-      </w:tr>
-      <w:tr>
-        <w:trPr>
-          <w:trHeight w:val="437" w:hRule="atLeast"/>
-        </w:trPr>
-        <w:tc>
-          <w:tcPr>
-            <w:tcW w:type="dxa" w:w="9865"/>
-            <w:tcMar>
-              <w:top w:w="0" w:type="dxa"/>
-              <w:start w:w="0" w:type="dxa"/>
-              <w:bottom w:w="0" w:type="dxa"/>
-              <w:end w:w="0" w:type="dxa"/>
-            </w:tcMar>
-            <w:tcBorders>
-              <w:top w:val="nil"/>
-              <w:bottom w:val="single" w:sz="5" w:space="0" w:color="CBD5E1"/>
-              <w:start w:val="nil"/>
-              <w:end w:val="nil"/>
-            </w:tcBorders>
-          </w:tcPr>
-          <w:p>
-            <w:pPr>
-              <w:spacing w:before="0" w:after="0" w:line="240" w:lineRule="auto"/>
-            </w:pPr>
-            <w:r>
-              <w:t xml:space="preserve"> </w:t>
-            </w:r>
-          </w:p>
-        </w:tc>
-      </w:tr>
-      <w:tr>
-        <w:trPr>
-          <w:trHeight w:val="437" w:hRule="atLeast"/>
-        </w:trPr>
-        <w:tc>
-          <w:tcPr>
-            <w:tcW w:type="dxa" w:w="9865"/>
-            <w:tcMar>
-              <w:top w:w="0" w:type="dxa"/>
-              <w:start w:w="0" w:type="dxa"/>
-              <w:bottom w:w="0" w:type="dxa"/>
-              <w:end w:w="0" w:type="dxa"/>
-            </w:tcMar>
-            <w:tcBorders>
-              <w:top w:val="nil"/>
-              <w:bottom w:val="single" w:sz="5" w:space="0" w:color="CBD5E1"/>
-              <w:start w:val="nil"/>
-              <w:end w:val="nil"/>
-            </w:tcBorders>
-          </w:tcPr>
-          <w:p>
-            <w:pPr>
-              <w:spacing w:before="0" w:after="0" w:line="240" w:lineRule="auto"/>
-            </w:pPr>
-            <w:r>
-              <w:t xml:space="preserve"> </w:t>
-            </w:r>
-          </w:p>
-        </w:tc>
-      </w:tr>
-      <w:tr>
-        <w:trPr>
-          <w:trHeight w:val="437" w:hRule="atLeast"/>
-        </w:trPr>
-        <w:tc>
-          <w:tcPr>
-            <w:tcW w:type="dxa" w:w="9865"/>
-            <w:tcMar>
-              <w:top w:w="0" w:type="dxa"/>
-              <w:start w:w="0" w:type="dxa"/>
-              <w:bottom w:w="0" w:type="dxa"/>
-              <w:end w:w="0" w:type="dxa"/>
-            </w:tcMar>
-            <w:tcBorders>
-              <w:top w:val="nil"/>
-              <w:bottom w:val="single" w:sz="5" w:space="0" w:color="CBD5E1"/>
-              <w:start w:val="nil"/>
-              <w:end w:val="nil"/>
-            </w:tcBorders>
-          </w:tcPr>
-          <w:p>
-            <w:pPr>
-              <w:spacing w:before="0" w:after="0" w:line="240" w:lineRule="auto"/>
-            </w:pPr>
-            <w:r>
-              <w:t xml:space="preserve"> </w:t>
-            </w:r>
-          </w:p>
-        </w:tc>
-      </w:tr>
-      <w:tr>
-        <w:trPr>
-          <w:trHeight w:val="437" w:hRule="atLeast"/>
-        </w:trPr>
-        <w:tc>
-          <w:tcPr>
-            <w:tcW w:type="dxa" w:w="9865"/>
-            <w:tcMar>
-              <w:top w:w="0" w:type="dxa"/>
-              <w:start w:w="0" w:type="dxa"/>
-              <w:bottom w:w="0" w:type="dxa"/>
-              <w:end w:w="0" w:type="dxa"/>
-            </w:tcMar>
-            <w:tcBorders>
-              <w:top w:val="nil"/>
-              <w:bottom w:val="single" w:sz="5" w:space="0" w:color="CBD5E1"/>
-              <w:start w:val="nil"/>
-              <w:end w:val="nil"/>
-            </w:tcBorders>
-          </w:tcPr>
-          <w:p>
-            <w:pPr>
-              <w:spacing w:before="0" w:after="0" w:line="240" w:lineRule="auto"/>
-            </w:pPr>
-            <w:r>
-              <w:t xml:space="preserve"> </w:t>
-            </w:r>
-          </w:p>
-        </w:tc>
-      </w:tr>
       <w:tr>
         <w:trPr>
           <w:trHeight w:val="437" w:hRule="atLeast"/>

--- a/worksheets/W8.docx
+++ b/worksheets/W8.docx
@@ -34,7 +34,7 @@
           <w:color w:val="1A2340"/>
           <w:sz w:val="44"/>
         </w:rPr>
-        <w:t>先找共享事實與四類</w:t>
+        <w:t>先讀材料，留下自己的判讀</w:t>
       </w:r>
     </w:p>
     <w:p>
@@ -51,7 +51,7 @@
           <w:color w:val="5B6573"/>
           <w:sz w:val="22"/>
         </w:rPr>
-        <w:t>案例、校名與數字皆為教師自編；甲、乙使用同一份資料。</w:t>
+        <w:t>主材料在第 5–6 頁。核心任務不使用 AI、網路或同儕代答。</w:t>
       </w:r>
     </w:p>
     <w:p>
@@ -145,28 +145,8 @@
       <w:pPr>
         <w:keepNext/>
         <w:keepLines w:val="0"/>
-        <w:spacing w:before="100" w:after="40" w:line="293" w:lineRule="auto"/>
+        <w:spacing w:before="80" w:after="20" w:line="293" w:lineRule="auto"/>
       </w:pPr>
-      <w:r>
-        <w:rPr>
-          <w:rFonts w:ascii="JetBrains Mono" w:hAnsi="JetBrains Mono" w:eastAsia="Arial Unicode MS"/>
-          <w:b/>
-          <w:i w:val="0"/>
-          <w:color w:val="1D4ED8"/>
-          <w:sz w:val="30"/>
-        </w:rPr>
-        <w:t>01</w:t>
-      </w:r>
-      <w:r>
-        <w:rPr>
-          <w:rFonts w:ascii="Arial Unicode MS" w:hAnsi="Arial Unicode MS" w:eastAsia="Arial Unicode MS"/>
-          <w:b w:val="0"/>
-          <w:i w:val="0"/>
-          <w:color w:val="1D4ED8"/>
-          <w:sz w:val="30"/>
-        </w:rPr>
-        <w:t xml:space="preserve">  </w:t>
-      </w:r>
       <w:r>
         <w:rPr>
           <w:rFonts w:ascii="Arial Unicode MS" w:hAnsi="Arial Unicode MS" w:eastAsia="Arial Unicode MS"/>
@@ -175,35 +155,15 @@
           <w:color w:val="1A2340"/>
           <w:sz w:val="30"/>
         </w:rPr>
-        <w:t>共享事實</w:t>
+        <w:t>共同資料</w:t>
       </w:r>
     </w:p>
     <w:p>
       <w:pPr>
-        <w:keepNext/>
+        <w:keepNext w:val="0"/>
         <w:keepLines w:val="0"/>
         <w:spacing w:before="0" w:after="20" w:line="293" w:lineRule="auto"/>
       </w:pPr>
-      <w:r>
-        <w:rPr>
-          <w:rFonts w:ascii="Arial Unicode MS" w:hAnsi="Arial Unicode MS" w:eastAsia="Arial Unicode MS"/>
-          <w:b/>
-          <w:i w:val="0"/>
-          <w:color w:val="1D4ED8"/>
-          <w:sz w:val="22"/>
-        </w:rPr>
-        <w:t>課堂必寫</w:t>
-      </w:r>
-      <w:r>
-        <w:rPr>
-          <w:rFonts w:ascii="Arial Unicode MS" w:hAnsi="Arial Unicode MS" w:eastAsia="Arial Unicode MS"/>
-          <w:b w:val="0"/>
-          <w:i w:val="0"/>
-          <w:color w:val="7B8491"/>
-          <w:sz w:val="22"/>
-        </w:rPr>
-        <w:t xml:space="preserve">  ｜  </w:t>
-      </w:r>
       <w:r>
         <w:rPr>
           <w:rFonts w:ascii="Arial Unicode MS" w:hAnsi="Arial Unicode MS" w:eastAsia="Arial Unicode MS"/>
@@ -212,7 +172,1881 @@
           <w:color w:val="1A2340"/>
           <w:sz w:val="22"/>
         </w:rPr>
-        <w:t>至少寫 2 項兩篇都承認的事實或數字；注意分母：</w:t>
+        <w:t>寫兩項 A、B 都可回查的資料，標出段號與發言者。兩篇引用同一說法，不等於獨立證實。</w:t>
+      </w:r>
+    </w:p>
+    <w:tbl>
+      <w:tblPr>
+        <w:tblW w:type="dxa" w:w="9865"/>
+        <w:jc w:val="left"/>
+        <w:tblLayout w:type="fixed"/>
+        <w:tblLook w:firstColumn="1" w:firstRow="1" w:lastColumn="0" w:lastRow="0" w:noHBand="0" w:noVBand="1" w:val="04A0"/>
+        <w:tblInd w:type="dxa" w:w="0"/>
+      </w:tblPr>
+      <w:tblGrid>
+        <w:gridCol w:w="9865"/>
+      </w:tblGrid>
+      <w:tr>
+        <w:trPr>
+          <w:trHeight w:val="414" w:hRule="atLeast"/>
+        </w:trPr>
+        <w:tc>
+          <w:tcPr>
+            <w:tcW w:type="dxa" w:w="9865"/>
+            <w:tcMar>
+              <w:top w:w="0" w:type="dxa"/>
+              <w:start w:w="0" w:type="dxa"/>
+              <w:bottom w:w="0" w:type="dxa"/>
+              <w:end w:w="0" w:type="dxa"/>
+            </w:tcMar>
+            <w:tcBorders>
+              <w:top w:val="nil"/>
+              <w:bottom w:val="single" w:sz="5" w:space="0" w:color="CBD5E1"/>
+              <w:start w:val="nil"/>
+              <w:end w:val="nil"/>
+            </w:tcBorders>
+          </w:tcPr>
+          <w:p>
+            <w:pPr>
+              <w:spacing w:before="0" w:after="0" w:line="240" w:lineRule="auto"/>
+            </w:pPr>
+            <w:r>
+              <w:t xml:space="preserve"> </w:t>
+            </w:r>
+          </w:p>
+        </w:tc>
+      </w:tr>
+      <w:tr>
+        <w:trPr>
+          <w:trHeight w:val="414" w:hRule="atLeast"/>
+        </w:trPr>
+        <w:tc>
+          <w:tcPr>
+            <w:tcW w:type="dxa" w:w="9865"/>
+            <w:tcMar>
+              <w:top w:w="0" w:type="dxa"/>
+              <w:start w:w="0" w:type="dxa"/>
+              <w:bottom w:w="0" w:type="dxa"/>
+              <w:end w:w="0" w:type="dxa"/>
+            </w:tcMar>
+            <w:tcBorders>
+              <w:top w:val="nil"/>
+              <w:bottom w:val="single" w:sz="5" w:space="0" w:color="CBD5E1"/>
+              <w:start w:val="nil"/>
+              <w:end w:val="nil"/>
+            </w:tcBorders>
+          </w:tcPr>
+          <w:p>
+            <w:pPr>
+              <w:spacing w:before="0" w:after="0" w:line="240" w:lineRule="auto"/>
+            </w:pPr>
+            <w:r>
+              <w:t xml:space="preserve"> </w:t>
+            </w:r>
+          </w:p>
+        </w:tc>
+      </w:tr>
+      <w:tr>
+        <w:trPr>
+          <w:trHeight w:val="414" w:hRule="atLeast"/>
+        </w:trPr>
+        <w:tc>
+          <w:tcPr>
+            <w:tcW w:type="dxa" w:w="9865"/>
+            <w:tcMar>
+              <w:top w:w="0" w:type="dxa"/>
+              <w:start w:w="0" w:type="dxa"/>
+              <w:bottom w:w="0" w:type="dxa"/>
+              <w:end w:w="0" w:type="dxa"/>
+            </w:tcMar>
+            <w:tcBorders>
+              <w:top w:val="nil"/>
+              <w:bottom w:val="single" w:sz="5" w:space="0" w:color="CBD5E1"/>
+              <w:start w:val="nil"/>
+              <w:end w:val="nil"/>
+            </w:tcBorders>
+          </w:tcPr>
+          <w:p>
+            <w:pPr>
+              <w:spacing w:before="0" w:after="0" w:line="240" w:lineRule="auto"/>
+            </w:pPr>
+            <w:r>
+              <w:t xml:space="preserve"> </w:t>
+            </w:r>
+          </w:p>
+        </w:tc>
+      </w:tr>
+      <w:tr>
+        <w:trPr>
+          <w:trHeight w:val="414" w:hRule="atLeast"/>
+        </w:trPr>
+        <w:tc>
+          <w:tcPr>
+            <w:tcW w:type="dxa" w:w="9865"/>
+            <w:tcMar>
+              <w:top w:w="0" w:type="dxa"/>
+              <w:start w:w="0" w:type="dxa"/>
+              <w:bottom w:w="0" w:type="dxa"/>
+              <w:end w:w="0" w:type="dxa"/>
+            </w:tcMar>
+            <w:tcBorders>
+              <w:top w:val="nil"/>
+              <w:bottom w:val="single" w:sz="5" w:space="0" w:color="CBD5E1"/>
+              <w:start w:val="nil"/>
+              <w:end w:val="nil"/>
+            </w:tcBorders>
+          </w:tcPr>
+          <w:p>
+            <w:pPr>
+              <w:spacing w:before="0" w:after="0" w:line="240" w:lineRule="auto"/>
+            </w:pPr>
+            <w:r>
+              <w:t xml:space="preserve"> </w:t>
+            </w:r>
+          </w:p>
+        </w:tc>
+      </w:tr>
+    </w:tbl>
+    <w:p>
+      <w:pPr>
+        <w:keepNext/>
+        <w:keepLines w:val="0"/>
+        <w:spacing w:before="80" w:after="20" w:line="293" w:lineRule="auto"/>
+      </w:pPr>
+      <w:r>
+        <w:rPr>
+          <w:rFonts w:ascii="Arial Unicode MS" w:hAnsi="Arial Unicode MS" w:eastAsia="Arial Unicode MS"/>
+          <w:b/>
+          <w:i w:val="0"/>
+          <w:color w:val="1A2340"/>
+          <w:sz w:val="30"/>
+        </w:rPr>
+        <w:t>四類判讀</w:t>
+      </w:r>
+    </w:p>
+    <w:p>
+      <w:pPr>
+        <w:keepNext w:val="0"/>
+        <w:keepLines w:val="0"/>
+        <w:spacing w:before="0" w:after="20" w:line="293" w:lineRule="auto"/>
+      </w:pPr>
+      <w:r>
+        <w:rPr>
+          <w:rFonts w:ascii="Arial Unicode MS" w:hAnsi="Arial Unicode MS" w:eastAsia="Arial Unicode MS"/>
+          <w:b w:val="0"/>
+          <w:i w:val="0"/>
+          <w:color w:val="1A2340"/>
+          <w:sz w:val="22"/>
+        </w:rPr>
+        <w:t>F 事實：可核對的陳述；O 論點：希望接受的主張；A 假設：主張還靠什麼未證明條件；E 情緒語：推動感受的字。每類留一例與位置；找不到可寫未見並說明。</w:t>
+      </w:r>
+    </w:p>
+    <w:p>
+      <w:pPr>
+        <w:keepNext/>
+        <w:keepLines w:val="0"/>
+        <w:spacing w:before="80" w:after="20" w:line="293" w:lineRule="auto"/>
+      </w:pPr>
+      <w:r>
+        <w:rPr>
+          <w:rFonts w:ascii="Arial Unicode MS" w:hAnsi="Arial Unicode MS" w:eastAsia="Arial Unicode MS"/>
+          <w:b/>
+          <w:i w:val="0"/>
+          <w:color w:val="1A2340"/>
+          <w:sz w:val="30"/>
+        </w:rPr>
+        <w:t>F／O</w:t>
+      </w:r>
+    </w:p>
+    <w:p>
+      <w:pPr>
+        <w:keepNext w:val="0"/>
+        <w:keepLines w:val="0"/>
+        <w:spacing w:before="0" w:after="20" w:line="293" w:lineRule="auto"/>
+      </w:pPr>
+      <w:r>
+        <w:rPr>
+          <w:rFonts w:ascii="Arial Unicode MS" w:hAnsi="Arial Unicode MS" w:eastAsia="Arial Unicode MS"/>
+          <w:b w:val="0"/>
+          <w:i w:val="0"/>
+          <w:color w:val="1A2340"/>
+          <w:sz w:val="22"/>
+        </w:rPr>
+        <w:t>各指一個短語或段號，說明它在這裡做什麼。F 不等於已證實，O 要保留發言者。</w:t>
+      </w:r>
+    </w:p>
+    <w:tbl>
+      <w:tblPr>
+        <w:tblW w:type="dxa" w:w="9865"/>
+        <w:jc w:val="left"/>
+        <w:tblLayout w:type="fixed"/>
+        <w:tblLook w:firstColumn="1" w:firstRow="1" w:lastColumn="0" w:lastRow="0" w:noHBand="0" w:noVBand="1" w:val="04A0"/>
+        <w:tblInd w:type="dxa" w:w="0"/>
+      </w:tblPr>
+      <w:tblGrid>
+        <w:gridCol w:w="9865"/>
+      </w:tblGrid>
+      <w:tr>
+        <w:trPr>
+          <w:trHeight w:val="414" w:hRule="atLeast"/>
+        </w:trPr>
+        <w:tc>
+          <w:tcPr>
+            <w:tcW w:type="dxa" w:w="9865"/>
+            <w:tcMar>
+              <w:top w:w="0" w:type="dxa"/>
+              <w:start w:w="0" w:type="dxa"/>
+              <w:bottom w:w="0" w:type="dxa"/>
+              <w:end w:w="0" w:type="dxa"/>
+            </w:tcMar>
+            <w:tcBorders>
+              <w:top w:val="nil"/>
+              <w:bottom w:val="single" w:sz="5" w:space="0" w:color="CBD5E1"/>
+              <w:start w:val="nil"/>
+              <w:end w:val="nil"/>
+            </w:tcBorders>
+          </w:tcPr>
+          <w:p>
+            <w:pPr>
+              <w:spacing w:before="0" w:after="0" w:line="240" w:lineRule="auto"/>
+            </w:pPr>
+            <w:r>
+              <w:t xml:space="preserve"> </w:t>
+            </w:r>
+          </w:p>
+        </w:tc>
+      </w:tr>
+      <w:tr>
+        <w:trPr>
+          <w:trHeight w:val="414" w:hRule="atLeast"/>
+        </w:trPr>
+        <w:tc>
+          <w:tcPr>
+            <w:tcW w:type="dxa" w:w="9865"/>
+            <w:tcMar>
+              <w:top w:w="0" w:type="dxa"/>
+              <w:start w:w="0" w:type="dxa"/>
+              <w:bottom w:w="0" w:type="dxa"/>
+              <w:end w:w="0" w:type="dxa"/>
+            </w:tcMar>
+            <w:tcBorders>
+              <w:top w:val="nil"/>
+              <w:bottom w:val="single" w:sz="5" w:space="0" w:color="CBD5E1"/>
+              <w:start w:val="nil"/>
+              <w:end w:val="nil"/>
+            </w:tcBorders>
+          </w:tcPr>
+          <w:p>
+            <w:pPr>
+              <w:spacing w:before="0" w:after="0" w:line="240" w:lineRule="auto"/>
+            </w:pPr>
+            <w:r>
+              <w:t xml:space="preserve"> </w:t>
+            </w:r>
+          </w:p>
+        </w:tc>
+      </w:tr>
+      <w:tr>
+        <w:trPr>
+          <w:trHeight w:val="414" w:hRule="atLeast"/>
+        </w:trPr>
+        <w:tc>
+          <w:tcPr>
+            <w:tcW w:type="dxa" w:w="9865"/>
+            <w:tcMar>
+              <w:top w:w="0" w:type="dxa"/>
+              <w:start w:w="0" w:type="dxa"/>
+              <w:bottom w:w="0" w:type="dxa"/>
+              <w:end w:w="0" w:type="dxa"/>
+            </w:tcMar>
+            <w:tcBorders>
+              <w:top w:val="nil"/>
+              <w:bottom w:val="single" w:sz="5" w:space="0" w:color="CBD5E1"/>
+              <w:start w:val="nil"/>
+              <w:end w:val="nil"/>
+            </w:tcBorders>
+          </w:tcPr>
+          <w:p>
+            <w:pPr>
+              <w:spacing w:before="0" w:after="0" w:line="240" w:lineRule="auto"/>
+            </w:pPr>
+            <w:r>
+              <w:t xml:space="preserve"> </w:t>
+            </w:r>
+          </w:p>
+        </w:tc>
+      </w:tr>
+      <w:tr>
+        <w:trPr>
+          <w:trHeight w:val="414" w:hRule="atLeast"/>
+        </w:trPr>
+        <w:tc>
+          <w:tcPr>
+            <w:tcW w:type="dxa" w:w="9865"/>
+            <w:tcMar>
+              <w:top w:w="0" w:type="dxa"/>
+              <w:start w:w="0" w:type="dxa"/>
+              <w:bottom w:w="0" w:type="dxa"/>
+              <w:end w:w="0" w:type="dxa"/>
+            </w:tcMar>
+            <w:tcBorders>
+              <w:top w:val="nil"/>
+              <w:bottom w:val="single" w:sz="5" w:space="0" w:color="CBD5E1"/>
+              <w:start w:val="nil"/>
+              <w:end w:val="nil"/>
+            </w:tcBorders>
+          </w:tcPr>
+          <w:p>
+            <w:pPr>
+              <w:spacing w:before="0" w:after="0" w:line="240" w:lineRule="auto"/>
+            </w:pPr>
+            <w:r>
+              <w:t xml:space="preserve"> </w:t>
+            </w:r>
+          </w:p>
+        </w:tc>
+      </w:tr>
+    </w:tbl>
+    <w:p>
+      <w:pPr>
+        <w:keepNext/>
+        <w:keepLines w:val="0"/>
+        <w:spacing w:before="80" w:after="20" w:line="293" w:lineRule="auto"/>
+      </w:pPr>
+      <w:r>
+        <w:rPr>
+          <w:rFonts w:ascii="Arial Unicode MS" w:hAnsi="Arial Unicode MS" w:eastAsia="Arial Unicode MS"/>
+          <w:b/>
+          <w:i w:val="0"/>
+          <w:color w:val="1A2340"/>
+          <w:sz w:val="30"/>
+        </w:rPr>
+        <w:t>A／E</w:t>
+      </w:r>
+    </w:p>
+    <w:p>
+      <w:pPr>
+        <w:keepNext w:val="0"/>
+        <w:keepLines w:val="0"/>
+        <w:spacing w:before="0" w:after="20" w:line="293" w:lineRule="auto"/>
+      </w:pPr>
+      <w:r>
+        <w:rPr>
+          <w:rFonts w:ascii="Arial Unicode MS" w:hAnsi="Arial Unicode MS" w:eastAsia="Arial Unicode MS"/>
+          <w:b w:val="0"/>
+          <w:i w:val="0"/>
+          <w:color w:val="1A2340"/>
+          <w:sz w:val="22"/>
+        </w:rPr>
+        <w:t>A：指回主張，自己補出隱含條件，不必抄原文沒有的句子。E：留短語與它推動的感受。</w:t>
+      </w:r>
+    </w:p>
+    <w:tbl>
+      <w:tblPr>
+        <w:tblW w:type="dxa" w:w="9865"/>
+        <w:jc w:val="left"/>
+        <w:tblLayout w:type="fixed"/>
+        <w:tblLook w:firstColumn="1" w:firstRow="1" w:lastColumn="0" w:lastRow="0" w:noHBand="0" w:noVBand="1" w:val="04A0"/>
+        <w:tblInd w:type="dxa" w:w="0"/>
+      </w:tblPr>
+      <w:tblGrid>
+        <w:gridCol w:w="9865"/>
+      </w:tblGrid>
+      <w:tr>
+        <w:trPr>
+          <w:trHeight w:val="414" w:hRule="atLeast"/>
+        </w:trPr>
+        <w:tc>
+          <w:tcPr>
+            <w:tcW w:type="dxa" w:w="9865"/>
+            <w:tcMar>
+              <w:top w:w="0" w:type="dxa"/>
+              <w:start w:w="0" w:type="dxa"/>
+              <w:bottom w:w="0" w:type="dxa"/>
+              <w:end w:w="0" w:type="dxa"/>
+            </w:tcMar>
+            <w:tcBorders>
+              <w:top w:val="nil"/>
+              <w:bottom w:val="single" w:sz="5" w:space="0" w:color="CBD5E1"/>
+              <w:start w:val="nil"/>
+              <w:end w:val="nil"/>
+            </w:tcBorders>
+          </w:tcPr>
+          <w:p>
+            <w:pPr>
+              <w:spacing w:before="0" w:after="0" w:line="240" w:lineRule="auto"/>
+            </w:pPr>
+            <w:r>
+              <w:t xml:space="preserve"> </w:t>
+            </w:r>
+          </w:p>
+        </w:tc>
+      </w:tr>
+      <w:tr>
+        <w:trPr>
+          <w:trHeight w:val="414" w:hRule="atLeast"/>
+        </w:trPr>
+        <w:tc>
+          <w:tcPr>
+            <w:tcW w:type="dxa" w:w="9865"/>
+            <w:tcMar>
+              <w:top w:w="0" w:type="dxa"/>
+              <w:start w:w="0" w:type="dxa"/>
+              <w:bottom w:w="0" w:type="dxa"/>
+              <w:end w:w="0" w:type="dxa"/>
+            </w:tcMar>
+            <w:tcBorders>
+              <w:top w:val="nil"/>
+              <w:bottom w:val="single" w:sz="5" w:space="0" w:color="CBD5E1"/>
+              <w:start w:val="nil"/>
+              <w:end w:val="nil"/>
+            </w:tcBorders>
+          </w:tcPr>
+          <w:p>
+            <w:pPr>
+              <w:spacing w:before="0" w:after="0" w:line="240" w:lineRule="auto"/>
+            </w:pPr>
+            <w:r>
+              <w:t xml:space="preserve"> </w:t>
+            </w:r>
+          </w:p>
+        </w:tc>
+      </w:tr>
+      <w:tr>
+        <w:trPr>
+          <w:trHeight w:val="414" w:hRule="atLeast"/>
+        </w:trPr>
+        <w:tc>
+          <w:tcPr>
+            <w:tcW w:type="dxa" w:w="9865"/>
+            <w:tcMar>
+              <w:top w:w="0" w:type="dxa"/>
+              <w:start w:w="0" w:type="dxa"/>
+              <w:bottom w:w="0" w:type="dxa"/>
+              <w:end w:w="0" w:type="dxa"/>
+            </w:tcMar>
+            <w:tcBorders>
+              <w:top w:val="nil"/>
+              <w:bottom w:val="single" w:sz="5" w:space="0" w:color="CBD5E1"/>
+              <w:start w:val="nil"/>
+              <w:end w:val="nil"/>
+            </w:tcBorders>
+          </w:tcPr>
+          <w:p>
+            <w:pPr>
+              <w:spacing w:before="0" w:after="0" w:line="240" w:lineRule="auto"/>
+            </w:pPr>
+            <w:r>
+              <w:t xml:space="preserve"> </w:t>
+            </w:r>
+          </w:p>
+        </w:tc>
+      </w:tr>
+      <w:tr>
+        <w:trPr>
+          <w:trHeight w:val="414" w:hRule="atLeast"/>
+        </w:trPr>
+        <w:tc>
+          <w:tcPr>
+            <w:tcW w:type="dxa" w:w="9865"/>
+            <w:tcMar>
+              <w:top w:w="0" w:type="dxa"/>
+              <w:start w:w="0" w:type="dxa"/>
+              <w:bottom w:w="0" w:type="dxa"/>
+              <w:end w:w="0" w:type="dxa"/>
+            </w:tcMar>
+            <w:tcBorders>
+              <w:top w:val="nil"/>
+              <w:bottom w:val="single" w:sz="5" w:space="0" w:color="CBD5E1"/>
+              <w:start w:val="nil"/>
+              <w:end w:val="nil"/>
+            </w:tcBorders>
+          </w:tcPr>
+          <w:p>
+            <w:pPr>
+              <w:spacing w:before="0" w:after="0" w:line="240" w:lineRule="auto"/>
+            </w:pPr>
+            <w:r>
+              <w:t xml:space="preserve"> </w:t>
+            </w:r>
+          </w:p>
+        </w:tc>
+      </w:tr>
+    </w:tbl>
+    <w:p>
+      <w:pPr>
+        <w:spacing w:after="0"/>
+      </w:pPr>
+      <w:r>
+        <w:br w:type="page"/>
+      </w:r>
+    </w:p>
+    <w:p>
+      <w:pPr>
+        <w:keepNext/>
+        <w:keepLines w:val="0"/>
+        <w:pageBreakBefore w:val="0"/>
+        <w:spacing w:before="0" w:after="60" w:line="293" w:lineRule="auto"/>
+      </w:pPr>
+      <w:r>
+        <w:rPr>
+          <w:rFonts w:ascii="JetBrains Mono" w:hAnsi="JetBrains Mono" w:eastAsia="Arial Unicode MS"/>
+          <w:b/>
+          <w:i w:val="0"/>
+          <w:color w:val="1D4ED8"/>
+          <w:sz w:val="22"/>
+        </w:rPr>
+        <w:t>W8 / 02</w:t>
+      </w:r>
+    </w:p>
+    <w:p>
+      <w:pPr>
+        <w:keepNext/>
+        <w:keepLines w:val="0"/>
+        <w:spacing w:before="0" w:after="80" w:line="252" w:lineRule="auto"/>
+      </w:pPr>
+      <w:r>
+        <w:rPr>
+          <w:rFonts w:ascii="Arial Unicode MS" w:hAnsi="Arial Unicode MS" w:eastAsia="Arial Unicode MS"/>
+          <w:b/>
+          <w:i w:val="0"/>
+          <w:color w:val="1A2340"/>
+          <w:sz w:val="44"/>
+        </w:rPr>
+        <w:t>比較呈現，先別把媒體分成兩隊</w:t>
+      </w:r>
+    </w:p>
+    <w:p>
+      <w:pPr>
+        <w:keepNext w:val="0"/>
+        <w:keepLines w:val="0"/>
+        <w:spacing w:before="0" w:after="140" w:line="293" w:lineRule="auto"/>
+      </w:pPr>
+      <w:r>
+        <w:rPr>
+          <w:rFonts w:ascii="Arial Unicode MS" w:hAnsi="Arial Unicode MS" w:eastAsia="Arial Unicode MS"/>
+          <w:b w:val="0"/>
+          <w:i w:val="0"/>
+          <w:color w:val="5B6573"/>
+          <w:sz w:val="22"/>
+        </w:rPr>
+        <w:t>甲乙各有多位發言者；分析報導如何安排，不替整家媒體指定立場。</w:t>
+      </w:r>
+    </w:p>
+    <w:p>
+      <w:pPr>
+        <w:keepNext/>
+        <w:keepLines w:val="0"/>
+        <w:spacing w:before="80" w:after="20" w:line="293" w:lineRule="auto"/>
+      </w:pPr>
+      <w:r>
+        <w:rPr>
+          <w:rFonts w:ascii="Arial Unicode MS" w:hAnsi="Arial Unicode MS" w:eastAsia="Arial Unicode MS"/>
+          <w:b/>
+          <w:i w:val="0"/>
+          <w:color w:val="1A2340"/>
+          <w:sz w:val="30"/>
+        </w:rPr>
+        <w:t>A 先讓我看見</w:t>
+      </w:r>
+    </w:p>
+    <w:p>
+      <w:pPr>
+        <w:keepNext w:val="0"/>
+        <w:keepLines w:val="0"/>
+        <w:spacing w:before="0" w:after="20" w:line="293" w:lineRule="auto"/>
+      </w:pPr>
+      <w:r>
+        <w:rPr>
+          <w:rFonts w:ascii="Arial Unicode MS" w:hAnsi="Arial Unicode MS" w:eastAsia="Arial Unicode MS"/>
+          <w:b w:val="0"/>
+          <w:i w:val="0"/>
+          <w:color w:val="1A2340"/>
+          <w:sz w:val="22"/>
+        </w:rPr>
+        <w:t>原標題是＿＿；它使我先注意＿＿。</w:t>
+      </w:r>
+    </w:p>
+    <w:tbl>
+      <w:tblPr>
+        <w:tblW w:type="dxa" w:w="9865"/>
+        <w:jc w:val="left"/>
+        <w:tblLayout w:type="fixed"/>
+        <w:tblLook w:firstColumn="1" w:firstRow="1" w:lastColumn="0" w:lastRow="0" w:noHBand="0" w:noVBand="1" w:val="04A0"/>
+        <w:tblInd w:type="dxa" w:w="0"/>
+      </w:tblPr>
+      <w:tblGrid>
+        <w:gridCol w:w="9865"/>
+      </w:tblGrid>
+      <w:tr>
+        <w:trPr>
+          <w:trHeight w:val="414" w:hRule="atLeast"/>
+        </w:trPr>
+        <w:tc>
+          <w:tcPr>
+            <w:tcW w:type="dxa" w:w="9865"/>
+            <w:tcMar>
+              <w:top w:w="0" w:type="dxa"/>
+              <w:start w:w="0" w:type="dxa"/>
+              <w:bottom w:w="0" w:type="dxa"/>
+              <w:end w:w="0" w:type="dxa"/>
+            </w:tcMar>
+            <w:tcBorders>
+              <w:top w:val="nil"/>
+              <w:bottom w:val="single" w:sz="5" w:space="0" w:color="CBD5E1"/>
+              <w:start w:val="nil"/>
+              <w:end w:val="nil"/>
+            </w:tcBorders>
+          </w:tcPr>
+          <w:p>
+            <w:pPr>
+              <w:spacing w:before="0" w:after="0" w:line="240" w:lineRule="auto"/>
+            </w:pPr>
+            <w:r>
+              <w:t xml:space="preserve"> </w:t>
+            </w:r>
+          </w:p>
+        </w:tc>
+      </w:tr>
+      <w:tr>
+        <w:trPr>
+          <w:trHeight w:val="414" w:hRule="atLeast"/>
+        </w:trPr>
+        <w:tc>
+          <w:tcPr>
+            <w:tcW w:type="dxa" w:w="9865"/>
+            <w:tcMar>
+              <w:top w:w="0" w:type="dxa"/>
+              <w:start w:w="0" w:type="dxa"/>
+              <w:bottom w:w="0" w:type="dxa"/>
+              <w:end w:w="0" w:type="dxa"/>
+            </w:tcMar>
+            <w:tcBorders>
+              <w:top w:val="nil"/>
+              <w:bottom w:val="single" w:sz="5" w:space="0" w:color="CBD5E1"/>
+              <w:start w:val="nil"/>
+              <w:end w:val="nil"/>
+            </w:tcBorders>
+          </w:tcPr>
+          <w:p>
+            <w:pPr>
+              <w:spacing w:before="0" w:after="0" w:line="240" w:lineRule="auto"/>
+            </w:pPr>
+            <w:r>
+              <w:t xml:space="preserve"> </w:t>
+            </w:r>
+          </w:p>
+        </w:tc>
+      </w:tr>
+      <w:tr>
+        <w:trPr>
+          <w:trHeight w:val="414" w:hRule="atLeast"/>
+        </w:trPr>
+        <w:tc>
+          <w:tcPr>
+            <w:tcW w:type="dxa" w:w="9865"/>
+            <w:tcMar>
+              <w:top w:w="0" w:type="dxa"/>
+              <w:start w:w="0" w:type="dxa"/>
+              <w:bottom w:w="0" w:type="dxa"/>
+              <w:end w:w="0" w:type="dxa"/>
+            </w:tcMar>
+            <w:tcBorders>
+              <w:top w:val="nil"/>
+              <w:bottom w:val="single" w:sz="5" w:space="0" w:color="CBD5E1"/>
+              <w:start w:val="nil"/>
+              <w:end w:val="nil"/>
+            </w:tcBorders>
+          </w:tcPr>
+          <w:p>
+            <w:pPr>
+              <w:spacing w:before="0" w:after="0" w:line="240" w:lineRule="auto"/>
+            </w:pPr>
+            <w:r>
+              <w:t xml:space="preserve"> </w:t>
+            </w:r>
+          </w:p>
+        </w:tc>
+      </w:tr>
+    </w:tbl>
+    <w:p>
+      <w:pPr>
+        <w:keepNext/>
+        <w:keepLines w:val="0"/>
+        <w:spacing w:before="80" w:after="20" w:line="293" w:lineRule="auto"/>
+      </w:pPr>
+      <w:r>
+        <w:rPr>
+          <w:rFonts w:ascii="Arial Unicode MS" w:hAnsi="Arial Unicode MS" w:eastAsia="Arial Unicode MS"/>
+          <w:b/>
+          <w:i w:val="0"/>
+          <w:color w:val="1A2340"/>
+          <w:sz w:val="30"/>
+        </w:rPr>
+        <w:t>B 先讓我看見</w:t>
+      </w:r>
+    </w:p>
+    <w:p>
+      <w:pPr>
+        <w:keepNext w:val="0"/>
+        <w:keepLines w:val="0"/>
+        <w:spacing w:before="0" w:after="20" w:line="293" w:lineRule="auto"/>
+      </w:pPr>
+      <w:r>
+        <w:rPr>
+          <w:rFonts w:ascii="Arial Unicode MS" w:hAnsi="Arial Unicode MS" w:eastAsia="Arial Unicode MS"/>
+          <w:b w:val="0"/>
+          <w:i w:val="0"/>
+          <w:color w:val="1A2340"/>
+          <w:sz w:val="22"/>
+        </w:rPr>
+        <w:t>原標題是＿＿；它使我先注意＿＿。</w:t>
+      </w:r>
+    </w:p>
+    <w:tbl>
+      <w:tblPr>
+        <w:tblW w:type="dxa" w:w="9865"/>
+        <w:jc w:val="left"/>
+        <w:tblLayout w:type="fixed"/>
+        <w:tblLook w:firstColumn="1" w:firstRow="1" w:lastColumn="0" w:lastRow="0" w:noHBand="0" w:noVBand="1" w:val="04A0"/>
+        <w:tblInd w:type="dxa" w:w="0"/>
+      </w:tblPr>
+      <w:tblGrid>
+        <w:gridCol w:w="9865"/>
+      </w:tblGrid>
+      <w:tr>
+        <w:trPr>
+          <w:trHeight w:val="414" w:hRule="atLeast"/>
+        </w:trPr>
+        <w:tc>
+          <w:tcPr>
+            <w:tcW w:type="dxa" w:w="9865"/>
+            <w:tcMar>
+              <w:top w:w="0" w:type="dxa"/>
+              <w:start w:w="0" w:type="dxa"/>
+              <w:bottom w:w="0" w:type="dxa"/>
+              <w:end w:w="0" w:type="dxa"/>
+            </w:tcMar>
+            <w:tcBorders>
+              <w:top w:val="nil"/>
+              <w:bottom w:val="single" w:sz="5" w:space="0" w:color="CBD5E1"/>
+              <w:start w:val="nil"/>
+              <w:end w:val="nil"/>
+            </w:tcBorders>
+          </w:tcPr>
+          <w:p>
+            <w:pPr>
+              <w:spacing w:before="0" w:after="0" w:line="240" w:lineRule="auto"/>
+            </w:pPr>
+            <w:r>
+              <w:t xml:space="preserve"> </w:t>
+            </w:r>
+          </w:p>
+        </w:tc>
+      </w:tr>
+      <w:tr>
+        <w:trPr>
+          <w:trHeight w:val="414" w:hRule="atLeast"/>
+        </w:trPr>
+        <w:tc>
+          <w:tcPr>
+            <w:tcW w:type="dxa" w:w="9865"/>
+            <w:tcMar>
+              <w:top w:w="0" w:type="dxa"/>
+              <w:start w:w="0" w:type="dxa"/>
+              <w:bottom w:w="0" w:type="dxa"/>
+              <w:end w:w="0" w:type="dxa"/>
+            </w:tcMar>
+            <w:tcBorders>
+              <w:top w:val="nil"/>
+              <w:bottom w:val="single" w:sz="5" w:space="0" w:color="CBD5E1"/>
+              <w:start w:val="nil"/>
+              <w:end w:val="nil"/>
+            </w:tcBorders>
+          </w:tcPr>
+          <w:p>
+            <w:pPr>
+              <w:spacing w:before="0" w:after="0" w:line="240" w:lineRule="auto"/>
+            </w:pPr>
+            <w:r>
+              <w:t xml:space="preserve"> </w:t>
+            </w:r>
+          </w:p>
+        </w:tc>
+      </w:tr>
+      <w:tr>
+        <w:trPr>
+          <w:trHeight w:val="414" w:hRule="atLeast"/>
+        </w:trPr>
+        <w:tc>
+          <w:tcPr>
+            <w:tcW w:type="dxa" w:w="9865"/>
+            <w:tcMar>
+              <w:top w:w="0" w:type="dxa"/>
+              <w:start w:w="0" w:type="dxa"/>
+              <w:bottom w:w="0" w:type="dxa"/>
+              <w:end w:w="0" w:type="dxa"/>
+            </w:tcMar>
+            <w:tcBorders>
+              <w:top w:val="nil"/>
+              <w:bottom w:val="single" w:sz="5" w:space="0" w:color="CBD5E1"/>
+              <w:start w:val="nil"/>
+              <w:end w:val="nil"/>
+            </w:tcBorders>
+          </w:tcPr>
+          <w:p>
+            <w:pPr>
+              <w:spacing w:before="0" w:after="0" w:line="240" w:lineRule="auto"/>
+            </w:pPr>
+            <w:r>
+              <w:t xml:space="preserve"> </w:t>
+            </w:r>
+          </w:p>
+        </w:tc>
+      </w:tr>
+    </w:tbl>
+    <w:p>
+      <w:pPr>
+        <w:keepNext/>
+        <w:keepLines w:val="0"/>
+        <w:spacing w:before="80" w:after="20" w:line="293" w:lineRule="auto"/>
+      </w:pPr>
+      <w:r>
+        <w:rPr>
+          <w:rFonts w:ascii="Arial Unicode MS" w:hAnsi="Arial Unicode MS" w:eastAsia="Arial Unicode MS"/>
+          <w:b/>
+          <w:i w:val="0"/>
+          <w:color w:val="1A2340"/>
+          <w:sz w:val="30"/>
+        </w:rPr>
+        <w:t>比較依據</w:t>
+      </w:r>
+    </w:p>
+    <w:p>
+      <w:pPr>
+        <w:keepNext w:val="0"/>
+        <w:keepLines w:val="0"/>
+        <w:spacing w:before="0" w:after="20" w:line="293" w:lineRule="auto"/>
+      </w:pPr>
+      <w:r>
+        <w:rPr>
+          <w:rFonts w:ascii="Arial Unicode MS" w:hAnsi="Arial Unicode MS" w:eastAsia="Arial Unicode MS"/>
+          <w:b w:val="0"/>
+          <w:i w:val="0"/>
+          <w:color w:val="1A2340"/>
+          <w:sz w:val="22"/>
+        </w:rPr>
+        <w:t>我比較的兩個位置是＿＿；不同在＿＿。是寫法、來源角色，還是更新時間造成差異？</w:t>
+      </w:r>
+    </w:p>
+    <w:tbl>
+      <w:tblPr>
+        <w:tblW w:type="dxa" w:w="9865"/>
+        <w:jc w:val="left"/>
+        <w:tblLayout w:type="fixed"/>
+        <w:tblLook w:firstColumn="1" w:firstRow="1" w:lastColumn="0" w:lastRow="0" w:noHBand="0" w:noVBand="1" w:val="04A0"/>
+        <w:tblInd w:type="dxa" w:w="0"/>
+      </w:tblPr>
+      <w:tblGrid>
+        <w:gridCol w:w="9865"/>
+      </w:tblGrid>
+      <w:tr>
+        <w:trPr>
+          <w:trHeight w:val="414" w:hRule="atLeast"/>
+        </w:trPr>
+        <w:tc>
+          <w:tcPr>
+            <w:tcW w:type="dxa" w:w="9865"/>
+            <w:tcMar>
+              <w:top w:w="0" w:type="dxa"/>
+              <w:start w:w="0" w:type="dxa"/>
+              <w:bottom w:w="0" w:type="dxa"/>
+              <w:end w:w="0" w:type="dxa"/>
+            </w:tcMar>
+            <w:tcBorders>
+              <w:top w:val="nil"/>
+              <w:bottom w:val="single" w:sz="5" w:space="0" w:color="CBD5E1"/>
+              <w:start w:val="nil"/>
+              <w:end w:val="nil"/>
+            </w:tcBorders>
+          </w:tcPr>
+          <w:p>
+            <w:pPr>
+              <w:spacing w:before="0" w:after="0" w:line="240" w:lineRule="auto"/>
+            </w:pPr>
+            <w:r>
+              <w:t xml:space="preserve"> </w:t>
+            </w:r>
+          </w:p>
+        </w:tc>
+      </w:tr>
+      <w:tr>
+        <w:trPr>
+          <w:trHeight w:val="414" w:hRule="atLeast"/>
+        </w:trPr>
+        <w:tc>
+          <w:tcPr>
+            <w:tcW w:type="dxa" w:w="9865"/>
+            <w:tcMar>
+              <w:top w:w="0" w:type="dxa"/>
+              <w:start w:w="0" w:type="dxa"/>
+              <w:bottom w:w="0" w:type="dxa"/>
+              <w:end w:w="0" w:type="dxa"/>
+            </w:tcMar>
+            <w:tcBorders>
+              <w:top w:val="nil"/>
+              <w:bottom w:val="single" w:sz="5" w:space="0" w:color="CBD5E1"/>
+              <w:start w:val="nil"/>
+              <w:end w:val="nil"/>
+            </w:tcBorders>
+          </w:tcPr>
+          <w:p>
+            <w:pPr>
+              <w:spacing w:before="0" w:after="0" w:line="240" w:lineRule="auto"/>
+            </w:pPr>
+            <w:r>
+              <w:t xml:space="preserve"> </w:t>
+            </w:r>
+          </w:p>
+        </w:tc>
+      </w:tr>
+      <w:tr>
+        <w:trPr>
+          <w:trHeight w:val="414" w:hRule="atLeast"/>
+        </w:trPr>
+        <w:tc>
+          <w:tcPr>
+            <w:tcW w:type="dxa" w:w="9865"/>
+            <w:tcMar>
+              <w:top w:w="0" w:type="dxa"/>
+              <w:start w:w="0" w:type="dxa"/>
+              <w:bottom w:w="0" w:type="dxa"/>
+              <w:end w:w="0" w:type="dxa"/>
+            </w:tcMar>
+            <w:tcBorders>
+              <w:top w:val="nil"/>
+              <w:bottom w:val="single" w:sz="5" w:space="0" w:color="CBD5E1"/>
+              <w:start w:val="nil"/>
+              <w:end w:val="nil"/>
+            </w:tcBorders>
+          </w:tcPr>
+          <w:p>
+            <w:pPr>
+              <w:spacing w:before="0" w:after="0" w:line="240" w:lineRule="auto"/>
+            </w:pPr>
+            <w:r>
+              <w:t xml:space="preserve"> </w:t>
+            </w:r>
+          </w:p>
+        </w:tc>
+      </w:tr>
+    </w:tbl>
+    <w:p>
+      <w:pPr>
+        <w:keepNext/>
+        <w:keepLines w:val="0"/>
+        <w:spacing w:before="80" w:after="20" w:line="293" w:lineRule="auto"/>
+      </w:pPr>
+      <w:r>
+        <w:rPr>
+          <w:rFonts w:ascii="Arial Unicode MS" w:hAnsi="Arial Unicode MS" w:eastAsia="Arial Unicode MS"/>
+          <w:b/>
+          <w:i w:val="0"/>
+          <w:color w:val="1A2340"/>
+          <w:sz w:val="30"/>
+        </w:rPr>
+        <w:t>公開版初判</w:t>
+      </w:r>
+    </w:p>
+    <w:p>
+      <w:pPr>
+        <w:keepNext w:val="0"/>
+        <w:keepLines w:val="0"/>
+        <w:spacing w:before="0" w:after="20" w:line="293" w:lineRule="auto"/>
+      </w:pPr>
+      <w:r>
+        <w:rPr>
+          <w:rFonts w:ascii="Arial Unicode MS" w:hAnsi="Arial Unicode MS" w:eastAsia="Arial Unicode MS"/>
+          <w:b w:val="0"/>
+          <w:i w:val="0"/>
+          <w:color w:val="1A2340"/>
+          <w:sz w:val="22"/>
+        </w:rPr>
+        <w:t>依材料，我目前建議＿＿；目前最需要補的資料是＿＿。先自己寫，討論後直接在旁修訂。</w:t>
+      </w:r>
+    </w:p>
+    <w:tbl>
+      <w:tblPr>
+        <w:tblW w:type="dxa" w:w="9865"/>
+        <w:jc w:val="left"/>
+        <w:tblLayout w:type="fixed"/>
+        <w:tblLook w:firstColumn="1" w:firstRow="1" w:lastColumn="0" w:lastRow="0" w:noHBand="0" w:noVBand="1" w:val="04A0"/>
+        <w:tblInd w:type="dxa" w:w="0"/>
+      </w:tblPr>
+      <w:tblGrid>
+        <w:gridCol w:w="9865"/>
+      </w:tblGrid>
+      <w:tr>
+        <w:trPr>
+          <w:trHeight w:val="414" w:hRule="atLeast"/>
+        </w:trPr>
+        <w:tc>
+          <w:tcPr>
+            <w:tcW w:type="dxa" w:w="9865"/>
+            <w:tcMar>
+              <w:top w:w="0" w:type="dxa"/>
+              <w:start w:w="0" w:type="dxa"/>
+              <w:bottom w:w="0" w:type="dxa"/>
+              <w:end w:w="0" w:type="dxa"/>
+            </w:tcMar>
+            <w:tcBorders>
+              <w:top w:val="nil"/>
+              <w:bottom w:val="single" w:sz="5" w:space="0" w:color="CBD5E1"/>
+              <w:start w:val="nil"/>
+              <w:end w:val="nil"/>
+            </w:tcBorders>
+          </w:tcPr>
+          <w:p>
+            <w:pPr>
+              <w:spacing w:before="0" w:after="0" w:line="240" w:lineRule="auto"/>
+            </w:pPr>
+            <w:r>
+              <w:t xml:space="preserve"> </w:t>
+            </w:r>
+          </w:p>
+        </w:tc>
+      </w:tr>
+      <w:tr>
+        <w:trPr>
+          <w:trHeight w:val="414" w:hRule="atLeast"/>
+        </w:trPr>
+        <w:tc>
+          <w:tcPr>
+            <w:tcW w:type="dxa" w:w="9865"/>
+            <w:tcMar>
+              <w:top w:w="0" w:type="dxa"/>
+              <w:start w:w="0" w:type="dxa"/>
+              <w:bottom w:w="0" w:type="dxa"/>
+              <w:end w:w="0" w:type="dxa"/>
+            </w:tcMar>
+            <w:tcBorders>
+              <w:top w:val="nil"/>
+              <w:bottom w:val="single" w:sz="5" w:space="0" w:color="CBD5E1"/>
+              <w:start w:val="nil"/>
+              <w:end w:val="nil"/>
+            </w:tcBorders>
+          </w:tcPr>
+          <w:p>
+            <w:pPr>
+              <w:spacing w:before="0" w:after="0" w:line="240" w:lineRule="auto"/>
+            </w:pPr>
+            <w:r>
+              <w:t xml:space="preserve"> </w:t>
+            </w:r>
+          </w:p>
+        </w:tc>
+      </w:tr>
+      <w:tr>
+        <w:trPr>
+          <w:trHeight w:val="414" w:hRule="atLeast"/>
+        </w:trPr>
+        <w:tc>
+          <w:tcPr>
+            <w:tcW w:type="dxa" w:w="9865"/>
+            <w:tcMar>
+              <w:top w:w="0" w:type="dxa"/>
+              <w:start w:w="0" w:type="dxa"/>
+              <w:bottom w:w="0" w:type="dxa"/>
+              <w:end w:w="0" w:type="dxa"/>
+            </w:tcMar>
+            <w:tcBorders>
+              <w:top w:val="nil"/>
+              <w:bottom w:val="single" w:sz="5" w:space="0" w:color="CBD5E1"/>
+              <w:start w:val="nil"/>
+              <w:end w:val="nil"/>
+            </w:tcBorders>
+          </w:tcPr>
+          <w:p>
+            <w:pPr>
+              <w:spacing w:before="0" w:after="0" w:line="240" w:lineRule="auto"/>
+            </w:pPr>
+            <w:r>
+              <w:t xml:space="preserve"> </w:t>
+            </w:r>
+          </w:p>
+        </w:tc>
+      </w:tr>
+      <w:tr>
+        <w:trPr>
+          <w:trHeight w:val="414" w:hRule="atLeast"/>
+        </w:trPr>
+        <w:tc>
+          <w:tcPr>
+            <w:tcW w:type="dxa" w:w="9865"/>
+            <w:tcMar>
+              <w:top w:w="0" w:type="dxa"/>
+              <w:start w:w="0" w:type="dxa"/>
+              <w:bottom w:w="0" w:type="dxa"/>
+              <w:end w:w="0" w:type="dxa"/>
+            </w:tcMar>
+            <w:tcBorders>
+              <w:top w:val="nil"/>
+              <w:bottom w:val="single" w:sz="5" w:space="0" w:color="CBD5E1"/>
+              <w:start w:val="nil"/>
+              <w:end w:val="nil"/>
+            </w:tcBorders>
+          </w:tcPr>
+          <w:p>
+            <w:pPr>
+              <w:spacing w:before="0" w:after="0" w:line="240" w:lineRule="auto"/>
+            </w:pPr>
+            <w:r>
+              <w:t xml:space="preserve"> </w:t>
+            </w:r>
+          </w:p>
+        </w:tc>
+      </w:tr>
+    </w:tbl>
+    <w:p>
+      <w:pPr>
+        <w:spacing w:after="0"/>
+      </w:pPr>
+      <w:r>
+        <w:br w:type="page"/>
+      </w:r>
+    </w:p>
+    <w:p>
+      <w:pPr>
+        <w:keepNext/>
+        <w:keepLines w:val="0"/>
+        <w:pageBreakBefore w:val="0"/>
+        <w:spacing w:before="0" w:after="60" w:line="293" w:lineRule="auto"/>
+      </w:pPr>
+      <w:r>
+        <w:rPr>
+          <w:rFonts w:ascii="JetBrains Mono" w:hAnsi="JetBrains Mono" w:eastAsia="Arial Unicode MS"/>
+          <w:b/>
+          <w:i w:val="0"/>
+          <w:color w:val="1D4ED8"/>
+          <w:sz w:val="22"/>
+        </w:rPr>
+        <w:t>W8 / 03</w:t>
+      </w:r>
+    </w:p>
+    <w:p>
+      <w:pPr>
+        <w:keepNext/>
+        <w:keepLines w:val="0"/>
+        <w:spacing w:before="0" w:after="80" w:line="252" w:lineRule="auto"/>
+      </w:pPr>
+      <w:r>
+        <w:rPr>
+          <w:rFonts w:ascii="Arial Unicode MS" w:hAnsi="Arial Unicode MS" w:eastAsia="Arial Unicode MS"/>
+          <w:b/>
+          <w:i w:val="0"/>
+          <w:color w:val="1A2340"/>
+          <w:sz w:val="44"/>
+        </w:rPr>
+        <w:t>暫時立場：讓人看懂你的根據與界線</w:t>
+      </w:r>
+    </w:p>
+    <w:p>
+      <w:pPr>
+        <w:keepNext w:val="0"/>
+        <w:keepLines w:val="0"/>
+        <w:spacing w:before="0" w:after="140" w:line="293" w:lineRule="auto"/>
+      </w:pPr>
+      <w:r>
+        <w:rPr>
+          <w:rFonts w:ascii="Arial Unicode MS" w:hAnsi="Arial Unicode MS" w:eastAsia="Arial Unicode MS"/>
+          <w:b w:val="0"/>
+          <w:i w:val="0"/>
+          <w:color w:val="5B6573"/>
+          <w:sz w:val="22"/>
+        </w:rPr>
+        <w:t>55–68 分先留搭檔追問；68–80 分本人完成下方聲明。私人小卡不交、不抄到本頁。</w:t>
+      </w:r>
+    </w:p>
+    <w:p>
+      <w:pPr>
+        <w:keepNext/>
+        <w:keepLines w:val="0"/>
+        <w:spacing w:before="80" w:after="20" w:line="293" w:lineRule="auto"/>
+      </w:pPr>
+      <w:r>
+        <w:rPr>
+          <w:rFonts w:ascii="Arial Unicode MS" w:hAnsi="Arial Unicode MS" w:eastAsia="Arial Unicode MS"/>
+          <w:b/>
+          <w:i w:val="0"/>
+          <w:color w:val="1A2340"/>
+          <w:sz w:val="30"/>
+        </w:rPr>
+        <w:t>對方的一問／我的改留</w:t>
+      </w:r>
+    </w:p>
+    <w:p>
+      <w:pPr>
+        <w:keepNext w:val="0"/>
+        <w:keepLines w:val="0"/>
+        <w:spacing w:before="0" w:after="20" w:line="293" w:lineRule="auto"/>
+      </w:pPr>
+      <w:r>
+        <w:rPr>
+          <w:rFonts w:ascii="Arial Unicode MS" w:hAnsi="Arial Unicode MS" w:eastAsia="Arial Unicode MS"/>
+          <w:b w:val="0"/>
+          <w:i w:val="0"/>
+          <w:color w:val="1A2340"/>
+          <w:sz w:val="22"/>
+        </w:rPr>
+        <w:t>對方指材料＿＿問＿＿；我決定改／留＿＿，因為＿＿。（不公開者可用教師另擬追問）</w:t>
+      </w:r>
+    </w:p>
+    <w:tbl>
+      <w:tblPr>
+        <w:tblW w:type="dxa" w:w="9865"/>
+        <w:jc w:val="left"/>
+        <w:tblLayout w:type="fixed"/>
+        <w:tblLook w:firstColumn="1" w:firstRow="1" w:lastColumn="0" w:lastRow="0" w:noHBand="0" w:noVBand="1" w:val="04A0"/>
+        <w:tblInd w:type="dxa" w:w="0"/>
+      </w:tblPr>
+      <w:tblGrid>
+        <w:gridCol w:w="9865"/>
+      </w:tblGrid>
+      <w:tr>
+        <w:trPr>
+          <w:trHeight w:val="414" w:hRule="atLeast"/>
+        </w:trPr>
+        <w:tc>
+          <w:tcPr>
+            <w:tcW w:type="dxa" w:w="9865"/>
+            <w:tcMar>
+              <w:top w:w="0" w:type="dxa"/>
+              <w:start w:w="0" w:type="dxa"/>
+              <w:bottom w:w="0" w:type="dxa"/>
+              <w:end w:w="0" w:type="dxa"/>
+            </w:tcMar>
+            <w:tcBorders>
+              <w:top w:val="nil"/>
+              <w:bottom w:val="single" w:sz="5" w:space="0" w:color="CBD5E1"/>
+              <w:start w:val="nil"/>
+              <w:end w:val="nil"/>
+            </w:tcBorders>
+          </w:tcPr>
+          <w:p>
+            <w:pPr>
+              <w:spacing w:before="0" w:after="0" w:line="240" w:lineRule="auto"/>
+            </w:pPr>
+            <w:r>
+              <w:t xml:space="preserve"> </w:t>
+            </w:r>
+          </w:p>
+        </w:tc>
+      </w:tr>
+      <w:tr>
+        <w:trPr>
+          <w:trHeight w:val="414" w:hRule="atLeast"/>
+        </w:trPr>
+        <w:tc>
+          <w:tcPr>
+            <w:tcW w:type="dxa" w:w="9865"/>
+            <w:tcMar>
+              <w:top w:w="0" w:type="dxa"/>
+              <w:start w:w="0" w:type="dxa"/>
+              <w:bottom w:w="0" w:type="dxa"/>
+              <w:end w:w="0" w:type="dxa"/>
+            </w:tcMar>
+            <w:tcBorders>
+              <w:top w:val="nil"/>
+              <w:bottom w:val="single" w:sz="5" w:space="0" w:color="CBD5E1"/>
+              <w:start w:val="nil"/>
+              <w:end w:val="nil"/>
+            </w:tcBorders>
+          </w:tcPr>
+          <w:p>
+            <w:pPr>
+              <w:spacing w:before="0" w:after="0" w:line="240" w:lineRule="auto"/>
+            </w:pPr>
+            <w:r>
+              <w:t xml:space="preserve"> </w:t>
+            </w:r>
+          </w:p>
+        </w:tc>
+      </w:tr>
+      <w:tr>
+        <w:trPr>
+          <w:trHeight w:val="414" w:hRule="atLeast"/>
+        </w:trPr>
+        <w:tc>
+          <w:tcPr>
+            <w:tcW w:type="dxa" w:w="9865"/>
+            <w:tcMar>
+              <w:top w:w="0" w:type="dxa"/>
+              <w:start w:w="0" w:type="dxa"/>
+              <w:bottom w:w="0" w:type="dxa"/>
+              <w:end w:w="0" w:type="dxa"/>
+            </w:tcMar>
+            <w:tcBorders>
+              <w:top w:val="nil"/>
+              <w:bottom w:val="single" w:sz="5" w:space="0" w:color="CBD5E1"/>
+              <w:start w:val="nil"/>
+              <w:end w:val="nil"/>
+            </w:tcBorders>
+          </w:tcPr>
+          <w:p>
+            <w:pPr>
+              <w:spacing w:before="0" w:after="0" w:line="240" w:lineRule="auto"/>
+            </w:pPr>
+            <w:r>
+              <w:t xml:space="preserve"> </w:t>
+            </w:r>
+          </w:p>
+        </w:tc>
+      </w:tr>
+      <w:tr>
+        <w:trPr>
+          <w:trHeight w:val="414" w:hRule="atLeast"/>
+        </w:trPr>
+        <w:tc>
+          <w:tcPr>
+            <w:tcW w:type="dxa" w:w="9865"/>
+            <w:tcMar>
+              <w:top w:w="0" w:type="dxa"/>
+              <w:start w:w="0" w:type="dxa"/>
+              <w:bottom w:w="0" w:type="dxa"/>
+              <w:end w:w="0" w:type="dxa"/>
+            </w:tcMar>
+            <w:tcBorders>
+              <w:top w:val="nil"/>
+              <w:bottom w:val="single" w:sz="5" w:space="0" w:color="CBD5E1"/>
+              <w:start w:val="nil"/>
+              <w:end w:val="nil"/>
+            </w:tcBorders>
+          </w:tcPr>
+          <w:p>
+            <w:pPr>
+              <w:spacing w:before="0" w:after="0" w:line="240" w:lineRule="auto"/>
+            </w:pPr>
+            <w:r>
+              <w:t xml:space="preserve"> </w:t>
+            </w:r>
+          </w:p>
+        </w:tc>
+      </w:tr>
+    </w:tbl>
+    <w:p>
+      <w:pPr>
+        <w:keepNext/>
+        <w:keepLines w:val="0"/>
+        <w:spacing w:before="80" w:after="20" w:line="293" w:lineRule="auto"/>
+      </w:pPr>
+      <w:r>
+        <w:rPr>
+          <w:rFonts w:ascii="Arial Unicode MS" w:hAnsi="Arial Unicode MS" w:eastAsia="Arial Unicode MS"/>
+          <w:b/>
+          <w:i w:val="0"/>
+          <w:color w:val="1A2340"/>
+          <w:sz w:val="30"/>
+        </w:rPr>
+        <w:t>200 字內立場聲明</w:t>
+      </w:r>
+    </w:p>
+    <w:p>
+      <w:pPr>
+        <w:keepNext w:val="0"/>
+        <w:keepLines w:val="0"/>
+        <w:spacing w:before="0" w:after="20" w:line="293" w:lineRule="auto"/>
+      </w:pPr>
+      <w:r>
+        <w:rPr>
+          <w:rFonts w:ascii="Arial Unicode MS" w:hAnsi="Arial Unicode MS" w:eastAsia="Arial Unicode MS"/>
+          <w:b w:val="0"/>
+          <w:i w:val="0"/>
+          <w:color w:val="1A2340"/>
+          <w:sz w:val="22"/>
+        </w:rPr>
+        <w:t>目前主張／1–5 或未定；兩項共同資料（可指第 1 頁）；資料怎麼支持；還不確定什麼；若觀察到什麼，會改變、限縮或重申。</w:t>
+      </w:r>
+    </w:p>
+    <w:tbl>
+      <w:tblPr>
+        <w:tblW w:type="dxa" w:w="9865"/>
+        <w:jc w:val="left"/>
+        <w:tblLayout w:type="fixed"/>
+        <w:tblLook w:firstColumn="1" w:firstRow="1" w:lastColumn="0" w:lastRow="0" w:noHBand="0" w:noVBand="1" w:val="04A0"/>
+        <w:tblInd w:type="dxa" w:w="0"/>
+      </w:tblPr>
+      <w:tblGrid>
+        <w:gridCol w:w="9865"/>
+      </w:tblGrid>
+      <w:tr>
+        <w:trPr>
+          <w:trHeight w:val="414" w:hRule="atLeast"/>
+        </w:trPr>
+        <w:tc>
+          <w:tcPr>
+            <w:tcW w:type="dxa" w:w="9865"/>
+            <w:tcMar>
+              <w:top w:w="0" w:type="dxa"/>
+              <w:start w:w="0" w:type="dxa"/>
+              <w:bottom w:w="0" w:type="dxa"/>
+              <w:end w:w="0" w:type="dxa"/>
+            </w:tcMar>
+            <w:tcBorders>
+              <w:top w:val="nil"/>
+              <w:bottom w:val="single" w:sz="5" w:space="0" w:color="CBD5E1"/>
+              <w:start w:val="nil"/>
+              <w:end w:val="nil"/>
+            </w:tcBorders>
+          </w:tcPr>
+          <w:p>
+            <w:pPr>
+              <w:spacing w:before="0" w:after="0" w:line="240" w:lineRule="auto"/>
+            </w:pPr>
+            <w:r>
+              <w:t xml:space="preserve"> </w:t>
+            </w:r>
+          </w:p>
+        </w:tc>
+      </w:tr>
+      <w:tr>
+        <w:trPr>
+          <w:trHeight w:val="414" w:hRule="atLeast"/>
+        </w:trPr>
+        <w:tc>
+          <w:tcPr>
+            <w:tcW w:type="dxa" w:w="9865"/>
+            <w:tcMar>
+              <w:top w:w="0" w:type="dxa"/>
+              <w:start w:w="0" w:type="dxa"/>
+              <w:bottom w:w="0" w:type="dxa"/>
+              <w:end w:w="0" w:type="dxa"/>
+            </w:tcMar>
+            <w:tcBorders>
+              <w:top w:val="nil"/>
+              <w:bottom w:val="single" w:sz="5" w:space="0" w:color="CBD5E1"/>
+              <w:start w:val="nil"/>
+              <w:end w:val="nil"/>
+            </w:tcBorders>
+          </w:tcPr>
+          <w:p>
+            <w:pPr>
+              <w:spacing w:before="0" w:after="0" w:line="240" w:lineRule="auto"/>
+            </w:pPr>
+            <w:r>
+              <w:t xml:space="preserve"> </w:t>
+            </w:r>
+          </w:p>
+        </w:tc>
+      </w:tr>
+      <w:tr>
+        <w:trPr>
+          <w:trHeight w:val="414" w:hRule="atLeast"/>
+        </w:trPr>
+        <w:tc>
+          <w:tcPr>
+            <w:tcW w:type="dxa" w:w="9865"/>
+            <w:tcMar>
+              <w:top w:w="0" w:type="dxa"/>
+              <w:start w:w="0" w:type="dxa"/>
+              <w:bottom w:w="0" w:type="dxa"/>
+              <w:end w:w="0" w:type="dxa"/>
+            </w:tcMar>
+            <w:tcBorders>
+              <w:top w:val="nil"/>
+              <w:bottom w:val="single" w:sz="5" w:space="0" w:color="CBD5E1"/>
+              <w:start w:val="nil"/>
+              <w:end w:val="nil"/>
+            </w:tcBorders>
+          </w:tcPr>
+          <w:p>
+            <w:pPr>
+              <w:spacing w:before="0" w:after="0" w:line="240" w:lineRule="auto"/>
+            </w:pPr>
+            <w:r>
+              <w:t xml:space="preserve"> </w:t>
+            </w:r>
+          </w:p>
+        </w:tc>
+      </w:tr>
+      <w:tr>
+        <w:trPr>
+          <w:trHeight w:val="414" w:hRule="atLeast"/>
+        </w:trPr>
+        <w:tc>
+          <w:tcPr>
+            <w:tcW w:type="dxa" w:w="9865"/>
+            <w:tcMar>
+              <w:top w:w="0" w:type="dxa"/>
+              <w:start w:w="0" w:type="dxa"/>
+              <w:bottom w:w="0" w:type="dxa"/>
+              <w:end w:w="0" w:type="dxa"/>
+            </w:tcMar>
+            <w:tcBorders>
+              <w:top w:val="nil"/>
+              <w:bottom w:val="single" w:sz="5" w:space="0" w:color="CBD5E1"/>
+              <w:start w:val="nil"/>
+              <w:end w:val="nil"/>
+            </w:tcBorders>
+          </w:tcPr>
+          <w:p>
+            <w:pPr>
+              <w:spacing w:before="0" w:after="0" w:line="240" w:lineRule="auto"/>
+            </w:pPr>
+            <w:r>
+              <w:t xml:space="preserve"> </w:t>
+            </w:r>
+          </w:p>
+        </w:tc>
+      </w:tr>
+      <w:tr>
+        <w:trPr>
+          <w:trHeight w:val="414" w:hRule="atLeast"/>
+        </w:trPr>
+        <w:tc>
+          <w:tcPr>
+            <w:tcW w:type="dxa" w:w="9865"/>
+            <w:tcMar>
+              <w:top w:w="0" w:type="dxa"/>
+              <w:start w:w="0" w:type="dxa"/>
+              <w:bottom w:w="0" w:type="dxa"/>
+              <w:end w:w="0" w:type="dxa"/>
+            </w:tcMar>
+            <w:tcBorders>
+              <w:top w:val="nil"/>
+              <w:bottom w:val="single" w:sz="5" w:space="0" w:color="CBD5E1"/>
+              <w:start w:val="nil"/>
+              <w:end w:val="nil"/>
+            </w:tcBorders>
+          </w:tcPr>
+          <w:p>
+            <w:pPr>
+              <w:spacing w:before="0" w:after="0" w:line="240" w:lineRule="auto"/>
+            </w:pPr>
+            <w:r>
+              <w:t xml:space="preserve"> </w:t>
+            </w:r>
+          </w:p>
+        </w:tc>
+      </w:tr>
+      <w:tr>
+        <w:trPr>
+          <w:trHeight w:val="414" w:hRule="atLeast"/>
+        </w:trPr>
+        <w:tc>
+          <w:tcPr>
+            <w:tcW w:type="dxa" w:w="9865"/>
+            <w:tcMar>
+              <w:top w:w="0" w:type="dxa"/>
+              <w:start w:w="0" w:type="dxa"/>
+              <w:bottom w:w="0" w:type="dxa"/>
+              <w:end w:w="0" w:type="dxa"/>
+            </w:tcMar>
+            <w:tcBorders>
+              <w:top w:val="nil"/>
+              <w:bottom w:val="single" w:sz="5" w:space="0" w:color="CBD5E1"/>
+              <w:start w:val="nil"/>
+              <w:end w:val="nil"/>
+            </w:tcBorders>
+          </w:tcPr>
+          <w:p>
+            <w:pPr>
+              <w:spacing w:before="0" w:after="0" w:line="240" w:lineRule="auto"/>
+            </w:pPr>
+            <w:r>
+              <w:t xml:space="preserve"> </w:t>
+            </w:r>
+          </w:p>
+        </w:tc>
+      </w:tr>
+      <w:tr>
+        <w:trPr>
+          <w:trHeight w:val="414" w:hRule="atLeast"/>
+        </w:trPr>
+        <w:tc>
+          <w:tcPr>
+            <w:tcW w:type="dxa" w:w="9865"/>
+            <w:tcMar>
+              <w:top w:w="0" w:type="dxa"/>
+              <w:start w:w="0" w:type="dxa"/>
+              <w:bottom w:w="0" w:type="dxa"/>
+              <w:end w:w="0" w:type="dxa"/>
+            </w:tcMar>
+            <w:tcBorders>
+              <w:top w:val="nil"/>
+              <w:bottom w:val="single" w:sz="5" w:space="0" w:color="CBD5E1"/>
+              <w:start w:val="nil"/>
+              <w:end w:val="nil"/>
+            </w:tcBorders>
+          </w:tcPr>
+          <w:p>
+            <w:pPr>
+              <w:spacing w:before="0" w:after="0" w:line="240" w:lineRule="auto"/>
+            </w:pPr>
+            <w:r>
+              <w:t xml:space="preserve"> </w:t>
+            </w:r>
+          </w:p>
+        </w:tc>
+      </w:tr>
+      <w:tr>
+        <w:trPr>
+          <w:trHeight w:val="414" w:hRule="atLeast"/>
+        </w:trPr>
+        <w:tc>
+          <w:tcPr>
+            <w:tcW w:type="dxa" w:w="9865"/>
+            <w:tcMar>
+              <w:top w:w="0" w:type="dxa"/>
+              <w:start w:w="0" w:type="dxa"/>
+              <w:bottom w:w="0" w:type="dxa"/>
+              <w:end w:w="0" w:type="dxa"/>
+            </w:tcMar>
+            <w:tcBorders>
+              <w:top w:val="nil"/>
+              <w:bottom w:val="single" w:sz="5" w:space="0" w:color="CBD5E1"/>
+              <w:start w:val="nil"/>
+              <w:end w:val="nil"/>
+            </w:tcBorders>
+          </w:tcPr>
+          <w:p>
+            <w:pPr>
+              <w:spacing w:before="0" w:after="0" w:line="240" w:lineRule="auto"/>
+            </w:pPr>
+            <w:r>
+              <w:t xml:space="preserve"> </w:t>
+            </w:r>
+          </w:p>
+        </w:tc>
+      </w:tr>
+      <w:tr>
+        <w:trPr>
+          <w:trHeight w:val="414" w:hRule="atLeast"/>
+        </w:trPr>
+        <w:tc>
+          <w:tcPr>
+            <w:tcW w:type="dxa" w:w="9865"/>
+            <w:tcMar>
+              <w:top w:w="0" w:type="dxa"/>
+              <w:start w:w="0" w:type="dxa"/>
+              <w:bottom w:w="0" w:type="dxa"/>
+              <w:end w:w="0" w:type="dxa"/>
+            </w:tcMar>
+            <w:tcBorders>
+              <w:top w:val="nil"/>
+              <w:bottom w:val="single" w:sz="5" w:space="0" w:color="CBD5E1"/>
+              <w:start w:val="nil"/>
+              <w:end w:val="nil"/>
+            </w:tcBorders>
+          </w:tcPr>
+          <w:p>
+            <w:pPr>
+              <w:spacing w:before="0" w:after="0" w:line="240" w:lineRule="auto"/>
+            </w:pPr>
+            <w:r>
+              <w:t xml:space="preserve"> </w:t>
+            </w:r>
+          </w:p>
+        </w:tc>
+      </w:tr>
+      <w:tr>
+        <w:trPr>
+          <w:trHeight w:val="414" w:hRule="atLeast"/>
+        </w:trPr>
+        <w:tc>
+          <w:tcPr>
+            <w:tcW w:type="dxa" w:w="9865"/>
+            <w:tcMar>
+              <w:top w:w="0" w:type="dxa"/>
+              <w:start w:w="0" w:type="dxa"/>
+              <w:bottom w:w="0" w:type="dxa"/>
+              <w:end w:w="0" w:type="dxa"/>
+            </w:tcMar>
+            <w:tcBorders>
+              <w:top w:val="nil"/>
+              <w:bottom w:val="single" w:sz="5" w:space="0" w:color="CBD5E1"/>
+              <w:start w:val="nil"/>
+              <w:end w:val="nil"/>
+            </w:tcBorders>
+          </w:tcPr>
+          <w:p>
+            <w:pPr>
+              <w:spacing w:before="0" w:after="0" w:line="240" w:lineRule="auto"/>
+            </w:pPr>
+            <w:r>
+              <w:t xml:space="preserve"> </w:t>
+            </w:r>
+          </w:p>
+        </w:tc>
+      </w:tr>
+    </w:tbl>
+    <w:p>
+      <w:pPr>
+        <w:keepNext/>
+        <w:keepLines w:val="0"/>
+        <w:spacing w:before="80" w:after="20" w:line="293" w:lineRule="auto"/>
+      </w:pPr>
+      <w:r>
+        <w:rPr>
+          <w:rFonts w:ascii="Arial Unicode MS" w:hAnsi="Arial Unicode MS" w:eastAsia="Arial Unicode MS"/>
+          <w:b/>
+          <w:i w:val="0"/>
+          <w:color w:val="1A2340"/>
+          <w:sz w:val="30"/>
+        </w:rPr>
+        <w:t>80–90 分回查</w:t>
+      </w:r>
+    </w:p>
+    <w:p>
+      <w:pPr>
+        <w:keepNext w:val="0"/>
+        <w:keepLines w:val="0"/>
+        <w:spacing w:before="0" w:after="20" w:line="293" w:lineRule="auto"/>
+      </w:pPr>
+      <w:r>
+        <w:rPr>
+          <w:rFonts w:ascii="Arial Unicode MS" w:hAnsi="Arial Unicode MS" w:eastAsia="Arial Unicode MS"/>
+          <w:b w:val="0"/>
+          <w:i w:val="0"/>
+          <w:color w:val="1A2340"/>
+          <w:sz w:val="22"/>
+        </w:rPr>
+        <w:t>圈出自己一處「誰／多少／一定」的範圍；回到段號，在原句旁修訂或寫保留理由。</w:t>
+      </w:r>
+    </w:p>
+    <w:tbl>
+      <w:tblPr>
+        <w:tblW w:type="dxa" w:w="9865"/>
+        <w:jc w:val="left"/>
+        <w:tblLayout w:type="fixed"/>
+        <w:tblLook w:firstColumn="1" w:firstRow="1" w:lastColumn="0" w:lastRow="0" w:noHBand="0" w:noVBand="1" w:val="04A0"/>
+        <w:tblInd w:type="dxa" w:w="0"/>
+      </w:tblPr>
+      <w:tblGrid>
+        <w:gridCol w:w="9865"/>
+      </w:tblGrid>
+      <w:tr>
+        <w:trPr>
+          <w:trHeight w:val="414" w:hRule="atLeast"/>
+        </w:trPr>
+        <w:tc>
+          <w:tcPr>
+            <w:tcW w:type="dxa" w:w="9865"/>
+            <w:tcMar>
+              <w:top w:w="0" w:type="dxa"/>
+              <w:start w:w="0" w:type="dxa"/>
+              <w:bottom w:w="0" w:type="dxa"/>
+              <w:end w:w="0" w:type="dxa"/>
+            </w:tcMar>
+            <w:tcBorders>
+              <w:top w:val="nil"/>
+              <w:bottom w:val="single" w:sz="5" w:space="0" w:color="CBD5E1"/>
+              <w:start w:val="nil"/>
+              <w:end w:val="nil"/>
+            </w:tcBorders>
+          </w:tcPr>
+          <w:p>
+            <w:pPr>
+              <w:spacing w:before="0" w:after="0" w:line="240" w:lineRule="auto"/>
+            </w:pPr>
+            <w:r>
+              <w:t xml:space="preserve"> </w:t>
+            </w:r>
+          </w:p>
+        </w:tc>
+      </w:tr>
+    </w:tbl>
+    <w:p>
+      <w:pPr>
+        <w:spacing w:after="0"/>
+      </w:pPr>
+      <w:r>
+        <w:br w:type="page"/>
+      </w:r>
+    </w:p>
+    <w:p>
+      <w:pPr>
+        <w:keepNext/>
+        <w:keepLines w:val="0"/>
+        <w:pageBreakBefore w:val="0"/>
+        <w:spacing w:before="0" w:after="60" w:line="293" w:lineRule="auto"/>
+      </w:pPr>
+      <w:r>
+        <w:rPr>
+          <w:rFonts w:ascii="JetBrains Mono" w:hAnsi="JetBrains Mono" w:eastAsia="Arial Unicode MS"/>
+          <w:b/>
+          <w:i w:val="0"/>
+          <w:color w:val="1D4ED8"/>
+          <w:sz w:val="22"/>
+        </w:rPr>
+        <w:t>W8 / 04</w:t>
+      </w:r>
+    </w:p>
+    <w:p>
+      <w:pPr>
+        <w:keepNext/>
+        <w:keepLines w:val="0"/>
+        <w:spacing w:before="0" w:after="80" w:line="252" w:lineRule="auto"/>
+      </w:pPr>
+      <w:r>
+        <w:rPr>
+          <w:rFonts w:ascii="Arial Unicode MS" w:hAnsi="Arial Unicode MS" w:eastAsia="Arial Unicode MS"/>
+          <w:b/>
+          <w:i w:val="0"/>
+          <w:color w:val="1A2340"/>
+          <w:sz w:val="44"/>
+        </w:rPr>
+        <w:t>收束與課後選做</w:t>
+      </w:r>
+    </w:p>
+    <w:p>
+      <w:pPr>
+        <w:keepNext w:val="0"/>
+        <w:keepLines w:val="0"/>
+        <w:spacing w:before="0" w:after="140" w:line="293" w:lineRule="auto"/>
+      </w:pPr>
+      <w:r>
+        <w:rPr>
+          <w:rFonts w:ascii="Arial Unicode MS" w:hAnsi="Arial Unicode MS" w:eastAsia="Arial Unicode MS"/>
+          <w:b w:val="0"/>
+          <w:i w:val="0"/>
+          <w:color w:val="5B6573"/>
+          <w:sz w:val="22"/>
+        </w:rPr>
+        <w:t>本頁隨整本保管，不讀、不計分。可留白；課後練習不追交、不列學習關卡。</w:t>
+      </w:r>
+    </w:p>
+    <w:p>
+      <w:pPr>
+        <w:keepNext/>
+        <w:keepLines w:val="0"/>
+        <w:spacing w:before="80" w:after="20" w:line="293" w:lineRule="auto"/>
+      </w:pPr>
+      <w:r>
+        <w:rPr>
+          <w:rFonts w:ascii="Arial Unicode MS" w:hAnsi="Arial Unicode MS" w:eastAsia="Arial Unicode MS"/>
+          <w:b/>
+          <w:i w:val="0"/>
+          <w:color w:val="1A2340"/>
+          <w:sz w:val="30"/>
+        </w:rPr>
+        <w:t>W9 定位｜不評分</w:t>
+      </w:r>
+    </w:p>
+    <w:p>
+      <w:pPr>
+        <w:keepNext w:val="0"/>
+        <w:keepLines w:val="0"/>
+        <w:spacing w:before="0" w:after="20" w:line="293" w:lineRule="auto"/>
+      </w:pPr>
+      <w:r>
+        <w:rPr>
+          <w:rFonts w:ascii="Arial Unicode MS" w:hAnsi="Arial Unicode MS" w:eastAsia="Arial Unicode MS"/>
+          <w:b w:val="0"/>
+          <w:i w:val="0"/>
+          <w:color w:val="1A2340"/>
+          <w:sz w:val="22"/>
+        </w:rPr>
+        <w:t>我下次要取回第 3 頁的第＿＿句；根據在第＿＿頁／＿＿段。不重抄漂亮版。</w:t>
       </w:r>
     </w:p>
     <w:tbl>
@@ -256,213 +2090,13 @@
           </w:p>
         </w:tc>
       </w:tr>
-      <w:tr>
-        <w:trPr>
-          <w:trHeight w:val="437" w:hRule="atLeast"/>
-        </w:trPr>
-        <w:tc>
-          <w:tcPr>
-            <w:tcW w:type="dxa" w:w="9865"/>
-            <w:tcMar>
-              <w:top w:w="0" w:type="dxa"/>
-              <w:start w:w="0" w:type="dxa"/>
-              <w:bottom w:w="0" w:type="dxa"/>
-              <w:end w:w="0" w:type="dxa"/>
-            </w:tcMar>
-            <w:tcBorders>
-              <w:top w:val="nil"/>
-              <w:bottom w:val="single" w:sz="5" w:space="0" w:color="CBD5E1"/>
-              <w:start w:val="nil"/>
-              <w:end w:val="nil"/>
-            </w:tcBorders>
-          </w:tcPr>
-          <w:p>
-            <w:pPr>
-              <w:spacing w:before="0" w:after="0" w:line="240" w:lineRule="auto"/>
-            </w:pPr>
-            <w:r>
-              <w:t xml:space="preserve"> </w:t>
-            </w:r>
-          </w:p>
-        </w:tc>
-      </w:tr>
-      <w:tr>
-        <w:trPr>
-          <w:trHeight w:val="437" w:hRule="atLeast"/>
-        </w:trPr>
-        <w:tc>
-          <w:tcPr>
-            <w:tcW w:type="dxa" w:w="9865"/>
-            <w:tcMar>
-              <w:top w:w="0" w:type="dxa"/>
-              <w:start w:w="0" w:type="dxa"/>
-              <w:bottom w:w="0" w:type="dxa"/>
-              <w:end w:w="0" w:type="dxa"/>
-            </w:tcMar>
-            <w:tcBorders>
-              <w:top w:val="nil"/>
-              <w:bottom w:val="single" w:sz="5" w:space="0" w:color="CBD5E1"/>
-              <w:start w:val="nil"/>
-              <w:end w:val="nil"/>
-            </w:tcBorders>
-          </w:tcPr>
-          <w:p>
-            <w:pPr>
-              <w:spacing w:before="0" w:after="0" w:line="240" w:lineRule="auto"/>
-            </w:pPr>
-            <w:r>
-              <w:t xml:space="preserve"> </w:t>
-            </w:r>
-          </w:p>
-        </w:tc>
-      </w:tr>
-      <w:tr>
-        <w:trPr>
-          <w:trHeight w:val="437" w:hRule="atLeast"/>
-        </w:trPr>
-        <w:tc>
-          <w:tcPr>
-            <w:tcW w:type="dxa" w:w="9865"/>
-            <w:tcMar>
-              <w:top w:w="0" w:type="dxa"/>
-              <w:start w:w="0" w:type="dxa"/>
-              <w:bottom w:w="0" w:type="dxa"/>
-              <w:end w:w="0" w:type="dxa"/>
-            </w:tcMar>
-            <w:tcBorders>
-              <w:top w:val="nil"/>
-              <w:bottom w:val="single" w:sz="5" w:space="0" w:color="CBD5E1"/>
-              <w:start w:val="nil"/>
-              <w:end w:val="nil"/>
-            </w:tcBorders>
-          </w:tcPr>
-          <w:p>
-            <w:pPr>
-              <w:spacing w:before="0" w:after="0" w:line="240" w:lineRule="auto"/>
-            </w:pPr>
-            <w:r>
-              <w:t xml:space="preserve"> </w:t>
-            </w:r>
-          </w:p>
-        </w:tc>
-      </w:tr>
-      <w:tr>
-        <w:trPr>
-          <w:trHeight w:val="437" w:hRule="atLeast"/>
-        </w:trPr>
-        <w:tc>
-          <w:tcPr>
-            <w:tcW w:type="dxa" w:w="9865"/>
-            <w:tcMar>
-              <w:top w:w="0" w:type="dxa"/>
-              <w:start w:w="0" w:type="dxa"/>
-              <w:bottom w:w="0" w:type="dxa"/>
-              <w:end w:w="0" w:type="dxa"/>
-            </w:tcMar>
-            <w:tcBorders>
-              <w:top w:val="nil"/>
-              <w:bottom w:val="single" w:sz="5" w:space="0" w:color="CBD5E1"/>
-              <w:start w:val="nil"/>
-              <w:end w:val="nil"/>
-            </w:tcBorders>
-          </w:tcPr>
-          <w:p>
-            <w:pPr>
-              <w:spacing w:before="0" w:after="0" w:line="240" w:lineRule="auto"/>
-            </w:pPr>
-            <w:r>
-              <w:t xml:space="preserve"> </w:t>
-            </w:r>
-          </w:p>
-        </w:tc>
-      </w:tr>
-      <w:tr>
-        <w:trPr>
-          <w:trHeight w:val="437" w:hRule="atLeast"/>
-        </w:trPr>
-        <w:tc>
-          <w:tcPr>
-            <w:tcW w:type="dxa" w:w="9865"/>
-            <w:tcMar>
-              <w:top w:w="0" w:type="dxa"/>
-              <w:start w:w="0" w:type="dxa"/>
-              <w:bottom w:w="0" w:type="dxa"/>
-              <w:end w:w="0" w:type="dxa"/>
-            </w:tcMar>
-            <w:tcBorders>
-              <w:top w:val="nil"/>
-              <w:bottom w:val="single" w:sz="5" w:space="0" w:color="CBD5E1"/>
-              <w:start w:val="nil"/>
-              <w:end w:val="nil"/>
-            </w:tcBorders>
-          </w:tcPr>
-          <w:p>
-            <w:pPr>
-              <w:spacing w:before="0" w:after="0" w:line="240" w:lineRule="auto"/>
-            </w:pPr>
-            <w:r>
-              <w:t xml:space="preserve"> </w:t>
-            </w:r>
-          </w:p>
-        </w:tc>
-      </w:tr>
-      <w:tr>
-        <w:trPr>
-          <w:trHeight w:val="437" w:hRule="atLeast"/>
-        </w:trPr>
-        <w:tc>
-          <w:tcPr>
-            <w:tcW w:type="dxa" w:w="9865"/>
-            <w:tcMar>
-              <w:top w:w="0" w:type="dxa"/>
-              <w:start w:w="0" w:type="dxa"/>
-              <w:bottom w:w="0" w:type="dxa"/>
-              <w:end w:w="0" w:type="dxa"/>
-            </w:tcMar>
-            <w:tcBorders>
-              <w:top w:val="nil"/>
-              <w:bottom w:val="single" w:sz="5" w:space="0" w:color="CBD5E1"/>
-              <w:start w:val="nil"/>
-              <w:end w:val="nil"/>
-            </w:tcBorders>
-          </w:tcPr>
-          <w:p>
-            <w:pPr>
-              <w:spacing w:before="0" w:after="0" w:line="240" w:lineRule="auto"/>
-            </w:pPr>
-            <w:r>
-              <w:t xml:space="preserve"> </w:t>
-            </w:r>
-          </w:p>
-        </w:tc>
-      </w:tr>
     </w:tbl>
     <w:p>
       <w:pPr>
         <w:keepNext/>
         <w:keepLines w:val="0"/>
-        <w:spacing w:before="100" w:after="40" w:line="293" w:lineRule="auto"/>
+        <w:spacing w:before="80" w:after="20" w:line="293" w:lineRule="auto"/>
       </w:pPr>
-      <w:r>
-        <w:rPr>
-          <w:rFonts w:ascii="JetBrains Mono" w:hAnsi="JetBrains Mono" w:eastAsia="Arial Unicode MS"/>
-          <w:b/>
-          <w:i w:val="0"/>
-          <w:color w:val="1D4ED8"/>
-          <w:sz w:val="30"/>
-        </w:rPr>
-        <w:t>02</w:t>
-      </w:r>
-      <w:r>
-        <w:rPr>
-          <w:rFonts w:ascii="Arial Unicode MS" w:hAnsi="Arial Unicode MS" w:eastAsia="Arial Unicode MS"/>
-          <w:b w:val="0"/>
-          <w:i w:val="0"/>
-          <w:color w:val="1D4ED8"/>
-          <w:sz w:val="30"/>
-        </w:rPr>
-        <w:t xml:space="preserve">  </w:t>
-      </w:r>
       <w:r>
         <w:rPr>
           <w:rFonts w:ascii="Arial Unicode MS" w:hAnsi="Arial Unicode MS" w:eastAsia="Arial Unicode MS"/>
@@ -471,35 +2105,15 @@
           <w:color w:val="1A2340"/>
           <w:sz w:val="30"/>
         </w:rPr>
-        <w:t>四類證據</w:t>
+        <w:t>完成確認</w:t>
       </w:r>
     </w:p>
     <w:p>
       <w:pPr>
-        <w:keepNext/>
+        <w:keepNext w:val="0"/>
         <w:keepLines w:val="0"/>
         <w:spacing w:before="0" w:after="20" w:line="293" w:lineRule="auto"/>
       </w:pPr>
-      <w:r>
-        <w:rPr>
-          <w:rFonts w:ascii="Arial Unicode MS" w:hAnsi="Arial Unicode MS" w:eastAsia="Arial Unicode MS"/>
-          <w:b/>
-          <w:i w:val="0"/>
-          <w:color w:val="1D4ED8"/>
-          <w:sz w:val="22"/>
-        </w:rPr>
-        <w:t>課堂必寫</w:t>
-      </w:r>
-      <w:r>
-        <w:rPr>
-          <w:rFonts w:ascii="Arial Unicode MS" w:hAnsi="Arial Unicode MS" w:eastAsia="Arial Unicode MS"/>
-          <w:b w:val="0"/>
-          <w:i w:val="0"/>
-          <w:color w:val="7B8491"/>
-          <w:sz w:val="22"/>
-        </w:rPr>
-        <w:t xml:space="preserve">  ｜  </w:t>
-      </w:r>
       <w:r>
         <w:rPr>
           <w:rFonts w:ascii="Arial Unicode MS" w:hAnsi="Arial Unicode MS" w:eastAsia="Arial Unicode MS"/>
@@ -508,309 +2122,15 @@
           <w:color w:val="1A2340"/>
           <w:sz w:val="22"/>
         </w:rPr>
-        <w:t>各摘一個事實／論點／假設／情緒語，並抄出原句或數字：</w:t>
-      </w:r>
-    </w:p>
-    <w:tbl>
-      <w:tblPr>
-        <w:tblW w:type="dxa" w:w="9865"/>
-        <w:jc w:val="left"/>
-        <w:tblLayout w:type="fixed"/>
-        <w:tblLook w:firstColumn="1" w:firstRow="1" w:lastColumn="0" w:lastRow="0" w:noHBand="0" w:noVBand="1" w:val="04A0"/>
-        <w:tblInd w:type="dxa" w:w="0"/>
-      </w:tblPr>
-      <w:tblGrid>
-        <w:gridCol w:w="9865"/>
-      </w:tblGrid>
-      <w:tr>
-        <w:trPr>
-          <w:trHeight w:val="437" w:hRule="atLeast"/>
-        </w:trPr>
-        <w:tc>
-          <w:tcPr>
-            <w:tcW w:type="dxa" w:w="9865"/>
-            <w:tcMar>
-              <w:top w:w="0" w:type="dxa"/>
-              <w:start w:w="0" w:type="dxa"/>
-              <w:bottom w:w="0" w:type="dxa"/>
-              <w:end w:w="0" w:type="dxa"/>
-            </w:tcMar>
-            <w:tcBorders>
-              <w:top w:val="nil"/>
-              <w:bottom w:val="single" w:sz="5" w:space="0" w:color="CBD5E1"/>
-              <w:start w:val="nil"/>
-              <w:end w:val="nil"/>
-            </w:tcBorders>
-          </w:tcPr>
-          <w:p>
-            <w:pPr>
-              <w:spacing w:before="0" w:after="0" w:line="240" w:lineRule="auto"/>
-            </w:pPr>
-            <w:r>
-              <w:t xml:space="preserve"> </w:t>
-            </w:r>
-          </w:p>
-        </w:tc>
-      </w:tr>
-      <w:tr>
-        <w:trPr>
-          <w:trHeight w:val="437" w:hRule="atLeast"/>
-        </w:trPr>
-        <w:tc>
-          <w:tcPr>
-            <w:tcW w:type="dxa" w:w="9865"/>
-            <w:tcMar>
-              <w:top w:w="0" w:type="dxa"/>
-              <w:start w:w="0" w:type="dxa"/>
-              <w:bottom w:w="0" w:type="dxa"/>
-              <w:end w:w="0" w:type="dxa"/>
-            </w:tcMar>
-            <w:tcBorders>
-              <w:top w:val="nil"/>
-              <w:bottom w:val="single" w:sz="5" w:space="0" w:color="CBD5E1"/>
-              <w:start w:val="nil"/>
-              <w:end w:val="nil"/>
-            </w:tcBorders>
-          </w:tcPr>
-          <w:p>
-            <w:pPr>
-              <w:spacing w:before="0" w:after="0" w:line="240" w:lineRule="auto"/>
-            </w:pPr>
-            <w:r>
-              <w:t xml:space="preserve"> </w:t>
-            </w:r>
-          </w:p>
-        </w:tc>
-      </w:tr>
-      <w:tr>
-        <w:trPr>
-          <w:trHeight w:val="437" w:hRule="atLeast"/>
-        </w:trPr>
-        <w:tc>
-          <w:tcPr>
-            <w:tcW w:type="dxa" w:w="9865"/>
-            <w:tcMar>
-              <w:top w:w="0" w:type="dxa"/>
-              <w:start w:w="0" w:type="dxa"/>
-              <w:bottom w:w="0" w:type="dxa"/>
-              <w:end w:w="0" w:type="dxa"/>
-            </w:tcMar>
-            <w:tcBorders>
-              <w:top w:val="nil"/>
-              <w:bottom w:val="single" w:sz="5" w:space="0" w:color="CBD5E1"/>
-              <w:start w:val="nil"/>
-              <w:end w:val="nil"/>
-            </w:tcBorders>
-          </w:tcPr>
-          <w:p>
-            <w:pPr>
-              <w:spacing w:before="0" w:after="0" w:line="240" w:lineRule="auto"/>
-            </w:pPr>
-            <w:r>
-              <w:t xml:space="preserve"> </w:t>
-            </w:r>
-          </w:p>
-        </w:tc>
-      </w:tr>
-      <w:tr>
-        <w:trPr>
-          <w:trHeight w:val="437" w:hRule="atLeast"/>
-        </w:trPr>
-        <w:tc>
-          <w:tcPr>
-            <w:tcW w:type="dxa" w:w="9865"/>
-            <w:tcMar>
-              <w:top w:w="0" w:type="dxa"/>
-              <w:start w:w="0" w:type="dxa"/>
-              <w:bottom w:w="0" w:type="dxa"/>
-              <w:end w:w="0" w:type="dxa"/>
-            </w:tcMar>
-            <w:tcBorders>
-              <w:top w:val="nil"/>
-              <w:bottom w:val="single" w:sz="5" w:space="0" w:color="CBD5E1"/>
-              <w:start w:val="nil"/>
-              <w:end w:val="nil"/>
-            </w:tcBorders>
-          </w:tcPr>
-          <w:p>
-            <w:pPr>
-              <w:spacing w:before="0" w:after="0" w:line="240" w:lineRule="auto"/>
-            </w:pPr>
-            <w:r>
-              <w:t xml:space="preserve"> </w:t>
-            </w:r>
-          </w:p>
-        </w:tc>
-      </w:tr>
-      <w:tr>
-        <w:trPr>
-          <w:trHeight w:val="437" w:hRule="atLeast"/>
-        </w:trPr>
-        <w:tc>
-          <w:tcPr>
-            <w:tcW w:type="dxa" w:w="9865"/>
-            <w:tcMar>
-              <w:top w:w="0" w:type="dxa"/>
-              <w:start w:w="0" w:type="dxa"/>
-              <w:bottom w:w="0" w:type="dxa"/>
-              <w:end w:w="0" w:type="dxa"/>
-            </w:tcMar>
-            <w:tcBorders>
-              <w:top w:val="nil"/>
-              <w:bottom w:val="single" w:sz="5" w:space="0" w:color="CBD5E1"/>
-              <w:start w:val="nil"/>
-              <w:end w:val="nil"/>
-            </w:tcBorders>
-          </w:tcPr>
-          <w:p>
-            <w:pPr>
-              <w:spacing w:before="0" w:after="0" w:line="240" w:lineRule="auto"/>
-            </w:pPr>
-            <w:r>
-              <w:t xml:space="preserve"> </w:t>
-            </w:r>
-          </w:p>
-        </w:tc>
-      </w:tr>
-      <w:tr>
-        <w:trPr>
-          <w:trHeight w:val="437" w:hRule="atLeast"/>
-        </w:trPr>
-        <w:tc>
-          <w:tcPr>
-            <w:tcW w:type="dxa" w:w="9865"/>
-            <w:tcMar>
-              <w:top w:w="0" w:type="dxa"/>
-              <w:start w:w="0" w:type="dxa"/>
-              <w:bottom w:w="0" w:type="dxa"/>
-              <w:end w:w="0" w:type="dxa"/>
-            </w:tcMar>
-            <w:tcBorders>
-              <w:top w:val="nil"/>
-              <w:bottom w:val="single" w:sz="5" w:space="0" w:color="CBD5E1"/>
-              <w:start w:val="nil"/>
-              <w:end w:val="nil"/>
-            </w:tcBorders>
-          </w:tcPr>
-          <w:p>
-            <w:pPr>
-              <w:spacing w:before="0" w:after="0" w:line="240" w:lineRule="auto"/>
-            </w:pPr>
-            <w:r>
-              <w:t xml:space="preserve"> </w:t>
-            </w:r>
-          </w:p>
-        </w:tc>
-      </w:tr>
-      <w:tr>
-        <w:trPr>
-          <w:trHeight w:val="437" w:hRule="atLeast"/>
-        </w:trPr>
-        <w:tc>
-          <w:tcPr>
-            <w:tcW w:type="dxa" w:w="9865"/>
-            <w:tcMar>
-              <w:top w:w="0" w:type="dxa"/>
-              <w:start w:w="0" w:type="dxa"/>
-              <w:bottom w:w="0" w:type="dxa"/>
-              <w:end w:w="0" w:type="dxa"/>
-            </w:tcMar>
-            <w:tcBorders>
-              <w:top w:val="nil"/>
-              <w:bottom w:val="single" w:sz="5" w:space="0" w:color="CBD5E1"/>
-              <w:start w:val="nil"/>
-              <w:end w:val="nil"/>
-            </w:tcBorders>
-          </w:tcPr>
-          <w:p>
-            <w:pPr>
-              <w:spacing w:before="0" w:after="0" w:line="240" w:lineRule="auto"/>
-            </w:pPr>
-            <w:r>
-              <w:t xml:space="preserve"> </w:t>
-            </w:r>
-          </w:p>
-        </w:tc>
-      </w:tr>
-    </w:tbl>
-    <w:p>
-      <w:pPr>
-        <w:keepNext/>
-        <w:keepLines w:val="0"/>
-        <w:pageBreakBefore/>
-        <w:spacing w:before="0" w:after="60" w:line="293" w:lineRule="auto"/>
-      </w:pPr>
-      <w:r>
-        <w:rPr>
-          <w:rFonts w:ascii="JetBrains Mono" w:hAnsi="JetBrains Mono" w:eastAsia="Arial Unicode MS"/>
-          <w:b/>
-          <w:i w:val="0"/>
-          <w:color w:val="1D4ED8"/>
-          <w:sz w:val="22"/>
-        </w:rPr>
-        <w:t>W8 / 02</w:t>
+        <w:t>□ 第 1–3 頁保留自己的判讀與修訂　□ 拍自己的第 1–4 頁上傳原 Classroom 作業並確認已繳交　□ 八頁整本交老師　□ 私人小卡自留</w:t>
       </w:r>
     </w:p>
     <w:p>
       <w:pPr>
         <w:keepNext/>
         <w:keepLines w:val="0"/>
-        <w:spacing w:before="0" w:after="80" w:line="252" w:lineRule="auto"/>
+        <w:spacing w:before="80" w:after="20" w:line="293" w:lineRule="auto"/>
       </w:pPr>
-      <w:r>
-        <w:rPr>
-          <w:rFonts w:ascii="Arial Unicode MS" w:hAnsi="Arial Unicode MS" w:eastAsia="Arial Unicode MS"/>
-          <w:b/>
-          <w:i w:val="0"/>
-          <w:color w:val="1A2340"/>
-          <w:sz w:val="44"/>
-        </w:rPr>
-        <w:t>比較框架，不急著判真假</w:t>
-      </w:r>
-    </w:p>
-    <w:p>
-      <w:pPr>
-        <w:keepNext w:val="0"/>
-        <w:keepLines w:val="0"/>
-        <w:spacing w:before="0" w:after="140" w:line="293" w:lineRule="auto"/>
-      </w:pPr>
-      <w:r>
-        <w:rPr>
-          <w:rFonts w:ascii="Arial Unicode MS" w:hAnsi="Arial Unicode MS" w:eastAsia="Arial Unicode MS"/>
-          <w:b w:val="0"/>
-          <w:i w:val="0"/>
-          <w:color w:val="5B6573"/>
-          <w:sz w:val="22"/>
-        </w:rPr>
-        <w:t>有取捨不等於造假；要回到標題、順序與確切句子。</w:t>
-      </w:r>
-    </w:p>
-    <w:p>
-      <w:pPr>
-        <w:keepNext/>
-        <w:keepLines w:val="0"/>
-        <w:spacing w:before="100" w:after="40" w:line="293" w:lineRule="auto"/>
-      </w:pPr>
-      <w:r>
-        <w:rPr>
-          <w:rFonts w:ascii="JetBrains Mono" w:hAnsi="JetBrains Mono" w:eastAsia="Arial Unicode MS"/>
-          <w:b/>
-          <w:i w:val="0"/>
-          <w:color w:val="1D4ED8"/>
-          <w:sz w:val="30"/>
-        </w:rPr>
-        <w:t>01</w:t>
-      </w:r>
-      <w:r>
-        <w:rPr>
-          <w:rFonts w:ascii="Arial Unicode MS" w:hAnsi="Arial Unicode MS" w:eastAsia="Arial Unicode MS"/>
-          <w:b w:val="0"/>
-          <w:i w:val="0"/>
-          <w:color w:val="1D4ED8"/>
-          <w:sz w:val="30"/>
-        </w:rPr>
-        <w:t xml:space="preserve">  </w:t>
-      </w:r>
       <w:r>
         <w:rPr>
           <w:rFonts w:ascii="Arial Unicode MS" w:hAnsi="Arial Unicode MS" w:eastAsia="Arial Unicode MS"/>
@@ -819,35 +2139,15 @@
           <w:color w:val="1A2340"/>
           <w:sz w:val="30"/>
         </w:rPr>
-        <w:t>甲報導</w:t>
+        <w:t>個人反思｜可留白</w:t>
       </w:r>
     </w:p>
     <w:p>
       <w:pPr>
-        <w:keepNext/>
+        <w:keepNext w:val="0"/>
         <w:keepLines w:val="0"/>
         <w:spacing w:before="0" w:after="20" w:line="293" w:lineRule="auto"/>
       </w:pPr>
-      <w:r>
-        <w:rPr>
-          <w:rFonts w:ascii="Arial Unicode MS" w:hAnsi="Arial Unicode MS" w:eastAsia="Arial Unicode MS"/>
-          <w:b/>
-          <w:i w:val="0"/>
-          <w:color w:val="1D4ED8"/>
-          <w:sz w:val="22"/>
-        </w:rPr>
-        <w:t>課堂必寫</w:t>
-      </w:r>
-      <w:r>
-        <w:rPr>
-          <w:rFonts w:ascii="Arial Unicode MS" w:hAnsi="Arial Unicode MS" w:eastAsia="Arial Unicode MS"/>
-          <w:b w:val="0"/>
-          <w:i w:val="0"/>
-          <w:color w:val="7B8491"/>
-          <w:sz w:val="22"/>
-        </w:rPr>
-        <w:t xml:space="preserve">  ｜  </w:t>
-      </w:r>
       <w:r>
         <w:rPr>
           <w:rFonts w:ascii="Arial Unicode MS" w:hAnsi="Arial Unicode MS" w:eastAsia="Arial Unicode MS"/>
@@ -856,1033 +2156,7 @@
           <w:color w:val="1A2340"/>
           <w:sz w:val="22"/>
         </w:rPr>
-        <w:t>它先放什麼、少放什麼、希望讀者看見什麼？根據哪個原句？</w:t>
-      </w:r>
-    </w:p>
-    <w:tbl>
-      <w:tblPr>
-        <w:tblW w:type="dxa" w:w="9865"/>
-        <w:jc w:val="left"/>
-        <w:tblLayout w:type="fixed"/>
-        <w:tblLook w:firstColumn="1" w:firstRow="1" w:lastColumn="0" w:lastRow="0" w:noHBand="0" w:noVBand="1" w:val="04A0"/>
-        <w:tblInd w:type="dxa" w:w="0"/>
-      </w:tblPr>
-      <w:tblGrid>
-        <w:gridCol w:w="9865"/>
-      </w:tblGrid>
-      <w:tr>
-        <w:trPr>
-          <w:trHeight w:val="437" w:hRule="atLeast"/>
-        </w:trPr>
-        <w:tc>
-          <w:tcPr>
-            <w:tcW w:type="dxa" w:w="9865"/>
-            <w:tcMar>
-              <w:top w:w="0" w:type="dxa"/>
-              <w:start w:w="0" w:type="dxa"/>
-              <w:bottom w:w="0" w:type="dxa"/>
-              <w:end w:w="0" w:type="dxa"/>
-            </w:tcMar>
-            <w:tcBorders>
-              <w:top w:val="nil"/>
-              <w:bottom w:val="single" w:sz="5" w:space="0" w:color="CBD5E1"/>
-              <w:start w:val="nil"/>
-              <w:end w:val="nil"/>
-            </w:tcBorders>
-          </w:tcPr>
-          <w:p>
-            <w:pPr>
-              <w:spacing w:before="0" w:after="0" w:line="240" w:lineRule="auto"/>
-            </w:pPr>
-            <w:r>
-              <w:t xml:space="preserve"> </w:t>
-            </w:r>
-          </w:p>
-        </w:tc>
-      </w:tr>
-      <w:tr>
-        <w:trPr>
-          <w:trHeight w:val="437" w:hRule="atLeast"/>
-        </w:trPr>
-        <w:tc>
-          <w:tcPr>
-            <w:tcW w:type="dxa" w:w="9865"/>
-            <w:tcMar>
-              <w:top w:w="0" w:type="dxa"/>
-              <w:start w:w="0" w:type="dxa"/>
-              <w:bottom w:w="0" w:type="dxa"/>
-              <w:end w:w="0" w:type="dxa"/>
-            </w:tcMar>
-            <w:tcBorders>
-              <w:top w:val="nil"/>
-              <w:bottom w:val="single" w:sz="5" w:space="0" w:color="CBD5E1"/>
-              <w:start w:val="nil"/>
-              <w:end w:val="nil"/>
-            </w:tcBorders>
-          </w:tcPr>
-          <w:p>
-            <w:pPr>
-              <w:spacing w:before="0" w:after="0" w:line="240" w:lineRule="auto"/>
-            </w:pPr>
-            <w:r>
-              <w:t xml:space="preserve"> </w:t>
-            </w:r>
-          </w:p>
-        </w:tc>
-      </w:tr>
-      <w:tr>
-        <w:trPr>
-          <w:trHeight w:val="437" w:hRule="atLeast"/>
-        </w:trPr>
-        <w:tc>
-          <w:tcPr>
-            <w:tcW w:type="dxa" w:w="9865"/>
-            <w:tcMar>
-              <w:top w:w="0" w:type="dxa"/>
-              <w:start w:w="0" w:type="dxa"/>
-              <w:bottom w:w="0" w:type="dxa"/>
-              <w:end w:w="0" w:type="dxa"/>
-            </w:tcMar>
-            <w:tcBorders>
-              <w:top w:val="nil"/>
-              <w:bottom w:val="single" w:sz="5" w:space="0" w:color="CBD5E1"/>
-              <w:start w:val="nil"/>
-              <w:end w:val="nil"/>
-            </w:tcBorders>
-          </w:tcPr>
-          <w:p>
-            <w:pPr>
-              <w:spacing w:before="0" w:after="0" w:line="240" w:lineRule="auto"/>
-            </w:pPr>
-            <w:r>
-              <w:t xml:space="preserve"> </w:t>
-            </w:r>
-          </w:p>
-        </w:tc>
-      </w:tr>
-      <w:tr>
-        <w:trPr>
-          <w:trHeight w:val="437" w:hRule="atLeast"/>
-        </w:trPr>
-        <w:tc>
-          <w:tcPr>
-            <w:tcW w:type="dxa" w:w="9865"/>
-            <w:tcMar>
-              <w:top w:w="0" w:type="dxa"/>
-              <w:start w:w="0" w:type="dxa"/>
-              <w:bottom w:w="0" w:type="dxa"/>
-              <w:end w:w="0" w:type="dxa"/>
-            </w:tcMar>
-            <w:tcBorders>
-              <w:top w:val="nil"/>
-              <w:bottom w:val="single" w:sz="5" w:space="0" w:color="CBD5E1"/>
-              <w:start w:val="nil"/>
-              <w:end w:val="nil"/>
-            </w:tcBorders>
-          </w:tcPr>
-          <w:p>
-            <w:pPr>
-              <w:spacing w:before="0" w:after="0" w:line="240" w:lineRule="auto"/>
-            </w:pPr>
-            <w:r>
-              <w:t xml:space="preserve"> </w:t>
-            </w:r>
-          </w:p>
-        </w:tc>
-      </w:tr>
-      <w:tr>
-        <w:trPr>
-          <w:trHeight w:val="437" w:hRule="atLeast"/>
-        </w:trPr>
-        <w:tc>
-          <w:tcPr>
-            <w:tcW w:type="dxa" w:w="9865"/>
-            <w:tcMar>
-              <w:top w:w="0" w:type="dxa"/>
-              <w:start w:w="0" w:type="dxa"/>
-              <w:bottom w:w="0" w:type="dxa"/>
-              <w:end w:w="0" w:type="dxa"/>
-            </w:tcMar>
-            <w:tcBorders>
-              <w:top w:val="nil"/>
-              <w:bottom w:val="single" w:sz="5" w:space="0" w:color="CBD5E1"/>
-              <w:start w:val="nil"/>
-              <w:end w:val="nil"/>
-            </w:tcBorders>
-          </w:tcPr>
-          <w:p>
-            <w:pPr>
-              <w:spacing w:before="0" w:after="0" w:line="240" w:lineRule="auto"/>
-            </w:pPr>
-            <w:r>
-              <w:t xml:space="preserve"> </w:t>
-            </w:r>
-          </w:p>
-        </w:tc>
-      </w:tr>
-      <w:tr>
-        <w:trPr>
-          <w:trHeight w:val="437" w:hRule="atLeast"/>
-        </w:trPr>
-        <w:tc>
-          <w:tcPr>
-            <w:tcW w:type="dxa" w:w="9865"/>
-            <w:tcMar>
-              <w:top w:w="0" w:type="dxa"/>
-              <w:start w:w="0" w:type="dxa"/>
-              <w:bottom w:w="0" w:type="dxa"/>
-              <w:end w:w="0" w:type="dxa"/>
-            </w:tcMar>
-            <w:tcBorders>
-              <w:top w:val="nil"/>
-              <w:bottom w:val="single" w:sz="5" w:space="0" w:color="CBD5E1"/>
-              <w:start w:val="nil"/>
-              <w:end w:val="nil"/>
-            </w:tcBorders>
-          </w:tcPr>
-          <w:p>
-            <w:pPr>
-              <w:spacing w:before="0" w:after="0" w:line="240" w:lineRule="auto"/>
-            </w:pPr>
-            <w:r>
-              <w:t xml:space="preserve"> </w:t>
-            </w:r>
-          </w:p>
-        </w:tc>
-      </w:tr>
-      <w:tr>
-        <w:trPr>
-          <w:trHeight w:val="437" w:hRule="atLeast"/>
-        </w:trPr>
-        <w:tc>
-          <w:tcPr>
-            <w:tcW w:type="dxa" w:w="9865"/>
-            <w:tcMar>
-              <w:top w:w="0" w:type="dxa"/>
-              <w:start w:w="0" w:type="dxa"/>
-              <w:bottom w:w="0" w:type="dxa"/>
-              <w:end w:w="0" w:type="dxa"/>
-            </w:tcMar>
-            <w:tcBorders>
-              <w:top w:val="nil"/>
-              <w:bottom w:val="single" w:sz="5" w:space="0" w:color="CBD5E1"/>
-              <w:start w:val="nil"/>
-              <w:end w:val="nil"/>
-            </w:tcBorders>
-          </w:tcPr>
-          <w:p>
-            <w:pPr>
-              <w:spacing w:before="0" w:after="0" w:line="240" w:lineRule="auto"/>
-            </w:pPr>
-            <w:r>
-              <w:t xml:space="preserve"> </w:t>
-            </w:r>
-          </w:p>
-        </w:tc>
-      </w:tr>
-    </w:tbl>
-    <w:p>
-      <w:pPr>
-        <w:keepNext/>
-        <w:keepLines w:val="0"/>
-        <w:spacing w:before="100" w:after="40" w:line="293" w:lineRule="auto"/>
-      </w:pPr>
-      <w:r>
-        <w:rPr>
-          <w:rFonts w:ascii="JetBrains Mono" w:hAnsi="JetBrains Mono" w:eastAsia="Arial Unicode MS"/>
-          <w:b/>
-          <w:i w:val="0"/>
-          <w:color w:val="1D4ED8"/>
-          <w:sz w:val="30"/>
-        </w:rPr>
-        <w:t>02</w:t>
-      </w:r>
-      <w:r>
-        <w:rPr>
-          <w:rFonts w:ascii="Arial Unicode MS" w:hAnsi="Arial Unicode MS" w:eastAsia="Arial Unicode MS"/>
-          <w:b w:val="0"/>
-          <w:i w:val="0"/>
-          <w:color w:val="1D4ED8"/>
-          <w:sz w:val="30"/>
-        </w:rPr>
-        <w:t xml:space="preserve">  </w:t>
-      </w:r>
-      <w:r>
-        <w:rPr>
-          <w:rFonts w:ascii="Arial Unicode MS" w:hAnsi="Arial Unicode MS" w:eastAsia="Arial Unicode MS"/>
-          <w:b/>
-          <w:i w:val="0"/>
-          <w:color w:val="1A2340"/>
-          <w:sz w:val="30"/>
-        </w:rPr>
-        <w:t>乙報導</w:t>
-      </w:r>
-    </w:p>
-    <w:p>
-      <w:pPr>
-        <w:keepNext/>
-        <w:keepLines w:val="0"/>
-        <w:spacing w:before="0" w:after="20" w:line="293" w:lineRule="auto"/>
-      </w:pPr>
-      <w:r>
-        <w:rPr>
-          <w:rFonts w:ascii="Arial Unicode MS" w:hAnsi="Arial Unicode MS" w:eastAsia="Arial Unicode MS"/>
-          <w:b/>
-          <w:i w:val="0"/>
-          <w:color w:val="1D4ED8"/>
-          <w:sz w:val="22"/>
-        </w:rPr>
-        <w:t>課堂必寫</w:t>
-      </w:r>
-      <w:r>
-        <w:rPr>
-          <w:rFonts w:ascii="Arial Unicode MS" w:hAnsi="Arial Unicode MS" w:eastAsia="Arial Unicode MS"/>
-          <w:b w:val="0"/>
-          <w:i w:val="0"/>
-          <w:color w:val="7B8491"/>
-          <w:sz w:val="22"/>
-        </w:rPr>
-        <w:t xml:space="preserve">  ｜  </w:t>
-      </w:r>
-      <w:r>
-        <w:rPr>
-          <w:rFonts w:ascii="Arial Unicode MS" w:hAnsi="Arial Unicode MS" w:eastAsia="Arial Unicode MS"/>
-          <w:b w:val="0"/>
-          <w:i w:val="0"/>
-          <w:color w:val="1A2340"/>
-          <w:sz w:val="22"/>
-        </w:rPr>
-        <w:t>它先放什麼、少放什麼、希望讀者看見什麼？根據哪個原句？</w:t>
-      </w:r>
-    </w:p>
-    <w:tbl>
-      <w:tblPr>
-        <w:tblW w:type="dxa" w:w="9865"/>
-        <w:jc w:val="left"/>
-        <w:tblLayout w:type="fixed"/>
-        <w:tblLook w:firstColumn="1" w:firstRow="1" w:lastColumn="0" w:lastRow="0" w:noHBand="0" w:noVBand="1" w:val="04A0"/>
-        <w:tblInd w:type="dxa" w:w="0"/>
-      </w:tblPr>
-      <w:tblGrid>
-        <w:gridCol w:w="9865"/>
-      </w:tblGrid>
-      <w:tr>
-        <w:trPr>
-          <w:trHeight w:val="437" w:hRule="atLeast"/>
-        </w:trPr>
-        <w:tc>
-          <w:tcPr>
-            <w:tcW w:type="dxa" w:w="9865"/>
-            <w:tcMar>
-              <w:top w:w="0" w:type="dxa"/>
-              <w:start w:w="0" w:type="dxa"/>
-              <w:bottom w:w="0" w:type="dxa"/>
-              <w:end w:w="0" w:type="dxa"/>
-            </w:tcMar>
-            <w:tcBorders>
-              <w:top w:val="nil"/>
-              <w:bottom w:val="single" w:sz="5" w:space="0" w:color="CBD5E1"/>
-              <w:start w:val="nil"/>
-              <w:end w:val="nil"/>
-            </w:tcBorders>
-          </w:tcPr>
-          <w:p>
-            <w:pPr>
-              <w:spacing w:before="0" w:after="0" w:line="240" w:lineRule="auto"/>
-            </w:pPr>
-            <w:r>
-              <w:t xml:space="preserve"> </w:t>
-            </w:r>
-          </w:p>
-        </w:tc>
-      </w:tr>
-      <w:tr>
-        <w:trPr>
-          <w:trHeight w:val="437" w:hRule="atLeast"/>
-        </w:trPr>
-        <w:tc>
-          <w:tcPr>
-            <w:tcW w:type="dxa" w:w="9865"/>
-            <w:tcMar>
-              <w:top w:w="0" w:type="dxa"/>
-              <w:start w:w="0" w:type="dxa"/>
-              <w:bottom w:w="0" w:type="dxa"/>
-              <w:end w:w="0" w:type="dxa"/>
-            </w:tcMar>
-            <w:tcBorders>
-              <w:top w:val="nil"/>
-              <w:bottom w:val="single" w:sz="5" w:space="0" w:color="CBD5E1"/>
-              <w:start w:val="nil"/>
-              <w:end w:val="nil"/>
-            </w:tcBorders>
-          </w:tcPr>
-          <w:p>
-            <w:pPr>
-              <w:spacing w:before="0" w:after="0" w:line="240" w:lineRule="auto"/>
-            </w:pPr>
-            <w:r>
-              <w:t xml:space="preserve"> </w:t>
-            </w:r>
-          </w:p>
-        </w:tc>
-      </w:tr>
-      <w:tr>
-        <w:trPr>
-          <w:trHeight w:val="437" w:hRule="atLeast"/>
-        </w:trPr>
-        <w:tc>
-          <w:tcPr>
-            <w:tcW w:type="dxa" w:w="9865"/>
-            <w:tcMar>
-              <w:top w:w="0" w:type="dxa"/>
-              <w:start w:w="0" w:type="dxa"/>
-              <w:bottom w:w="0" w:type="dxa"/>
-              <w:end w:w="0" w:type="dxa"/>
-            </w:tcMar>
-            <w:tcBorders>
-              <w:top w:val="nil"/>
-              <w:bottom w:val="single" w:sz="5" w:space="0" w:color="CBD5E1"/>
-              <w:start w:val="nil"/>
-              <w:end w:val="nil"/>
-            </w:tcBorders>
-          </w:tcPr>
-          <w:p>
-            <w:pPr>
-              <w:spacing w:before="0" w:after="0" w:line="240" w:lineRule="auto"/>
-            </w:pPr>
-            <w:r>
-              <w:t xml:space="preserve"> </w:t>
-            </w:r>
-          </w:p>
-        </w:tc>
-      </w:tr>
-      <w:tr>
-        <w:trPr>
-          <w:trHeight w:val="437" w:hRule="atLeast"/>
-        </w:trPr>
-        <w:tc>
-          <w:tcPr>
-            <w:tcW w:type="dxa" w:w="9865"/>
-            <w:tcMar>
-              <w:top w:w="0" w:type="dxa"/>
-              <w:start w:w="0" w:type="dxa"/>
-              <w:bottom w:w="0" w:type="dxa"/>
-              <w:end w:w="0" w:type="dxa"/>
-            </w:tcMar>
-            <w:tcBorders>
-              <w:top w:val="nil"/>
-              <w:bottom w:val="single" w:sz="5" w:space="0" w:color="CBD5E1"/>
-              <w:start w:val="nil"/>
-              <w:end w:val="nil"/>
-            </w:tcBorders>
-          </w:tcPr>
-          <w:p>
-            <w:pPr>
-              <w:spacing w:before="0" w:after="0" w:line="240" w:lineRule="auto"/>
-            </w:pPr>
-            <w:r>
-              <w:t xml:space="preserve"> </w:t>
-            </w:r>
-          </w:p>
-        </w:tc>
-      </w:tr>
-      <w:tr>
-        <w:trPr>
-          <w:trHeight w:val="437" w:hRule="atLeast"/>
-        </w:trPr>
-        <w:tc>
-          <w:tcPr>
-            <w:tcW w:type="dxa" w:w="9865"/>
-            <w:tcMar>
-              <w:top w:w="0" w:type="dxa"/>
-              <w:start w:w="0" w:type="dxa"/>
-              <w:bottom w:w="0" w:type="dxa"/>
-              <w:end w:w="0" w:type="dxa"/>
-            </w:tcMar>
-            <w:tcBorders>
-              <w:top w:val="nil"/>
-              <w:bottom w:val="single" w:sz="5" w:space="0" w:color="CBD5E1"/>
-              <w:start w:val="nil"/>
-              <w:end w:val="nil"/>
-            </w:tcBorders>
-          </w:tcPr>
-          <w:p>
-            <w:pPr>
-              <w:spacing w:before="0" w:after="0" w:line="240" w:lineRule="auto"/>
-            </w:pPr>
-            <w:r>
-              <w:t xml:space="preserve"> </w:t>
-            </w:r>
-          </w:p>
-        </w:tc>
-      </w:tr>
-      <w:tr>
-        <w:trPr>
-          <w:trHeight w:val="437" w:hRule="atLeast"/>
-        </w:trPr>
-        <w:tc>
-          <w:tcPr>
-            <w:tcW w:type="dxa" w:w="9865"/>
-            <w:tcMar>
-              <w:top w:w="0" w:type="dxa"/>
-              <w:start w:w="0" w:type="dxa"/>
-              <w:bottom w:w="0" w:type="dxa"/>
-              <w:end w:w="0" w:type="dxa"/>
-            </w:tcMar>
-            <w:tcBorders>
-              <w:top w:val="nil"/>
-              <w:bottom w:val="single" w:sz="5" w:space="0" w:color="CBD5E1"/>
-              <w:start w:val="nil"/>
-              <w:end w:val="nil"/>
-            </w:tcBorders>
-          </w:tcPr>
-          <w:p>
-            <w:pPr>
-              <w:spacing w:before="0" w:after="0" w:line="240" w:lineRule="auto"/>
-            </w:pPr>
-            <w:r>
-              <w:t xml:space="preserve"> </w:t>
-            </w:r>
-          </w:p>
-        </w:tc>
-      </w:tr>
-      <w:tr>
-        <w:trPr>
-          <w:trHeight w:val="437" w:hRule="atLeast"/>
-        </w:trPr>
-        <w:tc>
-          <w:tcPr>
-            <w:tcW w:type="dxa" w:w="9865"/>
-            <w:tcMar>
-              <w:top w:w="0" w:type="dxa"/>
-              <w:start w:w="0" w:type="dxa"/>
-              <w:bottom w:w="0" w:type="dxa"/>
-              <w:end w:w="0" w:type="dxa"/>
-            </w:tcMar>
-            <w:tcBorders>
-              <w:top w:val="nil"/>
-              <w:bottom w:val="single" w:sz="5" w:space="0" w:color="CBD5E1"/>
-              <w:start w:val="nil"/>
-              <w:end w:val="nil"/>
-            </w:tcBorders>
-          </w:tcPr>
-          <w:p>
-            <w:pPr>
-              <w:spacing w:before="0" w:after="0" w:line="240" w:lineRule="auto"/>
-            </w:pPr>
-            <w:r>
-              <w:t xml:space="preserve"> </w:t>
-            </w:r>
-          </w:p>
-        </w:tc>
-      </w:tr>
-    </w:tbl>
-    <w:p>
-      <w:pPr>
-        <w:keepNext/>
-        <w:keepLines w:val="0"/>
-        <w:spacing w:before="100" w:after="40" w:line="293" w:lineRule="auto"/>
-      </w:pPr>
-      <w:r>
-        <w:rPr>
-          <w:rFonts w:ascii="JetBrains Mono" w:hAnsi="JetBrains Mono" w:eastAsia="Arial Unicode MS"/>
-          <w:b/>
-          <w:i w:val="0"/>
-          <w:color w:val="1D4ED8"/>
-          <w:sz w:val="30"/>
-        </w:rPr>
-        <w:t>03</w:t>
-      </w:r>
-      <w:r>
-        <w:rPr>
-          <w:rFonts w:ascii="Arial Unicode MS" w:hAnsi="Arial Unicode MS" w:eastAsia="Arial Unicode MS"/>
-          <w:b w:val="0"/>
-          <w:i w:val="0"/>
-          <w:color w:val="1D4ED8"/>
-          <w:sz w:val="30"/>
-        </w:rPr>
-        <w:t xml:space="preserve">  </w:t>
-      </w:r>
-      <w:r>
-        <w:rPr>
-          <w:rFonts w:ascii="Arial Unicode MS" w:hAnsi="Arial Unicode MS" w:eastAsia="Arial Unicode MS"/>
-          <w:b/>
-          <w:i w:val="0"/>
-          <w:color w:val="1A2340"/>
-          <w:sz w:val="30"/>
-        </w:rPr>
-        <w:t>差異證據</w:t>
-      </w:r>
-    </w:p>
-    <w:p>
-      <w:pPr>
-        <w:keepNext/>
-        <w:keepLines w:val="0"/>
-        <w:spacing w:before="0" w:after="20" w:line="293" w:lineRule="auto"/>
-      </w:pPr>
-      <w:r>
-        <w:rPr>
-          <w:rFonts w:ascii="Arial Unicode MS" w:hAnsi="Arial Unicode MS" w:eastAsia="Arial Unicode MS"/>
-          <w:b/>
-          <w:i w:val="0"/>
-          <w:color w:val="1D4ED8"/>
-          <w:sz w:val="22"/>
-        </w:rPr>
-        <w:t>課堂必寫</w:t>
-      </w:r>
-      <w:r>
-        <w:rPr>
-          <w:rFonts w:ascii="Arial Unicode MS" w:hAnsi="Arial Unicode MS" w:eastAsia="Arial Unicode MS"/>
-          <w:b w:val="0"/>
-          <w:i w:val="0"/>
-          <w:color w:val="7B8491"/>
-          <w:sz w:val="22"/>
-        </w:rPr>
-        <w:t xml:space="preserve">  ｜  </w:t>
-      </w:r>
-      <w:r>
-        <w:rPr>
-          <w:rFonts w:ascii="Arial Unicode MS" w:hAnsi="Arial Unicode MS" w:eastAsia="Arial Unicode MS"/>
-          <w:b w:val="0"/>
-          <w:i w:val="0"/>
-          <w:color w:val="1A2340"/>
-          <w:sz w:val="22"/>
-        </w:rPr>
-        <w:t>我用來比較的標題、順序或句子是：</w:t>
-      </w:r>
-    </w:p>
-    <w:tbl>
-      <w:tblPr>
-        <w:tblW w:type="dxa" w:w="9865"/>
-        <w:jc w:val="left"/>
-        <w:tblLayout w:type="fixed"/>
-        <w:tblLook w:firstColumn="1" w:firstRow="1" w:lastColumn="0" w:lastRow="0" w:noHBand="0" w:noVBand="1" w:val="04A0"/>
-        <w:tblInd w:type="dxa" w:w="0"/>
-      </w:tblPr>
-      <w:tblGrid>
-        <w:gridCol w:w="9865"/>
-      </w:tblGrid>
-      <w:tr>
-        <w:trPr>
-          <w:trHeight w:val="437" w:hRule="atLeast"/>
-        </w:trPr>
-        <w:tc>
-          <w:tcPr>
-            <w:tcW w:type="dxa" w:w="9865"/>
-            <w:tcMar>
-              <w:top w:w="0" w:type="dxa"/>
-              <w:start w:w="0" w:type="dxa"/>
-              <w:bottom w:w="0" w:type="dxa"/>
-              <w:end w:w="0" w:type="dxa"/>
-            </w:tcMar>
-            <w:tcBorders>
-              <w:top w:val="nil"/>
-              <w:bottom w:val="single" w:sz="5" w:space="0" w:color="CBD5E1"/>
-              <w:start w:val="nil"/>
-              <w:end w:val="nil"/>
-            </w:tcBorders>
-          </w:tcPr>
-          <w:p>
-            <w:pPr>
-              <w:spacing w:before="0" w:after="0" w:line="240" w:lineRule="auto"/>
-            </w:pPr>
-            <w:r>
-              <w:t xml:space="preserve"> </w:t>
-            </w:r>
-          </w:p>
-        </w:tc>
-      </w:tr>
-      <w:tr>
-        <w:trPr>
-          <w:trHeight w:val="437" w:hRule="atLeast"/>
-        </w:trPr>
-        <w:tc>
-          <w:tcPr>
-            <w:tcW w:type="dxa" w:w="9865"/>
-            <w:tcMar>
-              <w:top w:w="0" w:type="dxa"/>
-              <w:start w:w="0" w:type="dxa"/>
-              <w:bottom w:w="0" w:type="dxa"/>
-              <w:end w:w="0" w:type="dxa"/>
-            </w:tcMar>
-            <w:tcBorders>
-              <w:top w:val="nil"/>
-              <w:bottom w:val="single" w:sz="5" w:space="0" w:color="CBD5E1"/>
-              <w:start w:val="nil"/>
-              <w:end w:val="nil"/>
-            </w:tcBorders>
-          </w:tcPr>
-          <w:p>
-            <w:pPr>
-              <w:spacing w:before="0" w:after="0" w:line="240" w:lineRule="auto"/>
-            </w:pPr>
-            <w:r>
-              <w:t xml:space="preserve"> </w:t>
-            </w:r>
-          </w:p>
-        </w:tc>
-      </w:tr>
-      <w:tr>
-        <w:trPr>
-          <w:trHeight w:val="437" w:hRule="atLeast"/>
-        </w:trPr>
-        <w:tc>
-          <w:tcPr>
-            <w:tcW w:type="dxa" w:w="9865"/>
-            <w:tcMar>
-              <w:top w:w="0" w:type="dxa"/>
-              <w:start w:w="0" w:type="dxa"/>
-              <w:bottom w:w="0" w:type="dxa"/>
-              <w:end w:w="0" w:type="dxa"/>
-            </w:tcMar>
-            <w:tcBorders>
-              <w:top w:val="nil"/>
-              <w:bottom w:val="single" w:sz="5" w:space="0" w:color="CBD5E1"/>
-              <w:start w:val="nil"/>
-              <w:end w:val="nil"/>
-            </w:tcBorders>
-          </w:tcPr>
-          <w:p>
-            <w:pPr>
-              <w:spacing w:before="0" w:after="0" w:line="240" w:lineRule="auto"/>
-            </w:pPr>
-            <w:r>
-              <w:t xml:space="preserve"> </w:t>
-            </w:r>
-          </w:p>
-        </w:tc>
-      </w:tr>
-    </w:tbl>
-    <w:p>
-      <w:pPr>
-        <w:keepNext/>
-        <w:keepLines w:val="0"/>
-        <w:pageBreakBefore/>
-        <w:spacing w:before="0" w:after="60" w:line="293" w:lineRule="auto"/>
-      </w:pPr>
-      <w:r>
-        <w:rPr>
-          <w:rFonts w:ascii="JetBrains Mono" w:hAnsi="JetBrains Mono" w:eastAsia="Arial Unicode MS"/>
-          <w:b/>
-          <w:i w:val="0"/>
-          <w:color w:val="1D4ED8"/>
-          <w:sz w:val="22"/>
-        </w:rPr>
-        <w:t>W8 / 03</w:t>
-      </w:r>
-    </w:p>
-    <w:p>
-      <w:pPr>
-        <w:keepNext/>
-        <w:keepLines w:val="0"/>
-        <w:spacing w:before="0" w:after="80" w:line="252" w:lineRule="auto"/>
-      </w:pPr>
-      <w:r>
-        <w:rPr>
-          <w:rFonts w:ascii="Arial Unicode MS" w:hAnsi="Arial Unicode MS" w:eastAsia="Arial Unicode MS"/>
-          <w:b/>
-          <w:i w:val="0"/>
-          <w:color w:val="1A2340"/>
-          <w:sz w:val="44"/>
-        </w:rPr>
-        <w:t>暫時站位與改變條件</w:t>
-      </w:r>
-    </w:p>
-    <w:p>
-      <w:pPr>
-        <w:keepNext w:val="0"/>
-        <w:keepLines w:val="0"/>
-        <w:spacing w:before="0" w:after="140" w:line="293" w:lineRule="auto"/>
-      </w:pPr>
-      <w:r>
-        <w:rPr>
-          <w:rFonts w:ascii="Arial Unicode MS" w:hAnsi="Arial Unicode MS" w:eastAsia="Arial Unicode MS"/>
-          <w:b w:val="0"/>
-          <w:i w:val="0"/>
-          <w:color w:val="5B6573"/>
-          <w:sz w:val="22"/>
-        </w:rPr>
-        <w:t>先用私人小卡寫位置與理由；是否走動、是否公開都不計分。</w:t>
-      </w:r>
-    </w:p>
-    <w:p>
-      <w:pPr>
-        <w:keepNext/>
-        <w:keepLines w:val="0"/>
-        <w:spacing w:before="100" w:after="40" w:line="293" w:lineRule="auto"/>
-      </w:pPr>
-      <w:r>
-        <w:rPr>
-          <w:rFonts w:ascii="JetBrains Mono" w:hAnsi="JetBrains Mono" w:eastAsia="Arial Unicode MS"/>
-          <w:b/>
-          <w:i w:val="0"/>
-          <w:color w:val="1D4ED8"/>
-          <w:sz w:val="30"/>
-        </w:rPr>
-        <w:t>01</w:t>
-      </w:r>
-      <w:r>
-        <w:rPr>
-          <w:rFonts w:ascii="Arial Unicode MS" w:hAnsi="Arial Unicode MS" w:eastAsia="Arial Unicode MS"/>
-          <w:b w:val="0"/>
-          <w:i w:val="0"/>
-          <w:color w:val="1D4ED8"/>
-          <w:sz w:val="30"/>
-        </w:rPr>
-        <w:t xml:space="preserve">  </w:t>
-      </w:r>
-      <w:r>
-        <w:rPr>
-          <w:rFonts w:ascii="Arial Unicode MS" w:hAnsi="Arial Unicode MS" w:eastAsia="Arial Unicode MS"/>
-          <w:b/>
-          <w:i w:val="0"/>
-          <w:color w:val="1A2340"/>
-          <w:sz w:val="30"/>
-        </w:rPr>
-        <w:t>立場聲明</w:t>
-      </w:r>
-    </w:p>
-    <w:p>
-      <w:pPr>
-        <w:keepNext/>
-        <w:keepLines w:val="0"/>
-        <w:spacing w:before="0" w:after="20" w:line="293" w:lineRule="auto"/>
-      </w:pPr>
-      <w:r>
-        <w:rPr>
-          <w:rFonts w:ascii="Arial Unicode MS" w:hAnsi="Arial Unicode MS" w:eastAsia="Arial Unicode MS"/>
-          <w:b/>
-          <w:i w:val="0"/>
-          <w:color w:val="1D4ED8"/>
-          <w:sz w:val="22"/>
-        </w:rPr>
-        <w:t>課堂必寫</w:t>
-      </w:r>
-      <w:r>
-        <w:rPr>
-          <w:rFonts w:ascii="Arial Unicode MS" w:hAnsi="Arial Unicode MS" w:eastAsia="Arial Unicode MS"/>
-          <w:b w:val="0"/>
-          <w:i w:val="0"/>
-          <w:color w:val="7B8491"/>
-          <w:sz w:val="22"/>
-        </w:rPr>
-        <w:t xml:space="preserve">  ｜  </w:t>
-      </w:r>
-      <w:r>
-        <w:rPr>
-          <w:rFonts w:ascii="Arial Unicode MS" w:hAnsi="Arial Unicode MS" w:eastAsia="Arial Unicode MS"/>
-          <w:b w:val="0"/>
-          <w:i w:val="0"/>
-          <w:color w:val="1A2340"/>
-          <w:sz w:val="22"/>
-        </w:rPr>
-        <w:t>我目前站在＿＿（1–5／未定）。我引用的兩項共享事實是＿＿；它們讓我＿＿。</w:t>
-      </w:r>
-    </w:p>
-    <w:tbl>
-      <w:tblPr>
-        <w:tblW w:type="dxa" w:w="9865"/>
-        <w:jc w:val="left"/>
-        <w:tblLayout w:type="fixed"/>
-        <w:tblLook w:firstColumn="1" w:firstRow="1" w:lastColumn="0" w:lastRow="0" w:noHBand="0" w:noVBand="1" w:val="04A0"/>
-        <w:tblInd w:type="dxa" w:w="0"/>
-      </w:tblPr>
-      <w:tblGrid>
-        <w:gridCol w:w="9865"/>
-      </w:tblGrid>
-      <w:tr>
-        <w:trPr>
-          <w:trHeight w:val="437" w:hRule="atLeast"/>
-        </w:trPr>
-        <w:tc>
-          <w:tcPr>
-            <w:tcW w:type="dxa" w:w="9865"/>
-            <w:tcMar>
-              <w:top w:w="0" w:type="dxa"/>
-              <w:start w:w="0" w:type="dxa"/>
-              <w:bottom w:w="0" w:type="dxa"/>
-              <w:end w:w="0" w:type="dxa"/>
-            </w:tcMar>
-            <w:tcBorders>
-              <w:top w:val="nil"/>
-              <w:bottom w:val="single" w:sz="5" w:space="0" w:color="CBD5E1"/>
-              <w:start w:val="nil"/>
-              <w:end w:val="nil"/>
-            </w:tcBorders>
-          </w:tcPr>
-          <w:p>
-            <w:pPr>
-              <w:spacing w:before="0" w:after="0" w:line="240" w:lineRule="auto"/>
-            </w:pPr>
-            <w:r>
-              <w:t xml:space="preserve"> </w:t>
-            </w:r>
-          </w:p>
-        </w:tc>
-      </w:tr>
-      <w:tr>
-        <w:trPr>
-          <w:trHeight w:val="437" w:hRule="atLeast"/>
-        </w:trPr>
-        <w:tc>
-          <w:tcPr>
-            <w:tcW w:type="dxa" w:w="9865"/>
-            <w:tcMar>
-              <w:top w:w="0" w:type="dxa"/>
-              <w:start w:w="0" w:type="dxa"/>
-              <w:bottom w:w="0" w:type="dxa"/>
-              <w:end w:w="0" w:type="dxa"/>
-            </w:tcMar>
-            <w:tcBorders>
-              <w:top w:val="nil"/>
-              <w:bottom w:val="single" w:sz="5" w:space="0" w:color="CBD5E1"/>
-              <w:start w:val="nil"/>
-              <w:end w:val="nil"/>
-            </w:tcBorders>
-          </w:tcPr>
-          <w:p>
-            <w:pPr>
-              <w:spacing w:before="0" w:after="0" w:line="240" w:lineRule="auto"/>
-            </w:pPr>
-            <w:r>
-              <w:t xml:space="preserve"> </w:t>
-            </w:r>
-          </w:p>
-        </w:tc>
-      </w:tr>
-      <w:tr>
-        <w:trPr>
-          <w:trHeight w:val="437" w:hRule="atLeast"/>
-        </w:trPr>
-        <w:tc>
-          <w:tcPr>
-            <w:tcW w:type="dxa" w:w="9865"/>
-            <w:tcMar>
-              <w:top w:w="0" w:type="dxa"/>
-              <w:start w:w="0" w:type="dxa"/>
-              <w:bottom w:w="0" w:type="dxa"/>
-              <w:end w:w="0" w:type="dxa"/>
-            </w:tcMar>
-            <w:tcBorders>
-              <w:top w:val="nil"/>
-              <w:bottom w:val="single" w:sz="5" w:space="0" w:color="CBD5E1"/>
-              <w:start w:val="nil"/>
-              <w:end w:val="nil"/>
-            </w:tcBorders>
-          </w:tcPr>
-          <w:p>
-            <w:pPr>
-              <w:spacing w:before="0" w:after="0" w:line="240" w:lineRule="auto"/>
-            </w:pPr>
-            <w:r>
-              <w:t xml:space="preserve"> </w:t>
-            </w:r>
-          </w:p>
-        </w:tc>
-      </w:tr>
-      <w:tr>
-        <w:trPr>
-          <w:trHeight w:val="437" w:hRule="atLeast"/>
-        </w:trPr>
-        <w:tc>
-          <w:tcPr>
-            <w:tcW w:type="dxa" w:w="9865"/>
-            <w:tcMar>
-              <w:top w:w="0" w:type="dxa"/>
-              <w:start w:w="0" w:type="dxa"/>
-              <w:bottom w:w="0" w:type="dxa"/>
-              <w:end w:w="0" w:type="dxa"/>
-            </w:tcMar>
-            <w:tcBorders>
-              <w:top w:val="nil"/>
-              <w:bottom w:val="single" w:sz="5" w:space="0" w:color="CBD5E1"/>
-              <w:start w:val="nil"/>
-              <w:end w:val="nil"/>
-            </w:tcBorders>
-          </w:tcPr>
-          <w:p>
-            <w:pPr>
-              <w:spacing w:before="0" w:after="0" w:line="240" w:lineRule="auto"/>
-            </w:pPr>
-            <w:r>
-              <w:t xml:space="preserve"> </w:t>
-            </w:r>
-          </w:p>
-        </w:tc>
-      </w:tr>
-    </w:tbl>
-    <w:p>
-      <w:pPr>
-        <w:keepNext/>
-        <w:keepLines w:val="0"/>
-        <w:spacing w:before="100" w:after="40" w:line="293" w:lineRule="auto"/>
-      </w:pPr>
-      <w:r>
-        <w:rPr>
-          <w:rFonts w:ascii="JetBrains Mono" w:hAnsi="JetBrains Mono" w:eastAsia="Arial Unicode MS"/>
-          <w:b/>
-          <w:i w:val="0"/>
-          <w:color w:val="1D4ED8"/>
-          <w:sz w:val="30"/>
-        </w:rPr>
-        <w:t>02</w:t>
-      </w:r>
-      <w:r>
-        <w:rPr>
-          <w:rFonts w:ascii="Arial Unicode MS" w:hAnsi="Arial Unicode MS" w:eastAsia="Arial Unicode MS"/>
-          <w:b w:val="0"/>
-          <w:i w:val="0"/>
-          <w:color w:val="1D4ED8"/>
-          <w:sz w:val="30"/>
-        </w:rPr>
-        <w:t xml:space="preserve">  </w:t>
-      </w:r>
-      <w:r>
-        <w:rPr>
-          <w:rFonts w:ascii="Arial Unicode MS" w:hAnsi="Arial Unicode MS" w:eastAsia="Arial Unicode MS"/>
-          <w:b/>
-          <w:i w:val="0"/>
-          <w:color w:val="1A2340"/>
-          <w:sz w:val="30"/>
-        </w:rPr>
-        <w:t>不確定</w:t>
-      </w:r>
-    </w:p>
-    <w:p>
-      <w:pPr>
-        <w:keepNext/>
-        <w:keepLines w:val="0"/>
-        <w:spacing w:before="0" w:after="20" w:line="293" w:lineRule="auto"/>
-      </w:pPr>
-      <w:r>
-        <w:rPr>
-          <w:rFonts w:ascii="Arial Unicode MS" w:hAnsi="Arial Unicode MS" w:eastAsia="Arial Unicode MS"/>
-          <w:b/>
-          <w:i w:val="0"/>
-          <w:color w:val="1D4ED8"/>
-          <w:sz w:val="22"/>
-        </w:rPr>
-        <w:t>課堂必寫</w:t>
-      </w:r>
-      <w:r>
-        <w:rPr>
-          <w:rFonts w:ascii="Arial Unicode MS" w:hAnsi="Arial Unicode MS" w:eastAsia="Arial Unicode MS"/>
-          <w:b w:val="0"/>
-          <w:i w:val="0"/>
-          <w:color w:val="7B8491"/>
-          <w:sz w:val="22"/>
-        </w:rPr>
-        <w:t xml:space="preserve">  ｜  </w:t>
-      </w:r>
-      <w:r>
-        <w:rPr>
-          <w:rFonts w:ascii="Arial Unicode MS" w:hAnsi="Arial Unicode MS" w:eastAsia="Arial Unicode MS"/>
-          <w:b w:val="0"/>
-          <w:i w:val="0"/>
-          <w:color w:val="1A2340"/>
-          <w:sz w:val="22"/>
-        </w:rPr>
-        <w:t>我還不確定＿＿；目前資料缺少＿＿。</w:t>
+        <w:t>哪一種呈現最先影響我？我後來怎麼處理它？不能交出的私事另寫在自己的紙。</w:t>
       </w:r>
     </w:p>
     <w:tbl>
@@ -1961,28 +2235,8 @@
       <w:pPr>
         <w:keepNext/>
         <w:keepLines w:val="0"/>
-        <w:spacing w:before="100" w:after="40" w:line="293" w:lineRule="auto"/>
+        <w:spacing w:before="80" w:after="20" w:line="293" w:lineRule="auto"/>
       </w:pPr>
-      <w:r>
-        <w:rPr>
-          <w:rFonts w:ascii="JetBrains Mono" w:hAnsi="JetBrains Mono" w:eastAsia="Arial Unicode MS"/>
-          <w:b/>
-          <w:i w:val="0"/>
-          <w:color w:val="1D4ED8"/>
-          <w:sz w:val="30"/>
-        </w:rPr>
-        <w:t>03</w:t>
-      </w:r>
-      <w:r>
-        <w:rPr>
-          <w:rFonts w:ascii="Arial Unicode MS" w:hAnsi="Arial Unicode MS" w:eastAsia="Arial Unicode MS"/>
-          <w:b w:val="0"/>
-          <w:i w:val="0"/>
-          <w:color w:val="1D4ED8"/>
-          <w:sz w:val="30"/>
-        </w:rPr>
-        <w:t xml:space="preserve">  </w:t>
-      </w:r>
       <w:r>
         <w:rPr>
           <w:rFonts w:ascii="Arial Unicode MS" w:hAnsi="Arial Unicode MS" w:eastAsia="Arial Unicode MS"/>
@@ -1991,35 +2245,15 @@
           <w:color w:val="1A2340"/>
           <w:sz w:val="30"/>
         </w:rPr>
-        <w:t>改變或擴大條件</w:t>
+        <w:t>課後選做｜自習室</w:t>
       </w:r>
     </w:p>
     <w:p>
       <w:pPr>
-        <w:keepNext/>
+        <w:keepNext w:val="0"/>
         <w:keepLines w:val="0"/>
         <w:spacing w:before="0" w:after="20" w:line="293" w:lineRule="auto"/>
       </w:pPr>
-      <w:r>
-        <w:rPr>
-          <w:rFonts w:ascii="Arial Unicode MS" w:hAnsi="Arial Unicode MS" w:eastAsia="Arial Unicode MS"/>
-          <w:b/>
-          <w:i w:val="0"/>
-          <w:color w:val="1D4ED8"/>
-          <w:sz w:val="22"/>
-        </w:rPr>
-        <w:t>課堂必寫</w:t>
-      </w:r>
-      <w:r>
-        <w:rPr>
-          <w:rFonts w:ascii="Arial Unicode MS" w:hAnsi="Arial Unicode MS" w:eastAsia="Arial Unicode MS"/>
-          <w:b w:val="0"/>
-          <w:i w:val="0"/>
-          <w:color w:val="7B8491"/>
-          <w:sz w:val="22"/>
-        </w:rPr>
-        <w:t xml:space="preserve">  ｜  </w:t>
-      </w:r>
       <w:r>
         <w:rPr>
           <w:rFonts w:ascii="Arial Unicode MS" w:hAnsi="Arial Unicode MS" w:eastAsia="Arial Unicode MS"/>
@@ -2028,7 +2262,7 @@
           <w:color w:val="1A2340"/>
           <w:sz w:val="22"/>
         </w:rPr>
-        <w:t>如果看到／觀察到＿＿，我會改變、擴大或重申目前站位，因為＿＿。</w:t>
+        <w:t>只有一間教室、午休 30 分鐘，最近兩天有人抱怨太吵。有人想安靜讀書，有人想一起解題。先提暫時做法與兩項根據。</w:t>
       </w:r>
     </w:p>
     <w:tbl>
@@ -2102,152 +2336,13 @@
           </w:p>
         </w:tc>
       </w:tr>
-      <w:tr>
-        <w:trPr>
-          <w:trHeight w:val="437" w:hRule="atLeast"/>
-        </w:trPr>
-        <w:tc>
-          <w:tcPr>
-            <w:tcW w:type="dxa" w:w="9865"/>
-            <w:tcMar>
-              <w:top w:w="0" w:type="dxa"/>
-              <w:start w:w="0" w:type="dxa"/>
-              <w:bottom w:w="0" w:type="dxa"/>
-              <w:end w:w="0" w:type="dxa"/>
-            </w:tcMar>
-            <w:tcBorders>
-              <w:top w:val="nil"/>
-              <w:bottom w:val="single" w:sz="5" w:space="0" w:color="CBD5E1"/>
-              <w:start w:val="nil"/>
-              <w:end w:val="nil"/>
-            </w:tcBorders>
-          </w:tcPr>
-          <w:p>
-            <w:pPr>
-              <w:spacing w:before="0" w:after="0" w:line="240" w:lineRule="auto"/>
-            </w:pPr>
-            <w:r>
-              <w:t xml:space="preserve"> </w:t>
-            </w:r>
-          </w:p>
-        </w:tc>
-      </w:tr>
     </w:tbl>
     <w:p>
       <w:pPr>
         <w:keepNext/>
         <w:keepLines w:val="0"/>
-        <w:spacing w:before="60" w:after="20" w:line="293" w:lineRule="auto"/>
+        <w:spacing w:before="80" w:after="20" w:line="293" w:lineRule="auto"/>
       </w:pPr>
-      <w:r>
-        <w:rPr>
-          <w:rFonts w:ascii="Arial Unicode MS" w:hAnsi="Arial Unicode MS" w:eastAsia="Arial Unicode MS"/>
-          <w:b/>
-          <w:i w:val="0"/>
-          <w:color w:val="1D4ED8"/>
-          <w:sz w:val="22"/>
-        </w:rPr>
-        <w:t>課堂必寫</w:t>
-      </w:r>
-      <w:r>
-        <w:rPr>
-          <w:rFonts w:ascii="Arial Unicode MS" w:hAnsi="Arial Unicode MS" w:eastAsia="Arial Unicode MS"/>
-          <w:b w:val="0"/>
-          <w:i w:val="0"/>
-          <w:color w:val="7B8491"/>
-          <w:sz w:val="22"/>
-        </w:rPr>
-        <w:t xml:space="preserve">  ｜  </w:t>
-      </w:r>
-      <w:r>
-        <w:rPr>
-          <w:rFonts w:ascii="Arial Unicode MS" w:hAnsi="Arial Unicode MS" w:eastAsia="Arial Unicode MS"/>
-          <w:b w:val="0"/>
-          <w:i w:val="0"/>
-          <w:color w:val="1A2340"/>
-          <w:sz w:val="22"/>
-        </w:rPr>
-        <w:t>完成確認｜□ 四類標記　□ 甲乙比較　□ 兩項共享事實　□ 不確定＋改變條件　｜W9：整理成 150–200 字。</w:t>
-      </w:r>
-    </w:p>
-    <w:p>
-      <w:pPr>
-        <w:keepNext/>
-        <w:keepLines w:val="0"/>
-        <w:pageBreakBefore/>
-        <w:spacing w:before="0" w:after="60" w:line="293" w:lineRule="auto"/>
-      </w:pPr>
-      <w:r>
-        <w:rPr>
-          <w:rFonts w:ascii="JetBrains Mono" w:hAnsi="JetBrains Mono" w:eastAsia="Arial Unicode MS"/>
-          <w:b/>
-          <w:i w:val="0"/>
-          <w:color w:val="1D4ED8"/>
-          <w:sz w:val="22"/>
-        </w:rPr>
-        <w:t>W8 / 04</w:t>
-      </w:r>
-    </w:p>
-    <w:p>
-      <w:pPr>
-        <w:keepNext/>
-        <w:keepLines w:val="0"/>
-        <w:spacing w:before="0" w:after="80" w:line="252" w:lineRule="auto"/>
-      </w:pPr>
-      <w:r>
-        <w:rPr>
-          <w:rFonts w:ascii="Arial Unicode MS" w:hAnsi="Arial Unicode MS" w:eastAsia="Arial Unicode MS"/>
-          <w:b/>
-          <w:i w:val="0"/>
-          <w:color w:val="1A2340"/>
-          <w:sz w:val="44"/>
-        </w:rPr>
-        <w:t>換個情境，再試一次</w:t>
-      </w:r>
-    </w:p>
-    <w:p>
-      <w:pPr>
-        <w:keepNext w:val="0"/>
-        <w:keepLines w:val="0"/>
-        <w:spacing w:before="0" w:after="140" w:line="293" w:lineRule="auto"/>
-      </w:pPr>
-      <w:r>
-        <w:rPr>
-          <w:rFonts w:ascii="Arial Unicode MS" w:hAnsi="Arial Unicode MS" w:eastAsia="Arial Unicode MS"/>
-          <w:b w:val="0"/>
-          <w:i w:val="0"/>
-          <w:color w:val="5B6573"/>
-          <w:sz w:val="22"/>
-        </w:rPr>
-        <w:t>生活練習不計分、不列學習關卡；紙本照常收回，不必交出自己的私事。</w:t>
-      </w:r>
-    </w:p>
-    <w:p>
-      <w:pPr>
-        <w:keepNext/>
-        <w:keepLines w:val="0"/>
-        <w:spacing w:before="100" w:after="40" w:line="293" w:lineRule="auto"/>
-      </w:pPr>
-      <w:r>
-        <w:rPr>
-          <w:rFonts w:ascii="JetBrains Mono" w:hAnsi="JetBrains Mono" w:eastAsia="Arial Unicode MS"/>
-          <w:b/>
-          <w:i w:val="0"/>
-          <w:color w:val="1D4ED8"/>
-          <w:sz w:val="30"/>
-        </w:rPr>
-        <w:t>生活</w:t>
-      </w:r>
-      <w:r>
-        <w:rPr>
-          <w:rFonts w:ascii="Arial Unicode MS" w:hAnsi="Arial Unicode MS" w:eastAsia="Arial Unicode MS"/>
-          <w:b w:val="0"/>
-          <w:i w:val="0"/>
-          <w:color w:val="1D4ED8"/>
-          <w:sz w:val="30"/>
-        </w:rPr>
-        <w:t xml:space="preserve">  </w:t>
-      </w:r>
       <w:r>
         <w:rPr>
           <w:rFonts w:ascii="Arial Unicode MS" w:hAnsi="Arial Unicode MS" w:eastAsia="Arial Unicode MS"/>
@@ -2256,31 +2351,14 @@
           <w:color w:val="1A2340"/>
           <w:sz w:val="30"/>
         </w:rPr>
-        <w:t>自習室要不要開放討論？</w:t>
+        <w:t>選做再想｜不追交</w:t>
       </w:r>
     </w:p>
     <w:p>
       <w:pPr>
         <w:keepNext w:val="0"/>
         <w:keepLines w:val="0"/>
-        <w:spacing w:before="0" w:after="40" w:line="293" w:lineRule="auto"/>
-      </w:pPr>
-      <w:r>
-        <w:rPr>
-          <w:rFonts w:ascii="Arial Unicode MS" w:hAnsi="Arial Unicode MS" w:eastAsia="Arial Unicode MS"/>
-          <w:b w:val="0"/>
-          <w:i w:val="0"/>
-          <w:color w:val="5B6573"/>
-          <w:sz w:val="22"/>
-        </w:rPr>
-        <w:t>課堂練習｜不計分、不列學習關卡；整本照常收回。</w:t>
-      </w:r>
-    </w:p>
-    <w:p>
-      <w:pPr>
-        <w:keepNext w:val="0"/>
-        <w:keepLines w:val="0"/>
-        <w:spacing w:before="0" w:after="40" w:line="293" w:lineRule="auto"/>
+        <w:spacing w:before="0" w:after="20" w:line="293" w:lineRule="auto"/>
       </w:pPr>
       <w:r>
         <w:rPr>
@@ -2290,410 +2368,7 @@
           <w:color w:val="1A2340"/>
           <w:sz w:val="22"/>
         </w:rPr>
-        <w:t>班上討論自習室規則。甲想安靜讀書，乙想一起解題。兩人都承認：只有一間教室；午休有三十分鐘；最近兩天都有人抱怨太吵。</w:t>
-      </w:r>
-    </w:p>
-    <w:p>
-      <w:pPr>
-        <w:keepNext w:val="0"/>
-        <w:keepLines w:val="0"/>
-        <w:spacing w:before="0" w:after="40" w:line="293" w:lineRule="auto"/>
-      </w:pPr>
-      <w:r>
-        <w:rPr>
-          <w:rFonts w:ascii="Arial Unicode MS" w:hAnsi="Arial Unicode MS" w:eastAsia="Arial Unicode MS"/>
-          <w:b w:val="0"/>
-          <w:i w:val="0"/>
-          <w:color w:val="1A2340"/>
-          <w:sz w:val="22"/>
-        </w:rPr>
-        <w:t>提出一個暫時做法，用上兩項大家都承認的事；也寫出目前還不知道什麼。</w:t>
-      </w:r>
-    </w:p>
-    <w:p>
-      <w:pPr>
-        <w:keepNext/>
-        <w:keepLines w:val="0"/>
-        <w:spacing w:before="20" w:after="20" w:line="293" w:lineRule="auto"/>
-      </w:pPr>
-      <w:r>
-        <w:rPr>
-          <w:rFonts w:ascii="Arial Unicode MS" w:hAnsi="Arial Unicode MS" w:eastAsia="Arial Unicode MS"/>
-          <w:b/>
-          <w:i w:val="0"/>
-          <w:color w:val="5B6573"/>
-          <w:sz w:val="22"/>
-        </w:rPr>
-        <w:t>先做一次</w:t>
-      </w:r>
-      <w:r>
-        <w:rPr>
-          <w:rFonts w:ascii="Arial Unicode MS" w:hAnsi="Arial Unicode MS" w:eastAsia="Arial Unicode MS"/>
-          <w:b w:val="0"/>
-          <w:i w:val="0"/>
-          <w:color w:val="7B8491"/>
-          <w:sz w:val="22"/>
-        </w:rPr>
-        <w:t xml:space="preserve">  ｜  </w:t>
-      </w:r>
-      <w:r>
-        <w:rPr>
-          <w:rFonts w:ascii="Arial Unicode MS" w:hAnsi="Arial Unicode MS" w:eastAsia="Arial Unicode MS"/>
-          <w:b w:val="0"/>
-          <w:i w:val="0"/>
-          <w:color w:val="1A2340"/>
-          <w:sz w:val="22"/>
-        </w:rPr>
-        <w:t>我的暫時做法／兩項根據</w:t>
-      </w:r>
-    </w:p>
-    <w:tbl>
-      <w:tblPr>
-        <w:tblW w:type="dxa" w:w="9865"/>
-        <w:jc w:val="left"/>
-        <w:tblLayout w:type="fixed"/>
-        <w:tblLook w:firstColumn="1" w:firstRow="1" w:lastColumn="0" w:lastRow="0" w:noHBand="0" w:noVBand="1" w:val="04A0"/>
-        <w:tblInd w:type="dxa" w:w="0"/>
-      </w:tblPr>
-      <w:tblGrid>
-        <w:gridCol w:w="9865"/>
-      </w:tblGrid>
-      <w:tr>
-        <w:trPr>
-          <w:trHeight w:val="510" w:hRule="atLeast"/>
-        </w:trPr>
-        <w:tc>
-          <w:tcPr>
-            <w:tcW w:type="dxa" w:w="9865"/>
-            <w:tcMar>
-              <w:top w:w="0" w:type="dxa"/>
-              <w:start w:w="0" w:type="dxa"/>
-              <w:bottom w:w="0" w:type="dxa"/>
-              <w:end w:w="0" w:type="dxa"/>
-            </w:tcMar>
-            <w:tcBorders>
-              <w:top w:val="nil"/>
-              <w:bottom w:val="single" w:sz="5" w:space="0" w:color="CBD5E1"/>
-              <w:start w:val="nil"/>
-              <w:end w:val="nil"/>
-            </w:tcBorders>
-          </w:tcPr>
-          <w:p>
-            <w:pPr>
-              <w:spacing w:before="0" w:after="0" w:line="240" w:lineRule="auto"/>
-            </w:pPr>
-            <w:r>
-              <w:t xml:space="preserve"> </w:t>
-            </w:r>
-          </w:p>
-        </w:tc>
-      </w:tr>
-      <w:tr>
-        <w:trPr>
-          <w:trHeight w:val="510" w:hRule="atLeast"/>
-        </w:trPr>
-        <w:tc>
-          <w:tcPr>
-            <w:tcW w:type="dxa" w:w="9865"/>
-            <w:tcMar>
-              <w:top w:w="0" w:type="dxa"/>
-              <w:start w:w="0" w:type="dxa"/>
-              <w:bottom w:w="0" w:type="dxa"/>
-              <w:end w:w="0" w:type="dxa"/>
-            </w:tcMar>
-            <w:tcBorders>
-              <w:top w:val="nil"/>
-              <w:bottom w:val="single" w:sz="5" w:space="0" w:color="CBD5E1"/>
-              <w:start w:val="nil"/>
-              <w:end w:val="nil"/>
-            </w:tcBorders>
-          </w:tcPr>
-          <w:p>
-            <w:pPr>
-              <w:spacing w:before="0" w:after="0" w:line="240" w:lineRule="auto"/>
-            </w:pPr>
-            <w:r>
-              <w:t xml:space="preserve"> </w:t>
-            </w:r>
-          </w:p>
-        </w:tc>
-      </w:tr>
-      <w:tr>
-        <w:trPr>
-          <w:trHeight w:val="510" w:hRule="atLeast"/>
-        </w:trPr>
-        <w:tc>
-          <w:tcPr>
-            <w:tcW w:type="dxa" w:w="9865"/>
-            <w:tcMar>
-              <w:top w:w="0" w:type="dxa"/>
-              <w:start w:w="0" w:type="dxa"/>
-              <w:bottom w:w="0" w:type="dxa"/>
-              <w:end w:w="0" w:type="dxa"/>
-            </w:tcMar>
-            <w:tcBorders>
-              <w:top w:val="nil"/>
-              <w:bottom w:val="single" w:sz="5" w:space="0" w:color="CBD5E1"/>
-              <w:start w:val="nil"/>
-              <w:end w:val="nil"/>
-            </w:tcBorders>
-          </w:tcPr>
-          <w:p>
-            <w:pPr>
-              <w:spacing w:before="0" w:after="20" w:line="240" w:lineRule="auto"/>
-            </w:pPr>
-            <w:r>
-              <w:t xml:space="preserve"> </w:t>
-            </w:r>
-          </w:p>
-        </w:tc>
-      </w:tr>
-    </w:tbl>
-    <w:p>
-      <w:pPr>
-        <w:keepNext w:val="0"/>
-        <w:keepLines w:val="0"/>
-        <w:spacing w:before="60" w:after="40" w:line="293" w:lineRule="auto"/>
-      </w:pPr>
-      <w:r>
-        <w:rPr>
-          <w:rFonts w:ascii="Arial Unicode MS" w:hAnsi="Arial Unicode MS" w:eastAsia="Arial Unicode MS"/>
-          <w:b/>
-          <w:i w:val="0"/>
-          <w:color w:val="1A2340"/>
-          <w:sz w:val="22"/>
-        </w:rPr>
-        <w:t>先寫完，再看：下週考試，有人需要問問題，也有人連很小的談話聲都會被打斷。</w:t>
-      </w:r>
-    </w:p>
-    <w:p>
-      <w:pPr>
-        <w:keepNext w:val="0"/>
-        <w:keepLines w:val="0"/>
-        <w:spacing w:before="0" w:after="40" w:line="293" w:lineRule="auto"/>
-      </w:pPr>
-      <w:r>
-        <w:rPr>
-          <w:rFonts w:ascii="Arial Unicode MS" w:hAnsi="Arial Unicode MS" w:eastAsia="Arial Unicode MS"/>
-          <w:b w:val="0"/>
-          <w:i w:val="0"/>
-          <w:color w:val="1A2340"/>
-          <w:sz w:val="22"/>
-        </w:rPr>
-        <w:t>你的做法要加什麼條件，或先試多久？寫出何時應該改，不必裝成已能讓所有人滿意。</w:t>
-      </w:r>
-    </w:p>
-    <w:p>
-      <w:pPr>
-        <w:keepNext/>
-        <w:keepLines w:val="0"/>
-        <w:spacing w:before="20" w:after="20" w:line="293" w:lineRule="auto"/>
-      </w:pPr>
-      <w:r>
-        <w:rPr>
-          <w:rFonts w:ascii="Arial Unicode MS" w:hAnsi="Arial Unicode MS" w:eastAsia="Arial Unicode MS"/>
-          <w:b/>
-          <w:i w:val="0"/>
-          <w:color w:val="5B6573"/>
-          <w:sz w:val="22"/>
-        </w:rPr>
-        <w:t>再決定</w:t>
-      </w:r>
-      <w:r>
-        <w:rPr>
-          <w:rFonts w:ascii="Arial Unicode MS" w:hAnsi="Arial Unicode MS" w:eastAsia="Arial Unicode MS"/>
-          <w:b w:val="0"/>
-          <w:i w:val="0"/>
-          <w:color w:val="7B8491"/>
-          <w:sz w:val="22"/>
-        </w:rPr>
-        <w:t xml:space="preserve">  ｜  </w:t>
-      </w:r>
-      <w:r>
-        <w:rPr>
-          <w:rFonts w:ascii="Arial Unicode MS" w:hAnsi="Arial Unicode MS" w:eastAsia="Arial Unicode MS"/>
-          <w:b w:val="0"/>
-          <w:i w:val="0"/>
-          <w:color w:val="1A2340"/>
-          <w:sz w:val="22"/>
-        </w:rPr>
-        <w:t>還不知道／什麼情況下要改</w:t>
-      </w:r>
-    </w:p>
-    <w:tbl>
-      <w:tblPr>
-        <w:tblW w:type="dxa" w:w="9865"/>
-        <w:jc w:val="left"/>
-        <w:tblLayout w:type="fixed"/>
-        <w:tblLook w:firstColumn="1" w:firstRow="1" w:lastColumn="0" w:lastRow="0" w:noHBand="0" w:noVBand="1" w:val="04A0"/>
-        <w:tblInd w:type="dxa" w:w="0"/>
-      </w:tblPr>
-      <w:tblGrid>
-        <w:gridCol w:w="9865"/>
-      </w:tblGrid>
-      <w:tr>
-        <w:trPr>
-          <w:trHeight w:val="510" w:hRule="atLeast"/>
-        </w:trPr>
-        <w:tc>
-          <w:tcPr>
-            <w:tcW w:type="dxa" w:w="9865"/>
-            <w:tcMar>
-              <w:top w:w="0" w:type="dxa"/>
-              <w:start w:w="0" w:type="dxa"/>
-              <w:bottom w:w="0" w:type="dxa"/>
-              <w:end w:w="0" w:type="dxa"/>
-            </w:tcMar>
-            <w:tcBorders>
-              <w:top w:val="nil"/>
-              <w:bottom w:val="single" w:sz="5" w:space="0" w:color="CBD5E1"/>
-              <w:start w:val="nil"/>
-              <w:end w:val="nil"/>
-            </w:tcBorders>
-          </w:tcPr>
-          <w:p>
-            <w:pPr>
-              <w:spacing w:before="0" w:after="0" w:line="240" w:lineRule="auto"/>
-            </w:pPr>
-            <w:r>
-              <w:t xml:space="preserve"> </w:t>
-            </w:r>
-          </w:p>
-        </w:tc>
-      </w:tr>
-      <w:tr>
-        <w:trPr>
-          <w:trHeight w:val="510" w:hRule="atLeast"/>
-        </w:trPr>
-        <w:tc>
-          <w:tcPr>
-            <w:tcW w:type="dxa" w:w="9865"/>
-            <w:tcMar>
-              <w:top w:w="0" w:type="dxa"/>
-              <w:start w:w="0" w:type="dxa"/>
-              <w:bottom w:w="0" w:type="dxa"/>
-              <w:end w:w="0" w:type="dxa"/>
-            </w:tcMar>
-            <w:tcBorders>
-              <w:top w:val="nil"/>
-              <w:bottom w:val="single" w:sz="5" w:space="0" w:color="CBD5E1"/>
-              <w:start w:val="nil"/>
-              <w:end w:val="nil"/>
-            </w:tcBorders>
-          </w:tcPr>
-          <w:p>
-            <w:pPr>
-              <w:spacing w:before="0" w:after="0" w:line="240" w:lineRule="auto"/>
-            </w:pPr>
-            <w:r>
-              <w:t xml:space="preserve"> </w:t>
-            </w:r>
-          </w:p>
-        </w:tc>
-      </w:tr>
-      <w:tr>
-        <w:trPr>
-          <w:trHeight w:val="510" w:hRule="atLeast"/>
-        </w:trPr>
-        <w:tc>
-          <w:tcPr>
-            <w:tcW w:type="dxa" w:w="9865"/>
-            <w:tcMar>
-              <w:top w:w="0" w:type="dxa"/>
-              <w:start w:w="0" w:type="dxa"/>
-              <w:bottom w:w="0" w:type="dxa"/>
-              <w:end w:w="0" w:type="dxa"/>
-            </w:tcMar>
-            <w:tcBorders>
-              <w:top w:val="nil"/>
-              <w:bottom w:val="single" w:sz="5" w:space="0" w:color="CBD5E1"/>
-              <w:start w:val="nil"/>
-              <w:end w:val="nil"/>
-            </w:tcBorders>
-          </w:tcPr>
-          <w:p>
-            <w:pPr>
-              <w:spacing w:before="0" w:after="20" w:line="240" w:lineRule="auto"/>
-            </w:pPr>
-            <w:r>
-              <w:t xml:space="preserve"> </w:t>
-            </w:r>
-          </w:p>
-        </w:tc>
-      </w:tr>
-    </w:tbl>
-    <w:p>
-      <w:pPr>
-        <w:keepNext/>
-        <w:keepLines w:val="0"/>
-        <w:spacing w:before="100" w:after="40" w:line="293" w:lineRule="auto"/>
-      </w:pPr>
-      <w:r>
-        <w:rPr>
-          <w:rFonts w:ascii="JetBrains Mono" w:hAnsi="JetBrains Mono" w:eastAsia="Arial Unicode MS"/>
-          <w:b/>
-          <w:i w:val="0"/>
-          <w:color w:val="1D4ED8"/>
-          <w:sz w:val="30"/>
-        </w:rPr>
-        <w:t>01</w:t>
-      </w:r>
-      <w:r>
-        <w:rPr>
-          <w:rFonts w:ascii="Arial Unicode MS" w:hAnsi="Arial Unicode MS" w:eastAsia="Arial Unicode MS"/>
-          <w:b w:val="0"/>
-          <w:i w:val="0"/>
-          <w:color w:val="1D4ED8"/>
-          <w:sz w:val="30"/>
-        </w:rPr>
-        <w:t xml:space="preserve">  </w:t>
-      </w:r>
-      <w:r>
-        <w:rPr>
-          <w:rFonts w:ascii="Arial Unicode MS" w:hAnsi="Arial Unicode MS" w:eastAsia="Arial Unicode MS"/>
-          <w:b/>
-          <w:i w:val="0"/>
-          <w:color w:val="1A2340"/>
-          <w:sz w:val="30"/>
-        </w:rPr>
-        <w:t>個人反思｜可留白</w:t>
-      </w:r>
-    </w:p>
-    <w:p>
-      <w:pPr>
-        <w:keepNext/>
-        <w:keepLines w:val="0"/>
-        <w:spacing w:before="0" w:after="20" w:line="293" w:lineRule="auto"/>
-      </w:pPr>
-      <w:r>
-        <w:rPr>
-          <w:rFonts w:ascii="Arial Unicode MS" w:hAnsi="Arial Unicode MS" w:eastAsia="Arial Unicode MS"/>
-          <w:b/>
-          <w:i w:val="0"/>
-          <w:color w:val="5B6573"/>
-          <w:sz w:val="22"/>
-        </w:rPr>
-        <w:t>不評分</w:t>
-      </w:r>
-      <w:r>
-        <w:rPr>
-          <w:rFonts w:ascii="Arial Unicode MS" w:hAnsi="Arial Unicode MS" w:eastAsia="Arial Unicode MS"/>
-          <w:b w:val="0"/>
-          <w:i w:val="0"/>
-          <w:color w:val="7B8491"/>
-          <w:sz w:val="22"/>
-        </w:rPr>
-        <w:t xml:space="preserve">  ｜  </w:t>
-      </w:r>
-      <w:r>
-        <w:rPr>
-          <w:rFonts w:ascii="Arial Unicode MS" w:hAnsi="Arial Unicode MS" w:eastAsia="Arial Unicode MS"/>
-          <w:b w:val="0"/>
-          <w:i w:val="0"/>
-          <w:color w:val="1A2340"/>
-          <w:sz w:val="22"/>
-        </w:rPr>
-        <w:t>哪一個證據最可能讓我換位置？我為什麼願意讓它動搖我？</w:t>
+        <w:t>若下週考試，有人需要提問，有人很容易被小聲談話打斷：你會加什麼條件？何時應調整？</w:t>
       </w:r>
     </w:p>
     <w:tbl>
@@ -2737,33 +2412,103 @@
           </w:p>
         </w:tc>
       </w:tr>
+      <w:tr>
+        <w:trPr>
+          <w:trHeight w:val="437" w:hRule="atLeast"/>
+        </w:trPr>
+        <w:tc>
+          <w:tcPr>
+            <w:tcW w:type="dxa" w:w="9865"/>
+            <w:tcMar>
+              <w:top w:w="0" w:type="dxa"/>
+              <w:start w:w="0" w:type="dxa"/>
+              <w:bottom w:w="0" w:type="dxa"/>
+              <w:end w:w="0" w:type="dxa"/>
+            </w:tcMar>
+            <w:tcBorders>
+              <w:top w:val="nil"/>
+              <w:bottom w:val="single" w:sz="5" w:space="0" w:color="CBD5E1"/>
+              <w:start w:val="nil"/>
+              <w:end w:val="nil"/>
+            </w:tcBorders>
+          </w:tcPr>
+          <w:p>
+            <w:pPr>
+              <w:spacing w:before="0" w:after="0" w:line="240" w:lineRule="auto"/>
+            </w:pPr>
+            <w:r>
+              <w:t xml:space="preserve"> </w:t>
+            </w:r>
+          </w:p>
+        </w:tc>
+      </w:tr>
     </w:tbl>
+    <w:p>
+      <w:pPr>
+        <w:spacing w:after="0"/>
+      </w:pPr>
+      <w:r>
+        <w:br w:type="page"/>
+      </w:r>
+    </w:p>
     <w:p>
       <w:pPr>
         <w:keepNext/>
         <w:keepLines w:val="0"/>
-        <w:spacing w:before="60" w:after="20" w:line="293" w:lineRule="auto"/>
+        <w:pageBreakBefore w:val="0"/>
+        <w:spacing w:before="0" w:after="60" w:line="293" w:lineRule="auto"/>
+      </w:pPr>
+      <w:r>
+        <w:rPr>
+          <w:rFonts w:ascii="JetBrains Mono" w:hAnsi="JetBrains Mono" w:eastAsia="Arial Unicode MS"/>
+          <w:b/>
+          <w:i w:val="0"/>
+          <w:color w:val="1D4ED8"/>
+          <w:sz w:val="22"/>
+        </w:rPr>
+        <w:t>W8 / 05</w:t>
+      </w:r>
+    </w:p>
+    <w:p>
+      <w:pPr>
+        <w:keepNext/>
+        <w:keepLines w:val="0"/>
+        <w:spacing w:before="0" w:after="80" w:line="252" w:lineRule="auto"/>
       </w:pPr>
       <w:r>
         <w:rPr>
           <w:rFonts w:ascii="Arial Unicode MS" w:hAnsi="Arial Unicode MS" w:eastAsia="Arial Unicode MS"/>
           <w:b/>
           <w:i w:val="0"/>
-          <w:color w:val="1D4ED8"/>
-          <w:sz w:val="22"/>
+          <w:color w:val="1A2340"/>
+          <w:sz w:val="44"/>
         </w:rPr>
-        <w:t>課堂必寫</w:t>
+        <w:t>材料 A｜高鐵寧靜車廂續推　近9成民眾支持</w:t>
       </w:r>
+    </w:p>
+    <w:p>
+      <w:pPr>
+        <w:keepNext w:val="0"/>
+        <w:keepLines w:val="0"/>
+        <w:spacing w:before="0" w:after="140" w:line="293" w:lineRule="auto"/>
+      </w:pPr>
       <w:r>
         <w:rPr>
           <w:rFonts w:ascii="Arial Unicode MS" w:hAnsi="Arial Unicode MS" w:eastAsia="Arial Unicode MS"/>
           <w:b w:val="0"/>
           <w:i w:val="0"/>
-          <w:color w:val="7B8491"/>
+          <w:color w:val="5B6573"/>
           <w:sz w:val="22"/>
         </w:rPr>
-        <w:t xml:space="preserve">  ｜  </w:t>
+        <w:t>保留原標題。以下為教師重排摘要，段號不是原報導段落；比較入口只用原標題。</w:t>
       </w:r>
+    </w:p>
+    <w:p>
+      <w:pPr>
+        <w:keepNext w:val="0"/>
+        <w:keepLines w:val="0"/>
+        <w:spacing w:before="0" w:after="240" w:line="293" w:lineRule="auto"/>
+      </w:pPr>
       <w:r>
         <w:rPr>
           <w:rFonts w:ascii="Arial Unicode MS" w:hAnsi="Arial Unicode MS" w:eastAsia="Arial Unicode MS"/>
@@ -2772,9 +2517,1291 @@
           <w:color w:val="1A2340"/>
           <w:sz w:val="22"/>
         </w:rPr>
-        <w:t>完成確認｜下課前｜□ 私人小卡自己保管　□ 只拍自己的第 1–4 頁上傳 Classroom　□ 紙本全本交回</w:t>
+        <w:t>中央社｜余曉涵｜2025-10-14 11:08</w:t>
       </w:r>
     </w:p>
+    <w:p>
+      <w:pPr>
+        <w:keepNext w:val="0"/>
+        <w:keepLines w:val="0"/>
+        <w:spacing w:before="140" w:after="280" w:line="293" w:lineRule="auto"/>
+      </w:pPr>
+      <w:r>
+        <w:rPr>
+          <w:rFonts w:ascii="Arial Unicode MS" w:hAnsi="Arial Unicode MS" w:eastAsia="Arial Unicode MS"/>
+          <w:b w:val="0"/>
+          <w:i w:val="0"/>
+          <w:color w:val="1A2340"/>
+          <w:sz w:val="28"/>
+        </w:rPr>
+        <w:t>A1｜高鐵表示，公司將繼續推動車廂寧靜文化，勸導在車廂講電話、使用影音不戴耳機與大聲交談。</w:t>
+      </w:r>
+    </w:p>
+    <w:p>
+      <w:pPr>
+        <w:keepNext w:val="0"/>
+        <w:keepLines w:val="0"/>
+        <w:spacing w:before="140" w:after="280" w:line="293" w:lineRule="auto"/>
+      </w:pPr>
+      <w:r>
+        <w:rPr>
+          <w:rFonts w:ascii="Arial Unicode MS" w:hAnsi="Arial Unicode MS" w:eastAsia="Arial Unicode MS"/>
+          <w:b w:val="0"/>
+          <w:i w:val="0"/>
+          <w:color w:val="1A2340"/>
+          <w:sz w:val="28"/>
+        </w:rPr>
+        <w:t>A2｜高鐵重申，勸導不包括孩童、嬰幼兒，以及因疾病等因素影響自主能力的旅客；服務人員應提供協助。報導也提到先前勸導牌已撤除，改以圖卡標語提醒。</w:t>
+      </w:r>
+    </w:p>
+    <w:p>
+      <w:pPr>
+        <w:keepNext w:val="0"/>
+        <w:keepLines w:val="0"/>
+        <w:spacing w:before="140" w:after="280" w:line="293" w:lineRule="auto"/>
+      </w:pPr>
+      <w:r>
+        <w:rPr>
+          <w:rFonts w:ascii="Arial Unicode MS" w:hAnsi="Arial Unicode MS" w:eastAsia="Arial Unicode MS"/>
+          <w:b w:val="0"/>
+          <w:i w:val="0"/>
+          <w:color w:val="1A2340"/>
+          <w:sz w:val="28"/>
+        </w:rPr>
+        <w:t>A3｜報導引述高鐵所做調查，稱近九成民眾支持；同段也呈現高鐵繼續推動的主張，也承諾改善親子友善措施。高鐵以「成效良好」描述目前情況。</w:t>
+      </w:r>
+    </w:p>
+    <w:p>
+      <w:pPr>
+        <w:keepNext/>
+        <w:keepLines w:val="0"/>
+        <w:spacing w:before="160" w:after="80" w:line="293" w:lineRule="auto"/>
+      </w:pPr>
+      <w:r>
+        <w:rPr>
+          <w:rFonts w:ascii="Arial Unicode MS" w:hAnsi="Arial Unicode MS" w:eastAsia="Arial Unicode MS"/>
+          <w:b/>
+          <w:i w:val="0"/>
+          <w:color w:val="1A2340"/>
+          <w:sz w:val="30"/>
+        </w:rPr>
+        <w:t>閱讀與圈記</w:t>
+      </w:r>
+    </w:p>
+    <w:p>
+      <w:pPr>
+        <w:keepNext w:val="0"/>
+        <w:keepLines w:val="0"/>
+        <w:spacing w:before="0" w:after="120" w:line="293" w:lineRule="auto"/>
+      </w:pPr>
+      <w:r>
+        <w:rPr>
+          <w:rFonts w:ascii="Arial Unicode MS" w:hAnsi="Arial Unicode MS" w:eastAsia="Arial Unicode MS"/>
+          <w:b w:val="0"/>
+          <w:i w:val="0"/>
+          <w:color w:val="1A2340"/>
+          <w:sz w:val="22"/>
+        </w:rPr>
+        <w:t>先讀完兩篇，再回第 1–2 頁留下自己的判讀。可以圈短語、註段號；不用整段重抄。</w:t>
+      </w:r>
+    </w:p>
+    <w:p>
+      <w:pPr>
+        <w:keepNext w:val="0"/>
+        <w:keepLines w:val="0"/>
+        <w:spacing w:before="0" w:after="240" w:line="293" w:lineRule="auto"/>
+      </w:pPr>
+      <w:r>
+        <w:rPr>
+          <w:rFonts w:ascii="Arial Unicode MS" w:hAnsi="Arial Unicode MS" w:eastAsia="Arial Unicode MS"/>
+          <w:b w:val="0"/>
+          <w:i w:val="0"/>
+          <w:color w:val="1A2340"/>
+          <w:sz w:val="22"/>
+        </w:rPr>
+        <w:t>兩篇談的是 2025 年 10 月 14 日的事件，不代表今天的乘車規定。先完成獨立判讀，第 80 分後由老師帶回查。</w:t>
+      </w:r>
+    </w:p>
+    <w:p>
+      <w:pPr>
+        <w:keepNext/>
+        <w:keepLines w:val="0"/>
+        <w:spacing w:before="140" w:after="80" w:line="293" w:lineRule="auto"/>
+      </w:pPr>
+      <w:r>
+        <w:rPr>
+          <w:rFonts w:ascii="Arial Unicode MS" w:hAnsi="Arial Unicode MS" w:eastAsia="Arial Unicode MS"/>
+          <w:b/>
+          <w:i w:val="0"/>
+          <w:color w:val="1A2340"/>
+          <w:sz w:val="30"/>
+        </w:rPr>
+        <w:t>原始來源</w:t>
+      </w:r>
+    </w:p>
+    <w:p>
+      <w:pPr>
+        <w:keepNext w:val="0"/>
+        <w:keepLines w:val="0"/>
+        <w:spacing w:before="0" w:after="120" w:line="293" w:lineRule="auto"/>
+      </w:pPr>
+      <w:r>
+        <w:rPr>
+          <w:rFonts w:ascii="Arial Unicode MS" w:hAnsi="Arial Unicode MS" w:eastAsia="Arial Unicode MS"/>
+          <w:b w:val="0"/>
+          <w:i w:val="0"/>
+          <w:color w:val="1A2340"/>
+          <w:sz w:val="18"/>
+        </w:rPr>
+        <w:t>https://www.cna.com.tw/news/ahel/202510140065.aspx</w:t>
+      </w:r>
+    </w:p>
+    <w:p>
+      <w:pPr>
+        <w:keepNext w:val="0"/>
+        <w:keepLines w:val="0"/>
+        <w:spacing w:before="0" w:after="120" w:line="293" w:lineRule="auto"/>
+      </w:pPr>
+      <w:r>
+        <w:rPr>
+          <w:rFonts w:ascii="Arial Unicode MS" w:hAnsi="Arial Unicode MS" w:eastAsia="Arial Unicode MS"/>
+          <w:b w:val="0"/>
+          <w:i w:val="0"/>
+          <w:color w:val="1A2340"/>
+          <w:sz w:val="20"/>
+        </w:rPr>
+        <w:t>完整內容及原影像權利屬原出版者。摘要供課堂閱讀，需核對語境時回查原文。第 5–6 頁隨整本保存，不另拍照上傳。</w:t>
+      </w:r>
+    </w:p>
+    <w:p>
+      <w:pPr>
+        <w:spacing w:after="0"/>
+      </w:pPr>
+      <w:r>
+        <w:br w:type="page"/>
+      </w:r>
+    </w:p>
+    <w:p>
+      <w:pPr>
+        <w:keepNext/>
+        <w:keepLines w:val="0"/>
+        <w:pageBreakBefore w:val="0"/>
+        <w:spacing w:before="0" w:after="60" w:line="293" w:lineRule="auto"/>
+      </w:pPr>
+      <w:r>
+        <w:rPr>
+          <w:rFonts w:ascii="JetBrains Mono" w:hAnsi="JetBrains Mono" w:eastAsia="Arial Unicode MS"/>
+          <w:b/>
+          <w:i w:val="0"/>
+          <w:color w:val="1D4ED8"/>
+          <w:sz w:val="22"/>
+        </w:rPr>
+        <w:t>W8 / 06</w:t>
+      </w:r>
+    </w:p>
+    <w:p>
+      <w:pPr>
+        <w:keepNext/>
+        <w:keepLines w:val="0"/>
+        <w:spacing w:before="0" w:after="80" w:line="252" w:lineRule="auto"/>
+      </w:pPr>
+      <w:r>
+        <w:rPr>
+          <w:rFonts w:ascii="Arial Unicode MS" w:hAnsi="Arial Unicode MS" w:eastAsia="Arial Unicode MS"/>
+          <w:b/>
+          <w:i w:val="0"/>
+          <w:color w:val="1A2340"/>
+          <w:sz w:val="44"/>
+        </w:rPr>
+        <w:t>材料 B｜寧靜車廂引爭議 高鐵已撤下宣導圖卡</w:t>
+      </w:r>
+    </w:p>
+    <w:p>
+      <w:pPr>
+        <w:keepNext w:val="0"/>
+        <w:keepLines w:val="0"/>
+        <w:spacing w:before="0" w:after="140" w:line="293" w:lineRule="auto"/>
+      </w:pPr>
+      <w:r>
+        <w:rPr>
+          <w:rFonts w:ascii="Arial Unicode MS" w:hAnsi="Arial Unicode MS" w:eastAsia="Arial Unicode MS"/>
+          <w:b w:val="0"/>
+          <w:i w:val="0"/>
+          <w:color w:val="5B6573"/>
+          <w:sz w:val="22"/>
+        </w:rPr>
+        <w:t>保留原標題。以下為教師重排摘要，段號不是原報導段落；比較入口只用原標題。</w:t>
+      </w:r>
+    </w:p>
+    <w:p>
+      <w:pPr>
+        <w:keepNext w:val="0"/>
+        <w:keepLines w:val="0"/>
+        <w:spacing w:before="0" w:after="240" w:line="293" w:lineRule="auto"/>
+      </w:pPr>
+      <w:r>
+        <w:rPr>
+          <w:rFonts w:ascii="Arial Unicode MS" w:hAnsi="Arial Unicode MS" w:eastAsia="Arial Unicode MS"/>
+          <w:b w:val="0"/>
+          <w:i w:val="0"/>
+          <w:color w:val="1A2340"/>
+          <w:sz w:val="22"/>
+        </w:rPr>
+        <w:t>公視新聞網｜莊志成、張國樑、薛宜家｜2025-10-14 13:25；21:00 更新</w:t>
+      </w:r>
+    </w:p>
+    <w:p>
+      <w:pPr>
+        <w:keepNext w:val="0"/>
+        <w:keepLines w:val="0"/>
+        <w:spacing w:before="140" w:after="280" w:line="293" w:lineRule="auto"/>
+      </w:pPr>
+      <w:r>
+        <w:rPr>
+          <w:rFonts w:ascii="Arial Unicode MS" w:hAnsi="Arial Unicode MS" w:eastAsia="Arial Unicode MS"/>
+          <w:b w:val="0"/>
+          <w:i w:val="0"/>
+          <w:color w:val="1A2340"/>
+          <w:sz w:val="28"/>
+        </w:rPr>
+        <w:t>B1｜受訪家長王景弘回報：有自閉症、正在發展口語的孩子在車上發聲時，他看到工作人員舉牌提醒降低音量，不知如何處理。這是家長敘述的經驗；不能省略孩子的處境。</w:t>
+      </w:r>
+    </w:p>
+    <w:p>
+      <w:pPr>
+        <w:keepNext w:val="0"/>
+        <w:keepLines w:val="0"/>
+        <w:spacing w:before="140" w:after="280" w:line="293" w:lineRule="auto"/>
+      </w:pPr>
+      <w:r>
+        <w:rPr>
+          <w:rFonts w:ascii="Arial Unicode MS" w:hAnsi="Arial Unicode MS" w:eastAsia="Arial Unicode MS"/>
+          <w:b w:val="0"/>
+          <w:i w:val="0"/>
+          <w:color w:val="1A2340"/>
+          <w:sz w:val="28"/>
+        </w:rPr>
+        <w:t>B2｜報導呈現民團對親子旅客處境的擔憂；受訪代表以「最不友善」形容相關回應，也有民團提出設置親子車廂的建議。交通部長則主張每節車廂都應對親子友善。</w:t>
+      </w:r>
+    </w:p>
+    <w:p>
+      <w:pPr>
+        <w:keepNext w:val="0"/>
+        <w:keepLines w:val="0"/>
+        <w:spacing w:before="140" w:after="280" w:line="293" w:lineRule="auto"/>
+      </w:pPr>
+      <w:r>
+        <w:rPr>
+          <w:rFonts w:ascii="Arial Unicode MS" w:hAnsi="Arial Unicode MS" w:eastAsia="Arial Unicode MS"/>
+          <w:b w:val="0"/>
+          <w:i w:val="0"/>
+          <w:color w:val="1A2340"/>
+          <w:sz w:val="28"/>
+        </w:rPr>
+        <w:t>B3｜高鐵回應：現場執行仍需改善；公司已撤下寧靜車廂文宣，仍將推動寧靜文化。高鐵說明勸導針對成人通話、影音外放及大聲交談，不包括孩童、嬰幼兒與因疾病等因素影響自主能力的旅客。</w:t>
+      </w:r>
+    </w:p>
+    <w:p>
+      <w:pPr>
+        <w:keepNext/>
+        <w:keepLines w:val="0"/>
+        <w:spacing w:before="160" w:after="80" w:line="293" w:lineRule="auto"/>
+      </w:pPr>
+      <w:r>
+        <w:rPr>
+          <w:rFonts w:ascii="Arial Unicode MS" w:hAnsi="Arial Unicode MS" w:eastAsia="Arial Unicode MS"/>
+          <w:b/>
+          <w:i w:val="0"/>
+          <w:color w:val="1A2340"/>
+          <w:sz w:val="30"/>
+        </w:rPr>
+        <w:t>閱讀與圈記</w:t>
+      </w:r>
+    </w:p>
+    <w:p>
+      <w:pPr>
+        <w:keepNext w:val="0"/>
+        <w:keepLines w:val="0"/>
+        <w:spacing w:before="0" w:after="120" w:line="293" w:lineRule="auto"/>
+      </w:pPr>
+      <w:r>
+        <w:rPr>
+          <w:rFonts w:ascii="Arial Unicode MS" w:hAnsi="Arial Unicode MS" w:eastAsia="Arial Unicode MS"/>
+          <w:b w:val="0"/>
+          <w:i w:val="0"/>
+          <w:color w:val="1A2340"/>
+          <w:sz w:val="22"/>
+        </w:rPr>
+        <w:t>先讀完兩篇，再回第 1–2 頁留下自己的判讀。可以圈短語、註段號；不用整段重抄。</w:t>
+      </w:r>
+    </w:p>
+    <w:p>
+      <w:pPr>
+        <w:keepNext w:val="0"/>
+        <w:keepLines w:val="0"/>
+        <w:spacing w:before="0" w:after="240" w:line="293" w:lineRule="auto"/>
+      </w:pPr>
+      <w:r>
+        <w:rPr>
+          <w:rFonts w:ascii="Arial Unicode MS" w:hAnsi="Arial Unicode MS" w:eastAsia="Arial Unicode MS"/>
+          <w:b w:val="0"/>
+          <w:i w:val="0"/>
+          <w:color w:val="1A2340"/>
+          <w:sz w:val="22"/>
+        </w:rPr>
+        <w:t>兩篇談的是 2025 年 10 月 14 日的事件，不代表今天的乘車規定。先完成獨立判讀，第 80 分後由老師帶回查。</w:t>
+      </w:r>
+    </w:p>
+    <w:p>
+      <w:pPr>
+        <w:keepNext/>
+        <w:keepLines w:val="0"/>
+        <w:spacing w:before="140" w:after="80" w:line="293" w:lineRule="auto"/>
+      </w:pPr>
+      <w:r>
+        <w:rPr>
+          <w:rFonts w:ascii="Arial Unicode MS" w:hAnsi="Arial Unicode MS" w:eastAsia="Arial Unicode MS"/>
+          <w:b/>
+          <w:i w:val="0"/>
+          <w:color w:val="1A2340"/>
+          <w:sz w:val="30"/>
+        </w:rPr>
+        <w:t>原始來源</w:t>
+      </w:r>
+    </w:p>
+    <w:p>
+      <w:pPr>
+        <w:keepNext w:val="0"/>
+        <w:keepLines w:val="0"/>
+        <w:spacing w:before="0" w:after="120" w:line="293" w:lineRule="auto"/>
+      </w:pPr>
+      <w:r>
+        <w:rPr>
+          <w:rFonts w:ascii="Arial Unicode MS" w:hAnsi="Arial Unicode MS" w:eastAsia="Arial Unicode MS"/>
+          <w:b w:val="0"/>
+          <w:i w:val="0"/>
+          <w:color w:val="1A2340"/>
+          <w:sz w:val="18"/>
+        </w:rPr>
+        <w:t>https://news.pts.org.tw/article/774952</w:t>
+      </w:r>
+    </w:p>
+    <w:p>
+      <w:pPr>
+        <w:keepNext w:val="0"/>
+        <w:keepLines w:val="0"/>
+        <w:spacing w:before="0" w:after="120" w:line="293" w:lineRule="auto"/>
+      </w:pPr>
+      <w:r>
+        <w:rPr>
+          <w:rFonts w:ascii="Arial Unicode MS" w:hAnsi="Arial Unicode MS" w:eastAsia="Arial Unicode MS"/>
+          <w:b w:val="0"/>
+          <w:i w:val="0"/>
+          <w:color w:val="1A2340"/>
+          <w:sz w:val="18"/>
+        </w:rPr>
+        <w:t>原報導影音：https://www.youtube.com/watch?v=krdwHby1wI0</w:t>
+      </w:r>
+    </w:p>
+    <w:p>
+      <w:pPr>
+        <w:keepNext w:val="0"/>
+        <w:keepLines w:val="0"/>
+        <w:spacing w:before="0" w:after="120" w:line="293" w:lineRule="auto"/>
+      </w:pPr>
+      <w:r>
+        <w:rPr>
+          <w:rFonts w:ascii="Arial Unicode MS" w:hAnsi="Arial Unicode MS" w:eastAsia="Arial Unicode MS"/>
+          <w:b w:val="0"/>
+          <w:i w:val="0"/>
+          <w:color w:val="1A2340"/>
+          <w:sz w:val="20"/>
+        </w:rPr>
+        <w:t>完整內容及原影像權利屬原出版者。摘要供課堂閱讀，需核對語境時回查原文。第 5–6 頁隨整本保存，不另拍照上傳。</w:t>
+      </w:r>
+    </w:p>
+    <w:p>
+      <w:pPr>
+        <w:keepNext/>
+        <w:keepLines w:val="0"/>
+        <w:pageBreakBefore/>
+        <w:spacing w:before="0" w:after="60" w:line="293" w:lineRule="auto"/>
+      </w:pPr>
+      <w:r>
+        <w:rPr>
+          <w:rFonts w:ascii="JetBrains Mono" w:hAnsi="JetBrains Mono" w:eastAsia="Arial Unicode MS"/>
+          <w:b/>
+          <w:i w:val="0"/>
+          <w:color w:val="1D4ED8"/>
+          <w:sz w:val="22"/>
+        </w:rPr>
+        <w:t>W8 / 07</w:t>
+      </w:r>
+    </w:p>
+    <w:p>
+      <w:pPr>
+        <w:keepNext/>
+        <w:keepLines w:val="0"/>
+        <w:spacing w:before="0" w:after="80" w:line="252" w:lineRule="auto"/>
+      </w:pPr>
+      <w:r>
+        <w:rPr>
+          <w:rFonts w:ascii="Arial Unicode MS" w:hAnsi="Arial Unicode MS" w:eastAsia="Arial Unicode MS"/>
+          <w:b/>
+          <w:i w:val="0"/>
+          <w:color w:val="1A2340"/>
+          <w:sz w:val="44"/>
+        </w:rPr>
+        <w:t>加得越多，就一定越好嗎？</w:t>
+      </w:r>
+    </w:p>
+    <w:p>
+      <w:pPr>
+        <w:keepNext w:val="0"/>
+        <w:keepLines w:val="0"/>
+        <w:spacing w:before="0" w:after="140" w:line="293" w:lineRule="auto"/>
+      </w:pPr>
+      <w:r>
+        <w:rPr>
+          <w:rFonts w:ascii="Arial Unicode MS" w:hAnsi="Arial Unicode MS" w:eastAsia="Arial Unicode MS"/>
+          <w:b w:val="0"/>
+          <w:i w:val="0"/>
+          <w:color w:val="5B6573"/>
+          <w:sz w:val="22"/>
+        </w:rPr>
+        <w:t>有餘裕或課餘選做；可留白、不計分、不追交。題目在同一份歷程本，詳解在本週最後。</w:t>
+      </w:r>
+    </w:p>
+    <w:p>
+      <w:pPr>
+        <w:keepNext w:val="0"/>
+        <w:keepLines w:val="0"/>
+        <w:spacing w:before="0" w:after="120" w:line="293" w:lineRule="auto"/>
+      </w:pPr>
+      <w:r>
+        <w:rPr>
+          <w:rFonts w:ascii="Arial Unicode MS" w:hAnsi="Arial Unicode MS" w:eastAsia="Arial Unicode MS"/>
+          <w:b w:val="0"/>
+          <w:i w:val="0"/>
+          <w:color w:val="1A2340"/>
+          <w:sz w:val="21"/>
+        </w:rPr>
+        <w:t>115 學測自然第 44–46 題表 8｜印刷第 15 頁；依公開題材節錄／重排，任務為本課改編。</w:t>
+      </w:r>
+    </w:p>
+    <w:p>
+      <w:pPr>
+        <w:keepNext w:val="0"/>
+        <w:keepLines w:val="0"/>
+        <w:spacing w:before="0" w:after="120" w:line="293" w:lineRule="auto"/>
+      </w:pPr>
+      <w:r>
+        <w:rPr>
+          <w:rFonts w:ascii="Arial Unicode MS" w:hAnsi="Arial Unicode MS" w:eastAsia="Arial Unicode MS"/>
+          <w:b w:val="0"/>
+          <w:i w:val="0"/>
+          <w:color w:val="1A2340"/>
+          <w:sz w:val="22"/>
+        </w:rPr>
+        <w:t>硫化鋅量子點合成實驗：下列六組的硫酸鋅、半胱胺酸用量分別固定為 200、400（單位均為 10⁻⁶ 莫耳）。表中只摘錄硫化鈉用量與產率。</w:t>
+      </w:r>
+    </w:p>
+    <w:tbl>
+      <w:tblPr>
+        <w:tblStyle w:val="TableGrid"/>
+        <w:tblW w:type="auto" w:w="0"/>
+        <w:tblLook w:firstColumn="1" w:firstRow="1" w:lastColumn="0" w:lastRow="0" w:noHBand="0" w:noVBand="1" w:val="04A0"/>
+      </w:tblPr>
+      <w:tblGrid>
+        <w:gridCol w:w="1409"/>
+        <w:gridCol w:w="1409"/>
+        <w:gridCol w:w="1409"/>
+        <w:gridCol w:w="1409"/>
+        <w:gridCol w:w="1409"/>
+        <w:gridCol w:w="1409"/>
+        <w:gridCol w:w="1409"/>
+      </w:tblGrid>
+      <w:tr>
+        <w:tc>
+          <w:tcPr>
+            <w:tcW w:type="dxa" w:w="1409"/>
+          </w:tcPr>
+          <w:p>
+            <w:r>
+              <w:rPr>
+                <w:sz w:val="21"/>
+              </w:rPr>
+              <w:t>硫化鈉用量</w:t>
+            </w:r>
+          </w:p>
+        </w:tc>
+        <w:tc>
+          <w:tcPr>
+            <w:tcW w:type="dxa" w:w="1409"/>
+          </w:tcPr>
+          <w:p>
+            <w:r>
+              <w:rPr>
+                <w:sz w:val="21"/>
+              </w:rPr>
+              <w:t>50</w:t>
+            </w:r>
+          </w:p>
+        </w:tc>
+        <w:tc>
+          <w:tcPr>
+            <w:tcW w:type="dxa" w:w="1409"/>
+          </w:tcPr>
+          <w:p>
+            <w:r>
+              <w:rPr>
+                <w:sz w:val="21"/>
+              </w:rPr>
+              <w:t>100</w:t>
+            </w:r>
+          </w:p>
+        </w:tc>
+        <w:tc>
+          <w:tcPr>
+            <w:tcW w:type="dxa" w:w="1409"/>
+          </w:tcPr>
+          <w:p>
+            <w:r>
+              <w:rPr>
+                <w:sz w:val="21"/>
+              </w:rPr>
+              <w:t>150</w:t>
+            </w:r>
+          </w:p>
+        </w:tc>
+        <w:tc>
+          <w:tcPr>
+            <w:tcW w:type="dxa" w:w="1409"/>
+          </w:tcPr>
+          <w:p>
+            <w:r>
+              <w:rPr>
+                <w:sz w:val="21"/>
+              </w:rPr>
+              <w:t>200</w:t>
+            </w:r>
+          </w:p>
+        </w:tc>
+        <w:tc>
+          <w:tcPr>
+            <w:tcW w:type="dxa" w:w="1409"/>
+          </w:tcPr>
+          <w:p>
+            <w:r>
+              <w:rPr>
+                <w:sz w:val="21"/>
+              </w:rPr>
+              <w:t>300</w:t>
+            </w:r>
+          </w:p>
+        </w:tc>
+        <w:tc>
+          <w:tcPr>
+            <w:tcW w:type="dxa" w:w="1409"/>
+          </w:tcPr>
+          <w:p>
+            <w:r>
+              <w:rPr>
+                <w:sz w:val="21"/>
+              </w:rPr>
+              <w:t>400</w:t>
+            </w:r>
+          </w:p>
+        </w:tc>
+      </w:tr>
+      <w:tr>
+        <w:tc>
+          <w:tcPr>
+            <w:tcW w:type="dxa" w:w="1409"/>
+          </w:tcPr>
+          <w:p>
+            <w:r>
+              <w:rPr>
+                <w:sz w:val="21"/>
+              </w:rPr>
+              <w:t>量子點產率 %</w:t>
+            </w:r>
+          </w:p>
+        </w:tc>
+        <w:tc>
+          <w:tcPr>
+            <w:tcW w:type="dxa" w:w="1409"/>
+          </w:tcPr>
+          <w:p>
+            <w:r>
+              <w:rPr>
+                <w:sz w:val="21"/>
+              </w:rPr>
+              <w:t>18.1</w:t>
+            </w:r>
+          </w:p>
+        </w:tc>
+        <w:tc>
+          <w:tcPr>
+            <w:tcW w:type="dxa" w:w="1409"/>
+          </w:tcPr>
+          <w:p>
+            <w:r>
+              <w:rPr>
+                <w:sz w:val="21"/>
+              </w:rPr>
+              <w:t>44.7</w:t>
+            </w:r>
+          </w:p>
+        </w:tc>
+        <w:tc>
+          <w:tcPr>
+            <w:tcW w:type="dxa" w:w="1409"/>
+          </w:tcPr>
+          <w:p>
+            <w:r>
+              <w:rPr>
+                <w:sz w:val="21"/>
+              </w:rPr>
+              <w:t>44.4</w:t>
+            </w:r>
+          </w:p>
+        </w:tc>
+        <w:tc>
+          <w:tcPr>
+            <w:tcW w:type="dxa" w:w="1409"/>
+          </w:tcPr>
+          <w:p>
+            <w:r>
+              <w:rPr>
+                <w:sz w:val="21"/>
+              </w:rPr>
+              <w:t>44.0</w:t>
+            </w:r>
+          </w:p>
+        </w:tc>
+        <w:tc>
+          <w:tcPr>
+            <w:tcW w:type="dxa" w:w="1409"/>
+          </w:tcPr>
+          <w:p>
+            <w:r>
+              <w:rPr>
+                <w:sz w:val="21"/>
+              </w:rPr>
+              <w:t>45.5</w:t>
+            </w:r>
+          </w:p>
+        </w:tc>
+        <w:tc>
+          <w:tcPr>
+            <w:tcW w:type="dxa" w:w="1409"/>
+          </w:tcPr>
+          <w:p>
+            <w:r>
+              <w:rPr>
+                <w:sz w:val="21"/>
+              </w:rPr>
+              <w:t>50.2</w:t>
+            </w:r>
+          </w:p>
+        </w:tc>
+      </w:tr>
+    </w:tbl>
+    <w:p>
+      <w:pPr>
+        <w:keepNext/>
+        <w:keepLines w:val="0"/>
+        <w:spacing w:before="160" w:after="60" w:line="293" w:lineRule="auto"/>
+      </w:pPr>
+      <w:r>
+        <w:rPr>
+          <w:rFonts w:ascii="Arial Unicode MS" w:hAnsi="Arial Unicode MS" w:eastAsia="Arial Unicode MS"/>
+          <w:b/>
+          <w:i w:val="0"/>
+          <w:color w:val="1A2340"/>
+          <w:sz w:val="30"/>
+        </w:rPr>
+        <w:t>任務｜不重抄題文</w:t>
+      </w:r>
+    </w:p>
+    <w:p>
+      <w:pPr>
+        <w:keepNext w:val="0"/>
+        <w:keepLines w:val="0"/>
+        <w:spacing w:before="0" w:after="100" w:line="293" w:lineRule="auto"/>
+      </w:pPr>
+      <w:r>
+        <w:rPr>
+          <w:rFonts w:ascii="Arial Unicode MS" w:hAnsi="Arial Unicode MS" w:eastAsia="Arial Unicode MS"/>
+          <w:b w:val="0"/>
+          <w:i w:val="0"/>
+          <w:color w:val="1A2340"/>
+          <w:sz w:val="22"/>
+        </w:rPr>
+        <w:t>判斷「硫化鈉每多加一些，產率就一定提高」。若只能從表中六組挑一組追查最高產率，你先挑哪組？再寫一句目前不能推到哪裡。</w:t>
+      </w:r>
+    </w:p>
+    <w:p>
+      <w:pPr>
+        <w:keepNext w:val="0"/>
+        <w:keepLines w:val="0"/>
+        <w:spacing w:before="0" w:after="100" w:line="293" w:lineRule="auto"/>
+      </w:pPr>
+      <w:r>
+        <w:rPr>
+          <w:rFonts w:ascii="Arial Unicode MS" w:hAnsi="Arial Unicode MS" w:eastAsia="Arial Unicode MS"/>
+          <w:b w:val="0"/>
+          <w:i w:val="0"/>
+          <w:color w:val="1A2340"/>
+          <w:sz w:val="21"/>
+        </w:rPr>
+        <w:t>先備回查｜產率是本實驗報告的產出比例；只比表中同條件的六組，不必先懂完整反應式。</w:t>
+      </w:r>
+    </w:p>
+    <w:p>
+      <w:pPr>
+        <w:keepNext/>
+        <w:keepLines w:val="0"/>
+        <w:spacing w:before="120" w:after="60" w:line="293" w:lineRule="auto"/>
+      </w:pPr>
+      <w:r>
+        <w:rPr>
+          <w:rFonts w:ascii="Arial Unicode MS" w:hAnsi="Arial Unicode MS" w:eastAsia="Arial Unicode MS"/>
+          <w:b/>
+          <w:i w:val="0"/>
+          <w:color w:val="1A2340"/>
+          <w:sz w:val="30"/>
+        </w:rPr>
+        <w:t>需要時才看提示</w:t>
+      </w:r>
+    </w:p>
+    <w:p>
+      <w:pPr>
+        <w:keepNext w:val="0"/>
+        <w:keepLines w:val="0"/>
+        <w:spacing w:before="0" w:after="80" w:line="293" w:lineRule="auto"/>
+      </w:pPr>
+      <w:r>
+        <w:rPr>
+          <w:rFonts w:ascii="Arial Unicode MS" w:hAnsi="Arial Unicode MS" w:eastAsia="Arial Unicode MS"/>
+          <w:b w:val="0"/>
+          <w:i w:val="0"/>
+          <w:color w:val="1A2340"/>
+          <w:sz w:val="22"/>
+        </w:rPr>
+        <w:t>1｜圈「每次／一定」：這句需要每一對相鄰用量都上升，還是只看首尾？</w:t>
+      </w:r>
+    </w:p>
+    <w:p>
+      <w:pPr>
+        <w:keepNext w:val="0"/>
+        <w:keepLines w:val="0"/>
+        <w:spacing w:before="0" w:after="80" w:line="293" w:lineRule="auto"/>
+      </w:pPr>
+      <w:r>
+        <w:rPr>
+          <w:rFonts w:ascii="Arial Unicode MS" w:hAnsi="Arial Unicode MS" w:eastAsia="Arial Unicode MS"/>
+          <w:b w:val="0"/>
+          <w:i w:val="0"/>
+          <w:color w:val="1A2340"/>
+          <w:sz w:val="22"/>
+        </w:rPr>
+        <w:t>2｜挑一對比較：找兩組：用量變大時，產率真的更大嗎？</w:t>
+      </w:r>
+    </w:p>
+    <w:p>
+      <w:pPr>
+        <w:keepNext w:val="0"/>
+        <w:keepLines w:val="0"/>
+        <w:spacing w:before="0" w:after="80" w:line="293" w:lineRule="auto"/>
+      </w:pPr>
+      <w:r>
+        <w:rPr>
+          <w:rFonts w:ascii="Arial Unicode MS" w:hAnsi="Arial Unicode MS" w:eastAsia="Arial Unicode MS"/>
+          <w:b w:val="0"/>
+          <w:i w:val="0"/>
+          <w:color w:val="1A2340"/>
+          <w:sz w:val="22"/>
+        </w:rPr>
+        <w:t>3｜限縮建議：表內最高和無限加量後最高，是同一個問題嗎？</w:t>
+      </w:r>
+    </w:p>
+    <w:p>
+      <w:pPr>
+        <w:keepNext w:val="0"/>
+        <w:keepLines w:val="0"/>
+        <w:spacing w:before="120" w:after="80" w:line="293" w:lineRule="auto"/>
+      </w:pPr>
+      <w:r>
+        <w:rPr>
+          <w:rFonts w:ascii="Arial Unicode MS" w:hAnsi="Arial Unicode MS" w:eastAsia="Arial Unicode MS"/>
+          <w:b w:val="0"/>
+          <w:i w:val="0"/>
+          <w:color w:val="1A2340"/>
+          <w:sz w:val="22"/>
+        </w:rPr>
+        <w:t>W8：用具體資料形成暫時判斷，附上範圍與待查條件。</w:t>
+      </w:r>
+    </w:p>
+    <w:p>
+      <w:pPr>
+        <w:keepNext w:val="0"/>
+        <w:keepLines w:val="0"/>
+        <w:spacing w:before="0" w:after="60" w:line="293" w:lineRule="auto"/>
+      </w:pPr>
+      <w:r>
+        <w:rPr>
+          <w:rFonts w:ascii="Arial Unicode MS" w:hAnsi="Arial Unicode MS" w:eastAsia="Arial Unicode MS"/>
+          <w:b w:val="0"/>
+          <w:i w:val="0"/>
+          <w:color w:val="1A2340"/>
+          <w:sz w:val="18"/>
+        </w:rPr>
+        <w:t>完整原卷：https://www.ceec.edu.tw/files/file_pool/1/0q054346117821958325/06-115%E5%AD%B8%E6%B8%AC%E8%87%AA%E7%84%B6%E8%A9%A6%E5%8D%B7.pdf#page=16</w:t>
+      </w:r>
+    </w:p>
+    <w:p>
+      <w:pPr>
+        <w:keepNext w:val="0"/>
+        <w:keepLines w:val="0"/>
+        <w:spacing w:before="0" w:after="60" w:line="293" w:lineRule="auto"/>
+      </w:pPr>
+      <w:r>
+        <w:rPr>
+          <w:rFonts w:ascii="Arial Unicode MS" w:hAnsi="Arial Unicode MS" w:eastAsia="Arial Unicode MS"/>
+          <w:b w:val="0"/>
+          <w:i w:val="0"/>
+          <w:color w:val="1A2340"/>
+          <w:sz w:val="21"/>
+        </w:rPr>
+        <w:t>詳解在本週投影最後。整本收回後，從同一份線上歷程本取題；不另印一張卡。</w:t>
+      </w:r>
+    </w:p>
+    <w:p>
+      <w:pPr>
+        <w:keepNext/>
+        <w:keepLines w:val="0"/>
+        <w:pageBreakBefore/>
+        <w:spacing w:before="0" w:after="60" w:line="293" w:lineRule="auto"/>
+      </w:pPr>
+      <w:r>
+        <w:rPr>
+          <w:rFonts w:ascii="JetBrains Mono" w:hAnsi="JetBrains Mono" w:eastAsia="Arial Unicode MS"/>
+          <w:b/>
+          <w:i w:val="0"/>
+          <w:color w:val="1D4ED8"/>
+          <w:sz w:val="22"/>
+        </w:rPr>
+        <w:t>W8 / 08</w:t>
+      </w:r>
+    </w:p>
+    <w:p>
+      <w:pPr>
+        <w:keepNext/>
+        <w:keepLines w:val="0"/>
+        <w:spacing w:before="0" w:after="80" w:line="252" w:lineRule="auto"/>
+      </w:pPr>
+      <w:r>
+        <w:rPr>
+          <w:rFonts w:ascii="Arial Unicode MS" w:hAnsi="Arial Unicode MS" w:eastAsia="Arial Unicode MS"/>
+          <w:b/>
+          <w:i w:val="0"/>
+          <w:color w:val="1A2340"/>
+          <w:sz w:val="44"/>
+        </w:rPr>
+        <w:t>保留自己的解題來路</w:t>
+      </w:r>
+    </w:p>
+    <w:p>
+      <w:pPr>
+        <w:keepNext w:val="0"/>
+        <w:keepLines w:val="0"/>
+        <w:spacing w:before="0" w:after="140" w:line="293" w:lineRule="auto"/>
+      </w:pPr>
+      <w:r>
+        <w:rPr>
+          <w:rFonts w:ascii="Arial Unicode MS" w:hAnsi="Arial Unicode MS" w:eastAsia="Arial Unicode MS"/>
+          <w:b w:val="0"/>
+          <w:i w:val="0"/>
+          <w:color w:val="5B6573"/>
+          <w:sz w:val="22"/>
+        </w:rPr>
+        <w:t>可留白；這兩頁隨整本保管，不計分、不追交、不另上傳。</w:t>
+      </w:r>
+    </w:p>
+    <w:p>
+      <w:pPr>
+        <w:keepNext/>
+        <w:keepLines w:val="0"/>
+        <w:spacing w:before="100" w:after="40" w:line="293" w:lineRule="auto"/>
+      </w:pPr>
+      <w:r>
+        <w:rPr>
+          <w:rFonts w:ascii="JetBrains Mono" w:hAnsi="JetBrains Mono" w:eastAsia="Arial Unicode MS"/>
+          <w:b/>
+          <w:i w:val="0"/>
+          <w:color w:val="1D4ED8"/>
+          <w:sz w:val="30"/>
+        </w:rPr>
+        <w:t>01</w:t>
+      </w:r>
+      <w:r>
+        <w:rPr>
+          <w:rFonts w:ascii="Arial Unicode MS" w:hAnsi="Arial Unicode MS" w:eastAsia="Arial Unicode MS"/>
+          <w:b w:val="0"/>
+          <w:i w:val="0"/>
+          <w:color w:val="1D4ED8"/>
+          <w:sz w:val="30"/>
+        </w:rPr>
+        <w:t xml:space="preserve">  </w:t>
+      </w:r>
+      <w:r>
+        <w:rPr>
+          <w:rFonts w:ascii="Arial Unicode MS" w:hAnsi="Arial Unicode MS" w:eastAsia="Arial Unicode MS"/>
+          <w:b/>
+          <w:i w:val="0"/>
+          <w:color w:val="1A2340"/>
+          <w:sz w:val="30"/>
+        </w:rPr>
+        <w:t>初答與依據</w:t>
+      </w:r>
+    </w:p>
+    <w:p>
+      <w:pPr>
+        <w:keepNext w:val="0"/>
+        <w:keepLines w:val="0"/>
+        <w:spacing w:before="0" w:after="40" w:line="293" w:lineRule="auto"/>
+      </w:pPr>
+      <w:r>
+        <w:rPr>
+          <w:rFonts w:ascii="Arial Unicode MS" w:hAnsi="Arial Unicode MS" w:eastAsia="Arial Unicode MS"/>
+          <w:b w:val="0"/>
+          <w:i w:val="0"/>
+          <w:color w:val="1A2340"/>
+          <w:sz w:val="22"/>
+        </w:rPr>
+        <w:t>先自己解；可畫圖、圈原材料、寫算式或記卡點。</w:t>
+      </w:r>
+    </w:p>
+    <w:tbl>
+      <w:tblPr>
+        <w:tblW w:type="dxa" w:w="9865"/>
+        <w:jc w:val="left"/>
+        <w:tblLayout w:type="fixed"/>
+        <w:tblLook w:firstColumn="1" w:firstRow="1" w:lastColumn="0" w:lastRow="0" w:noHBand="0" w:noVBand="1" w:val="04A0"/>
+        <w:tblInd w:type="dxa" w:w="0"/>
+      </w:tblPr>
+      <w:tblGrid>
+        <w:gridCol w:w="9865"/>
+      </w:tblGrid>
+      <w:tr>
+        <w:trPr>
+          <w:trHeight w:val="454" w:hRule="atLeast"/>
+        </w:trPr>
+        <w:tc>
+          <w:tcPr>
+            <w:tcW w:type="dxa" w:w="9865"/>
+            <w:tcMar>
+              <w:top w:w="0" w:type="dxa"/>
+              <w:start w:w="0" w:type="dxa"/>
+              <w:bottom w:w="0" w:type="dxa"/>
+              <w:end w:w="0" w:type="dxa"/>
+            </w:tcMar>
+            <w:tcBorders>
+              <w:top w:val="nil"/>
+              <w:bottom w:val="single" w:sz="5" w:space="0" w:color="CBD5E1"/>
+              <w:start w:val="nil"/>
+              <w:end w:val="nil"/>
+            </w:tcBorders>
+          </w:tcPr>
+          <w:p>
+            <w:pPr>
+              <w:spacing w:before="0" w:after="0" w:line="240" w:lineRule="auto"/>
+            </w:pPr>
+            <w:r>
+              <w:t xml:space="preserve"> </w:t>
+            </w:r>
+          </w:p>
+        </w:tc>
+      </w:tr>
+      <w:tr>
+        <w:trPr>
+          <w:trHeight w:val="454" w:hRule="atLeast"/>
+        </w:trPr>
+        <w:tc>
+          <w:tcPr>
+            <w:tcW w:type="dxa" w:w="9865"/>
+            <w:tcMar>
+              <w:top w:w="0" w:type="dxa"/>
+              <w:start w:w="0" w:type="dxa"/>
+              <w:bottom w:w="0" w:type="dxa"/>
+              <w:end w:w="0" w:type="dxa"/>
+            </w:tcMar>
+            <w:tcBorders>
+              <w:top w:val="nil"/>
+              <w:bottom w:val="single" w:sz="5" w:space="0" w:color="CBD5E1"/>
+              <w:start w:val="nil"/>
+              <w:end w:val="nil"/>
+            </w:tcBorders>
+          </w:tcPr>
+          <w:p>
+            <w:pPr>
+              <w:spacing w:before="0" w:after="0" w:line="240" w:lineRule="auto"/>
+            </w:pPr>
+            <w:r>
+              <w:t xml:space="preserve"> </w:t>
+            </w:r>
+          </w:p>
+        </w:tc>
+      </w:tr>
+      <w:tr>
+        <w:trPr>
+          <w:trHeight w:val="454" w:hRule="atLeast"/>
+        </w:trPr>
+        <w:tc>
+          <w:tcPr>
+            <w:tcW w:type="dxa" w:w="9865"/>
+            <w:tcMar>
+              <w:top w:w="0" w:type="dxa"/>
+              <w:start w:w="0" w:type="dxa"/>
+              <w:bottom w:w="0" w:type="dxa"/>
+              <w:end w:w="0" w:type="dxa"/>
+            </w:tcMar>
+            <w:tcBorders>
+              <w:top w:val="nil"/>
+              <w:bottom w:val="single" w:sz="5" w:space="0" w:color="CBD5E1"/>
+              <w:start w:val="nil"/>
+              <w:end w:val="nil"/>
+            </w:tcBorders>
+          </w:tcPr>
+          <w:p>
+            <w:pPr>
+              <w:spacing w:before="0" w:after="0" w:line="240" w:lineRule="auto"/>
+            </w:pPr>
+            <w:r>
+              <w:t xml:space="preserve"> </w:t>
+            </w:r>
+          </w:p>
+        </w:tc>
+      </w:tr>
+      <w:tr>
+        <w:trPr>
+          <w:trHeight w:val="454" w:hRule="atLeast"/>
+        </w:trPr>
+        <w:tc>
+          <w:tcPr>
+            <w:tcW w:type="dxa" w:w="9865"/>
+            <w:tcMar>
+              <w:top w:w="0" w:type="dxa"/>
+              <w:start w:w="0" w:type="dxa"/>
+              <w:bottom w:w="0" w:type="dxa"/>
+              <w:end w:w="0" w:type="dxa"/>
+            </w:tcMar>
+            <w:tcBorders>
+              <w:top w:val="nil"/>
+              <w:bottom w:val="single" w:sz="5" w:space="0" w:color="CBD5E1"/>
+              <w:start w:val="nil"/>
+              <w:end w:val="nil"/>
+            </w:tcBorders>
+          </w:tcPr>
+          <w:p>
+            <w:pPr>
+              <w:spacing w:before="0" w:after="0" w:line="240" w:lineRule="auto"/>
+            </w:pPr>
+            <w:r>
+              <w:t xml:space="preserve"> </w:t>
+            </w:r>
+          </w:p>
+        </w:tc>
+      </w:tr>
+      <w:tr>
+        <w:trPr>
+          <w:trHeight w:val="454" w:hRule="atLeast"/>
+        </w:trPr>
+        <w:tc>
+          <w:tcPr>
+            <w:tcW w:type="dxa" w:w="9865"/>
+            <w:tcMar>
+              <w:top w:w="0" w:type="dxa"/>
+              <w:start w:w="0" w:type="dxa"/>
+              <w:bottom w:w="0" w:type="dxa"/>
+              <w:end w:w="0" w:type="dxa"/>
+            </w:tcMar>
+            <w:tcBorders>
+              <w:top w:val="nil"/>
+              <w:bottom w:val="single" w:sz="5" w:space="0" w:color="CBD5E1"/>
+              <w:start w:val="nil"/>
+              <w:end w:val="nil"/>
+            </w:tcBorders>
+          </w:tcPr>
+          <w:p>
+            <w:pPr>
+              <w:spacing w:before="0" w:after="0" w:line="240" w:lineRule="auto"/>
+            </w:pPr>
+            <w:r>
+              <w:t xml:space="preserve"> </w:t>
+            </w:r>
+          </w:p>
+        </w:tc>
+      </w:tr>
+    </w:tbl>
+    <w:p>
+      <w:pPr>
+        <w:keepNext/>
+        <w:keepLines w:val="0"/>
+        <w:spacing w:before="100" w:after="40" w:line="293" w:lineRule="auto"/>
+      </w:pPr>
+      <w:r>
+        <w:rPr>
+          <w:rFonts w:ascii="JetBrains Mono" w:hAnsi="JetBrains Mono" w:eastAsia="Arial Unicode MS"/>
+          <w:b/>
+          <w:i w:val="0"/>
+          <w:color w:val="1D4ED8"/>
+          <w:sz w:val="30"/>
+        </w:rPr>
+        <w:t>02</w:t>
+      </w:r>
+      <w:r>
+        <w:rPr>
+          <w:rFonts w:ascii="Arial Unicode MS" w:hAnsi="Arial Unicode MS" w:eastAsia="Arial Unicode MS"/>
+          <w:b w:val="0"/>
+          <w:i w:val="0"/>
+          <w:color w:val="1D4ED8"/>
+          <w:sz w:val="30"/>
+        </w:rPr>
+        <w:t xml:space="preserve">  </w:t>
+      </w:r>
+      <w:r>
+        <w:rPr>
+          <w:rFonts w:ascii="Arial Unicode MS" w:hAnsi="Arial Unicode MS" w:eastAsia="Arial Unicode MS"/>
+          <w:b/>
+          <w:i w:val="0"/>
+          <w:color w:val="1A2340"/>
+          <w:sz w:val="30"/>
+        </w:rPr>
+        <w:t>提示／回查／真實讀者回應</w:t>
+      </w:r>
+    </w:p>
+    <w:p>
+      <w:pPr>
+        <w:keepNext w:val="0"/>
+        <w:keepLines w:val="0"/>
+        <w:spacing w:before="0" w:after="40" w:line="293" w:lineRule="auto"/>
+      </w:pPr>
+      <w:r>
+        <w:rPr>
+          <w:rFonts w:ascii="Arial Unicode MS" w:hAnsi="Arial Unicode MS" w:eastAsia="Arial Unicode MS"/>
+          <w:b w:val="0"/>
+          <w:i w:val="0"/>
+          <w:color w:val="1A2340"/>
+          <w:sz w:val="22"/>
+        </w:rPr>
+        <w:t>提示 □未用 □1 □2 □3；自己做：記一處回查發現。有搭檔才記對方實際說的話。</w:t>
+      </w:r>
+    </w:p>
+    <w:tbl>
+      <w:tblPr>
+        <w:tblW w:type="dxa" w:w="9865"/>
+        <w:jc w:val="left"/>
+        <w:tblLayout w:type="fixed"/>
+        <w:tblLook w:firstColumn="1" w:firstRow="1" w:lastColumn="0" w:lastRow="0" w:noHBand="0" w:noVBand="1" w:val="04A0"/>
+        <w:tblInd w:type="dxa" w:w="0"/>
+      </w:tblPr>
+      <w:tblGrid>
+        <w:gridCol w:w="9865"/>
+      </w:tblGrid>
+      <w:tr>
+        <w:trPr>
+          <w:trHeight w:val="454" w:hRule="atLeast"/>
+        </w:trPr>
+        <w:tc>
+          <w:tcPr>
+            <w:tcW w:type="dxa" w:w="9865"/>
+            <w:tcMar>
+              <w:top w:w="0" w:type="dxa"/>
+              <w:start w:w="0" w:type="dxa"/>
+              <w:bottom w:w="0" w:type="dxa"/>
+              <w:end w:w="0" w:type="dxa"/>
+            </w:tcMar>
+            <w:tcBorders>
+              <w:top w:val="nil"/>
+              <w:bottom w:val="single" w:sz="5" w:space="0" w:color="CBD5E1"/>
+              <w:start w:val="nil"/>
+              <w:end w:val="nil"/>
+            </w:tcBorders>
+          </w:tcPr>
+          <w:p>
+            <w:pPr>
+              <w:spacing w:before="0" w:after="0" w:line="240" w:lineRule="auto"/>
+            </w:pPr>
+            <w:r>
+              <w:t xml:space="preserve"> </w:t>
+            </w:r>
+          </w:p>
+        </w:tc>
+      </w:tr>
+      <w:tr>
+        <w:trPr>
+          <w:trHeight w:val="454" w:hRule="atLeast"/>
+        </w:trPr>
+        <w:tc>
+          <w:tcPr>
+            <w:tcW w:type="dxa" w:w="9865"/>
+            <w:tcMar>
+              <w:top w:w="0" w:type="dxa"/>
+              <w:start w:w="0" w:type="dxa"/>
+              <w:bottom w:w="0" w:type="dxa"/>
+              <w:end w:w="0" w:type="dxa"/>
+            </w:tcMar>
+            <w:tcBorders>
+              <w:top w:val="nil"/>
+              <w:bottom w:val="single" w:sz="5" w:space="0" w:color="CBD5E1"/>
+              <w:start w:val="nil"/>
+              <w:end w:val="nil"/>
+            </w:tcBorders>
+          </w:tcPr>
+          <w:p>
+            <w:pPr>
+              <w:spacing w:before="0" w:after="0" w:line="240" w:lineRule="auto"/>
+            </w:pPr>
+            <w:r>
+              <w:t xml:space="preserve"> </w:t>
+            </w:r>
+          </w:p>
+        </w:tc>
+      </w:tr>
+      <w:tr>
+        <w:trPr>
+          <w:trHeight w:val="454" w:hRule="atLeast"/>
+        </w:trPr>
+        <w:tc>
+          <w:tcPr>
+            <w:tcW w:type="dxa" w:w="9865"/>
+            <w:tcMar>
+              <w:top w:w="0" w:type="dxa"/>
+              <w:start w:w="0" w:type="dxa"/>
+              <w:bottom w:w="0" w:type="dxa"/>
+              <w:end w:w="0" w:type="dxa"/>
+            </w:tcMar>
+            <w:tcBorders>
+              <w:top w:val="nil"/>
+              <w:bottom w:val="single" w:sz="5" w:space="0" w:color="CBD5E1"/>
+              <w:start w:val="nil"/>
+              <w:end w:val="nil"/>
+            </w:tcBorders>
+          </w:tcPr>
+          <w:p>
+            <w:pPr>
+              <w:spacing w:before="0" w:after="0" w:line="240" w:lineRule="auto"/>
+            </w:pPr>
+            <w:r>
+              <w:t xml:space="preserve"> </w:t>
+            </w:r>
+          </w:p>
+        </w:tc>
+      </w:tr>
+    </w:tbl>
     <w:p>
       <w:pPr>
         <w:keepNext/>
@@ -2809,35 +3836,15 @@
           <w:color w:val="1A2340"/>
           <w:sz w:val="30"/>
         </w:rPr>
-        <w:t>交棒欄｜收尾 30 秒，不評分</w:t>
+        <w:t>本人改／留與理由</w:t>
       </w:r>
     </w:p>
     <w:p>
       <w:pPr>
-        <w:keepNext/>
+        <w:keepNext w:val="0"/>
         <w:keepLines w:val="0"/>
-        <w:spacing w:before="0" w:after="20" w:line="293" w:lineRule="auto"/>
+        <w:spacing w:before="0" w:after="40" w:line="293" w:lineRule="auto"/>
       </w:pPr>
-      <w:r>
-        <w:rPr>
-          <w:rFonts w:ascii="Arial Unicode MS" w:hAnsi="Arial Unicode MS" w:eastAsia="Arial Unicode MS"/>
-          <w:b/>
-          <w:i w:val="0"/>
-          <w:color w:val="5B6573"/>
-          <w:sz w:val="22"/>
-        </w:rPr>
-        <w:t>不評分</w:t>
-      </w:r>
-      <w:r>
-        <w:rPr>
-          <w:rFonts w:ascii="Arial Unicode MS" w:hAnsi="Arial Unicode MS" w:eastAsia="Arial Unicode MS"/>
-          <w:b w:val="0"/>
-          <w:i w:val="0"/>
-          <w:color w:val="7B8491"/>
-          <w:sz w:val="22"/>
-        </w:rPr>
-        <w:t xml:space="preserve">  ｜  </w:t>
-      </w:r>
       <w:r>
         <w:rPr>
           <w:rFonts w:ascii="Arial Unicode MS" w:hAnsi="Arial Unicode MS" w:eastAsia="Arial Unicode MS"/>
@@ -2846,7 +3853,7 @@
           <w:color w:val="1A2340"/>
           <w:sz w:val="22"/>
         </w:rPr>
-        <w:t>帶到 W9：我最依賴的共享事實是＿＿；我仍不確定＿＿，所以最需要一個追問碰這裡。</w:t>
+        <w:t>哪個字、關係或步驟要改？保留也要指一處依據。</w:t>
       </w:r>
     </w:p>
     <w:tbl>
@@ -2862,7 +3869,223 @@
       </w:tblGrid>
       <w:tr>
         <w:trPr>
-          <w:trHeight w:val="437" w:hRule="atLeast"/>
+          <w:trHeight w:val="454" w:hRule="atLeast"/>
+        </w:trPr>
+        <w:tc>
+          <w:tcPr>
+            <w:tcW w:type="dxa" w:w="9865"/>
+            <w:tcMar>
+              <w:top w:w="0" w:type="dxa"/>
+              <w:start w:w="0" w:type="dxa"/>
+              <w:bottom w:w="0" w:type="dxa"/>
+              <w:end w:w="0" w:type="dxa"/>
+            </w:tcMar>
+            <w:tcBorders>
+              <w:top w:val="nil"/>
+              <w:bottom w:val="single" w:sz="5" w:space="0" w:color="CBD5E1"/>
+              <w:start w:val="nil"/>
+              <w:end w:val="nil"/>
+            </w:tcBorders>
+          </w:tcPr>
+          <w:p>
+            <w:pPr>
+              <w:spacing w:before="0" w:after="0" w:line="240" w:lineRule="auto"/>
+            </w:pPr>
+            <w:r>
+              <w:t xml:space="preserve"> </w:t>
+            </w:r>
+          </w:p>
+        </w:tc>
+      </w:tr>
+      <w:tr>
+        <w:trPr>
+          <w:trHeight w:val="454" w:hRule="atLeast"/>
+        </w:trPr>
+        <w:tc>
+          <w:tcPr>
+            <w:tcW w:type="dxa" w:w="9865"/>
+            <w:tcMar>
+              <w:top w:w="0" w:type="dxa"/>
+              <w:start w:w="0" w:type="dxa"/>
+              <w:bottom w:w="0" w:type="dxa"/>
+              <w:end w:w="0" w:type="dxa"/>
+            </w:tcMar>
+            <w:tcBorders>
+              <w:top w:val="nil"/>
+              <w:bottom w:val="single" w:sz="5" w:space="0" w:color="CBD5E1"/>
+              <w:start w:val="nil"/>
+              <w:end w:val="nil"/>
+            </w:tcBorders>
+          </w:tcPr>
+          <w:p>
+            <w:pPr>
+              <w:spacing w:before="0" w:after="0" w:line="240" w:lineRule="auto"/>
+            </w:pPr>
+            <w:r>
+              <w:t xml:space="preserve"> </w:t>
+            </w:r>
+          </w:p>
+        </w:tc>
+      </w:tr>
+      <w:tr>
+        <w:trPr>
+          <w:trHeight w:val="454" w:hRule="atLeast"/>
+        </w:trPr>
+        <w:tc>
+          <w:tcPr>
+            <w:tcW w:type="dxa" w:w="9865"/>
+            <w:tcMar>
+              <w:top w:w="0" w:type="dxa"/>
+              <w:start w:w="0" w:type="dxa"/>
+              <w:bottom w:w="0" w:type="dxa"/>
+              <w:end w:w="0" w:type="dxa"/>
+            </w:tcMar>
+            <w:tcBorders>
+              <w:top w:val="nil"/>
+              <w:bottom w:val="single" w:sz="5" w:space="0" w:color="CBD5E1"/>
+              <w:start w:val="nil"/>
+              <w:end w:val="nil"/>
+            </w:tcBorders>
+          </w:tcPr>
+          <w:p>
+            <w:pPr>
+              <w:spacing w:before="0" w:after="0" w:line="240" w:lineRule="auto"/>
+            </w:pPr>
+            <w:r>
+              <w:t xml:space="preserve"> </w:t>
+            </w:r>
+          </w:p>
+        </w:tc>
+      </w:tr>
+      <w:tr>
+        <w:trPr>
+          <w:trHeight w:val="454" w:hRule="atLeast"/>
+        </w:trPr>
+        <w:tc>
+          <w:tcPr>
+            <w:tcW w:type="dxa" w:w="9865"/>
+            <w:tcMar>
+              <w:top w:w="0" w:type="dxa"/>
+              <w:start w:w="0" w:type="dxa"/>
+              <w:bottom w:w="0" w:type="dxa"/>
+              <w:end w:w="0" w:type="dxa"/>
+            </w:tcMar>
+            <w:tcBorders>
+              <w:top w:val="nil"/>
+              <w:bottom w:val="single" w:sz="5" w:space="0" w:color="CBD5E1"/>
+              <w:start w:val="nil"/>
+              <w:end w:val="nil"/>
+            </w:tcBorders>
+          </w:tcPr>
+          <w:p>
+            <w:pPr>
+              <w:spacing w:before="0" w:after="0" w:line="240" w:lineRule="auto"/>
+            </w:pPr>
+            <w:r>
+              <w:t xml:space="preserve"> </w:t>
+            </w:r>
+          </w:p>
+        </w:tc>
+      </w:tr>
+    </w:tbl>
+    <w:p>
+      <w:pPr>
+        <w:keepNext/>
+        <w:keepLines w:val="0"/>
+        <w:spacing w:before="100" w:after="40" w:line="293" w:lineRule="auto"/>
+      </w:pPr>
+      <w:r>
+        <w:rPr>
+          <w:rFonts w:ascii="JetBrains Mono" w:hAnsi="JetBrains Mono" w:eastAsia="Arial Unicode MS"/>
+          <w:b/>
+          <w:i w:val="0"/>
+          <w:color w:val="1D4ED8"/>
+          <w:sz w:val="30"/>
+        </w:rPr>
+        <w:t>04</w:t>
+      </w:r>
+      <w:r>
+        <w:rPr>
+          <w:rFonts w:ascii="Arial Unicode MS" w:hAnsi="Arial Unicode MS" w:eastAsia="Arial Unicode MS"/>
+          <w:b w:val="0"/>
+          <w:i w:val="0"/>
+          <w:color w:val="1D4ED8"/>
+          <w:sz w:val="30"/>
+        </w:rPr>
+        <w:t xml:space="preserve">  </w:t>
+      </w:r>
+      <w:r>
+        <w:rPr>
+          <w:rFonts w:ascii="Arial Unicode MS" w:hAnsi="Arial Unicode MS" w:eastAsia="Arial Unicode MS"/>
+          <w:b/>
+          <w:i w:val="0"/>
+          <w:color w:val="1A2340"/>
+          <w:sz w:val="30"/>
+        </w:rPr>
+        <w:t>看詳解，只核對一步</w:t>
+      </w:r>
+    </w:p>
+    <w:p>
+      <w:pPr>
+        <w:keepNext w:val="0"/>
+        <w:keepLines w:val="0"/>
+        <w:spacing w:before="0" w:after="40" w:line="293" w:lineRule="auto"/>
+      </w:pPr>
+      <w:r>
+        <w:rPr>
+          <w:rFonts w:ascii="Arial Unicode MS" w:hAnsi="Arial Unicode MS" w:eastAsia="Arial Unicode MS"/>
+          <w:b w:val="0"/>
+          <w:i w:val="0"/>
+          <w:color w:val="1A2340"/>
+          <w:sz w:val="22"/>
+        </w:rPr>
+        <w:t>保留一組反例和「這六組中」；微小差距未給誤差，不宣稱其原因或顯著性。</w:t>
+      </w:r>
+    </w:p>
+    <w:tbl>
+      <w:tblPr>
+        <w:tblW w:type="dxa" w:w="9865"/>
+        <w:jc w:val="left"/>
+        <w:tblLayout w:type="fixed"/>
+        <w:tblLook w:firstColumn="1" w:firstRow="1" w:lastColumn="0" w:lastRow="0" w:noHBand="0" w:noVBand="1" w:val="04A0"/>
+        <w:tblInd w:type="dxa" w:w="0"/>
+      </w:tblPr>
+      <w:tblGrid>
+        <w:gridCol w:w="9865"/>
+      </w:tblGrid>
+      <w:tr>
+        <w:trPr>
+          <w:trHeight w:val="454" w:hRule="atLeast"/>
+        </w:trPr>
+        <w:tc>
+          <w:tcPr>
+            <w:tcW w:type="dxa" w:w="9865"/>
+            <w:tcMar>
+              <w:top w:w="0" w:type="dxa"/>
+              <w:start w:w="0" w:type="dxa"/>
+              <w:bottom w:w="0" w:type="dxa"/>
+              <w:end w:w="0" w:type="dxa"/>
+            </w:tcMar>
+            <w:tcBorders>
+              <w:top w:val="nil"/>
+              <w:bottom w:val="single" w:sz="5" w:space="0" w:color="CBD5E1"/>
+              <w:start w:val="nil"/>
+              <w:end w:val="nil"/>
+            </w:tcBorders>
+          </w:tcPr>
+          <w:p>
+            <w:pPr>
+              <w:spacing w:before="0" w:after="0" w:line="240" w:lineRule="auto"/>
+            </w:pPr>
+            <w:r>
+              <w:t xml:space="preserve"> </w:t>
+            </w:r>
+          </w:p>
+        </w:tc>
+      </w:tr>
+      <w:tr>
+        <w:trPr>
+          <w:trHeight w:val="454" w:hRule="atLeast"/>
         </w:trPr>
         <w:tc>
           <w:tcPr>

--- a/worksheets/W8.docx
+++ b/worksheets/W8.docx
@@ -338,7 +338,7 @@
           <w:color w:val="1A2340"/>
           <w:sz w:val="22"/>
         </w:rPr>
-        <w:t>F 事實：可核對的陳述；O 論點：希望接受的主張；A 假設：主張還靠什麼未證明條件；E 情緒語：推動感受的字。每類留一例與位置；找不到可寫未見並說明。</w:t>
+        <w:t>F 事實：可以核對的說法；O 論點：希望我接受的看法；A 假設：這樣推，還需要什麼條件；E 情緒語：讓人產生感受的詞。每類留一例與位置；找不到可寫未見並說明。</w:t>
       </w:r>
     </w:p>
     <w:p>
@@ -1155,7 +1155,7 @@
           <w:color w:val="1A2340"/>
           <w:sz w:val="30"/>
         </w:rPr>
-        <w:t>公開版初判</w:t>
+        <w:t>願意公開的第一次判斷</w:t>
       </w:r>
     </w:p>
     <w:p>
@@ -1381,7 +1381,7 @@
           <w:color w:val="1A2340"/>
           <w:sz w:val="30"/>
         </w:rPr>
-        <w:t>對方的一問／我的改留</w:t>
+        <w:t>對方的一問／我的決定</w:t>
       </w:r>
     </w:p>
     <w:p>
@@ -1398,7 +1398,7 @@
           <w:color w:val="1A2340"/>
           <w:sz w:val="22"/>
         </w:rPr>
-        <w:t>對方指材料＿＿問＿＿；我決定改／留＿＿，因為＿＿。（不公開者可用教師另擬追問）</w:t>
+        <w:t>對方指材料＿＿問＿＿；我決定改／留＿＿，因為＿＿。（不公開者可用老師提供的追問）</w:t>
       </w:r>
     </w:p>
     <w:tbl>
